--- a/src/Layers/W1/BaseApp/Foundation/Reporting/ReportParts/HeaderFooterDesign/ExternalModern.docx
+++ b/src/Layers/W1/BaseApp/Foundation/Reporting/ReportParts/HeaderFooterDesign/ExternalModern.docx
@@ -248,14 +248,12 @@
     <w:p/>
     <w:p/>
     <w:sectPr>
-      <w:headerReference w:type="even" r:id="rId13"/>
-      <w:headerReference w:type="default" r:id="rId14"/>
-      <w:footerReference w:type="even" r:id="rId15"/>
-      <w:footerReference w:type="default" r:id="rId16"/>
-      <w:headerReference w:type="first" r:id="rId17"/>
-      <w:footerReference w:type="first" r:id="rId18"/>
+      <w:headerReference w:type="default" r:id="rId13"/>
+      <w:footerReference w:type="default" r:id="rId14"/>
+      <w:headerReference w:type="first" r:id="rId15"/>
+      <w:footerReference w:type="first" r:id="rId16"/>
       <w:pgSz w:w="11907" w:h="16839" w:code="9"/>
-      <w:pgMar w:top="576" w:right="706" w:bottom="576" w:left="706" w:header="576" w:footer="144" w:gutter="0"/>
+      <w:pgMar w:top="216" w:right="706" w:bottom="576" w:left="706" w:header="576" w:footer="144" w:gutter="0"/>
       <w:cols w:space="708"/>
       <w:titlePg/>
       <w:docGrid w:linePitch="360"/>
@@ -290,16 +288,6 @@
 </file>
 
 <file path=word/footer1.xml><?xml version="1.0" encoding="utf-8"?>
-<w:ftr xmlns:wpc="http://schemas.microsoft.com/office/word/2010/wordprocessingCanvas" xmlns:cx="http://schemas.microsoft.com/office/drawing/2014/chartex" xmlns:cx1="http://schemas.microsoft.com/office/drawing/2015/9/8/chartex" xmlns:cx2="http://schemas.microsoft.com/office/drawing/2015/10/21/chartex" xmlns:cx3="http://schemas.microsoft.com/office/drawing/2016/5/9/chartex" xmlns:cx4="http://schemas.microsoft.com/office/drawing/2016/5/10/chartex" xmlns:cx5="http://schemas.microsoft.com/office/drawing/2016/5/11/chartex" xmlns:cx6="http://schemas.microsoft.com/office/drawing/2016/5/12/chartex" xmlns:cx7="http://schemas.microsoft.com/office/drawing/2016/5/13/chartex" xmlns:cx8="http://schemas.microsoft.com/office/drawing/2016/5/14/chartex" xmlns:mc="http://schemas.openxmlformats.org/markup-compatibility/2006" xmlns:aink="http://schemas.microsoft.com/office/drawing/2016/ink" xmlns:am3d="http://schemas.microsoft.com/office/drawing/2017/model3d" xmlns:o="urn:schemas-microsoft-com:office:office" xmlns:oel="http://schemas.microsoft.com/office/2019/extlst" xmlns:r="http://schemas.openxmlformats.org/officeDocument/2006/relationships" xmlns:m="http://schemas.openxmlformats.org/officeDocument/2006/math" xmlns:v="urn:schemas-microsoft-com:vml" xmlns:wp14="http://schemas.microsoft.com/office/word/2010/wordprocessingDrawing" xmlns:wp="http://schemas.openxmlformats.org/drawingml/2006/wordprocessingDrawing" xmlns:w10="urn:schemas-microsoft-com:office:word" xmlns:w="http://schemas.openxmlformats.org/wordprocessingml/2006/main" xmlns:w14="http://schemas.microsoft.com/office/word/2010/wordml" xmlns:w15="http://schemas.microsoft.com/office/word/2012/wordml" xmlns:w16cex="http://schemas.microsoft.com/office/word/2018/wordml/cex" xmlns:w16cid="http://schemas.microsoft.com/office/word/2016/wordml/cid" xmlns:w16="http://schemas.microsoft.com/office/word/2018/wordml" xmlns:w16du="http://schemas.microsoft.com/office/word/2023/wordml/word16du" xmlns:w16sdtdh="http://schemas.microsoft.com/office/word/2020/wordml/sdtdatahash" xmlns:w16sdtfl="http://schemas.microsoft.com/office/word/2024/wordml/sdtformatlock" xmlns:w16se="http://schemas.microsoft.com/office/word/2015/wordml/symex" xmlns:wpg="http://schemas.microsoft.com/office/word/2010/wordprocessingGroup" xmlns:wpi="http://schemas.microsoft.com/office/word/2010/wordprocessingInk" xmlns:wne="http://schemas.microsoft.com/office/word/2006/wordml" xmlns:wps="http://schemas.microsoft.com/office/word/2010/wordprocessingShape" mc:Ignorable="w14 w15 w16se w16cid w16 w16cex w16sdtdh w16sdtfl w16du wp14">
-  <w:p>
-    <w:pPr>
-      <w:pStyle w:val="Footer"/>
-    </w:pPr>
-  </w:p>
-</w:ftr>
-</file>
-
-<file path=word/footer2.xml><?xml version="1.0" encoding="utf-8"?>
 <w:ftr xmlns:wpc="http://schemas.microsoft.com/office/word/2010/wordprocessingCanvas" xmlns:cx="http://schemas.microsoft.com/office/drawing/2014/chartex" xmlns:cx1="http://schemas.microsoft.com/office/drawing/2015/9/8/chartex" xmlns:cx2="http://schemas.microsoft.com/office/drawing/2015/10/21/chartex" xmlns:cx3="http://schemas.microsoft.com/office/drawing/2016/5/9/chartex" xmlns:cx4="http://schemas.microsoft.com/office/drawing/2016/5/10/chartex" xmlns:cx5="http://schemas.microsoft.com/office/drawing/2016/5/11/chartex" xmlns:cx6="http://schemas.microsoft.com/office/drawing/2016/5/12/chartex" xmlns:cx7="http://schemas.microsoft.com/office/drawing/2016/5/13/chartex" xmlns:cx8="http://schemas.microsoft.com/office/drawing/2016/5/14/chartex" xmlns:mc="http://schemas.openxmlformats.org/markup-compatibility/2006" xmlns:aink="http://schemas.microsoft.com/office/drawing/2016/ink" xmlns:am3d="http://schemas.microsoft.com/office/drawing/2017/model3d" xmlns:o="urn:schemas-microsoft-com:office:office" xmlns:oel="http://schemas.microsoft.com/office/2019/extlst" xmlns:r="http://schemas.openxmlformats.org/officeDocument/2006/relationships" xmlns:m="http://schemas.openxmlformats.org/officeDocument/2006/math" xmlns:v="urn:schemas-microsoft-com:vml" xmlns:wp14="http://schemas.microsoft.com/office/word/2010/wordprocessingDrawing" xmlns:wp="http://schemas.openxmlformats.org/drawingml/2006/wordprocessingDrawing" xmlns:w10="urn:schemas-microsoft-com:office:word" xmlns:w="http://schemas.openxmlformats.org/wordprocessingml/2006/main" xmlns:w14="http://schemas.microsoft.com/office/word/2010/wordml" xmlns:w15="http://schemas.microsoft.com/office/word/2012/wordml" xmlns:w16cex="http://schemas.microsoft.com/office/word/2018/wordml/cex" xmlns:w16cid="http://schemas.microsoft.com/office/word/2016/wordml/cid" xmlns:w16="http://schemas.microsoft.com/office/word/2018/wordml" xmlns:w16du="http://schemas.microsoft.com/office/word/2023/wordml/word16du" xmlns:w16sdtdh="http://schemas.microsoft.com/office/word/2020/wordml/sdtdatahash" xmlns:w16sdtfl="http://schemas.microsoft.com/office/word/2024/wordml/sdtformatlock" xmlns:w16se="http://schemas.microsoft.com/office/word/2015/wordml/symex" xmlns:wpg="http://schemas.microsoft.com/office/word/2010/wordprocessingGroup" xmlns:wpi="http://schemas.microsoft.com/office/word/2010/wordprocessingInk" xmlns:wne="http://schemas.microsoft.com/office/word/2006/wordml" xmlns:wps="http://schemas.microsoft.com/office/word/2010/wordprocessingShape" mc:Ignorable="w14 w15 w16se w16cid w16 w16cex w16sdtdh w16sdtfl w16du wp14">
   <w:tbl>
     <w:tblPr>
@@ -464,7 +452,7 @@
 </w:ftr>
 </file>
 
-<file path=word/footer3.xml><?xml version="1.0" encoding="utf-8"?>
+<file path=word/footer2.xml><?xml version="1.0" encoding="utf-8"?>
 <w:ftr xmlns:wpc="http://schemas.microsoft.com/office/word/2010/wordprocessingCanvas" xmlns:cx="http://schemas.microsoft.com/office/drawing/2014/chartex" xmlns:cx1="http://schemas.microsoft.com/office/drawing/2015/9/8/chartex" xmlns:cx2="http://schemas.microsoft.com/office/drawing/2015/10/21/chartex" xmlns:cx3="http://schemas.microsoft.com/office/drawing/2016/5/9/chartex" xmlns:cx4="http://schemas.microsoft.com/office/drawing/2016/5/10/chartex" xmlns:cx5="http://schemas.microsoft.com/office/drawing/2016/5/11/chartex" xmlns:cx6="http://schemas.microsoft.com/office/drawing/2016/5/12/chartex" xmlns:cx7="http://schemas.microsoft.com/office/drawing/2016/5/13/chartex" xmlns:cx8="http://schemas.microsoft.com/office/drawing/2016/5/14/chartex" xmlns:mc="http://schemas.openxmlformats.org/markup-compatibility/2006" xmlns:aink="http://schemas.microsoft.com/office/drawing/2016/ink" xmlns:am3d="http://schemas.microsoft.com/office/drawing/2017/model3d" xmlns:o="urn:schemas-microsoft-com:office:office" xmlns:oel="http://schemas.microsoft.com/office/2019/extlst" xmlns:r="http://schemas.openxmlformats.org/officeDocument/2006/relationships" xmlns:m="http://schemas.openxmlformats.org/officeDocument/2006/math" xmlns:v="urn:schemas-microsoft-com:vml" xmlns:wp14="http://schemas.microsoft.com/office/word/2010/wordprocessingDrawing" xmlns:wp="http://schemas.openxmlformats.org/drawingml/2006/wordprocessingDrawing" xmlns:w10="urn:schemas-microsoft-com:office:word" xmlns:w="http://schemas.openxmlformats.org/wordprocessingml/2006/main" xmlns:w14="http://schemas.microsoft.com/office/word/2010/wordml" xmlns:w15="http://schemas.microsoft.com/office/word/2012/wordml" xmlns:w16cex="http://schemas.microsoft.com/office/word/2018/wordml/cex" xmlns:w16cid="http://schemas.microsoft.com/office/word/2016/wordml/cid" xmlns:w16="http://schemas.microsoft.com/office/word/2018/wordml" xmlns:w16du="http://schemas.microsoft.com/office/word/2023/wordml/word16du" xmlns:w16sdtdh="http://schemas.microsoft.com/office/word/2020/wordml/sdtdatahash" xmlns:w16sdtfl="http://schemas.microsoft.com/office/word/2024/wordml/sdtformatlock" xmlns:w16se="http://schemas.microsoft.com/office/word/2015/wordml/symex" xmlns:wpg="http://schemas.microsoft.com/office/word/2010/wordprocessingGroup" xmlns:wpi="http://schemas.microsoft.com/office/word/2010/wordprocessingInk" xmlns:wne="http://schemas.microsoft.com/office/word/2006/wordml" xmlns:wps="http://schemas.microsoft.com/office/word/2010/wordprocessingShape" mc:Ignorable="w14 w15 w16se w16cid w16 w16cex w16sdtdh w16sdtfl w16du wp14">
   <w:tbl>
     <w:tblPr>
@@ -1279,16 +1267,6 @@
 
 <file path=word/header1.xml><?xml version="1.0" encoding="utf-8"?>
 <w:hdr xmlns:wpc="http://schemas.microsoft.com/office/word/2010/wordprocessingCanvas" xmlns:cx="http://schemas.microsoft.com/office/drawing/2014/chartex" xmlns:cx1="http://schemas.microsoft.com/office/drawing/2015/9/8/chartex" xmlns:cx2="http://schemas.microsoft.com/office/drawing/2015/10/21/chartex" xmlns:cx3="http://schemas.microsoft.com/office/drawing/2016/5/9/chartex" xmlns:cx4="http://schemas.microsoft.com/office/drawing/2016/5/10/chartex" xmlns:cx5="http://schemas.microsoft.com/office/drawing/2016/5/11/chartex" xmlns:cx6="http://schemas.microsoft.com/office/drawing/2016/5/12/chartex" xmlns:cx7="http://schemas.microsoft.com/office/drawing/2016/5/13/chartex" xmlns:cx8="http://schemas.microsoft.com/office/drawing/2016/5/14/chartex" xmlns:mc="http://schemas.openxmlformats.org/markup-compatibility/2006" xmlns:aink="http://schemas.microsoft.com/office/drawing/2016/ink" xmlns:am3d="http://schemas.microsoft.com/office/drawing/2017/model3d" xmlns:o="urn:schemas-microsoft-com:office:office" xmlns:oel="http://schemas.microsoft.com/office/2019/extlst" xmlns:r="http://schemas.openxmlformats.org/officeDocument/2006/relationships" xmlns:m="http://schemas.openxmlformats.org/officeDocument/2006/math" xmlns:v="urn:schemas-microsoft-com:vml" xmlns:wp14="http://schemas.microsoft.com/office/word/2010/wordprocessingDrawing" xmlns:wp="http://schemas.openxmlformats.org/drawingml/2006/wordprocessingDrawing" xmlns:w10="urn:schemas-microsoft-com:office:word" xmlns:w="http://schemas.openxmlformats.org/wordprocessingml/2006/main" xmlns:w14="http://schemas.microsoft.com/office/word/2010/wordml" xmlns:w15="http://schemas.microsoft.com/office/word/2012/wordml" xmlns:w16cex="http://schemas.microsoft.com/office/word/2018/wordml/cex" xmlns:w16cid="http://schemas.microsoft.com/office/word/2016/wordml/cid" xmlns:w16="http://schemas.microsoft.com/office/word/2018/wordml" xmlns:w16du="http://schemas.microsoft.com/office/word/2023/wordml/word16du" xmlns:w16sdtdh="http://schemas.microsoft.com/office/word/2020/wordml/sdtdatahash" xmlns:w16sdtfl="http://schemas.microsoft.com/office/word/2024/wordml/sdtformatlock" xmlns:w16se="http://schemas.microsoft.com/office/word/2015/wordml/symex" xmlns:wpg="http://schemas.microsoft.com/office/word/2010/wordprocessingGroup" xmlns:wpi="http://schemas.microsoft.com/office/word/2010/wordprocessingInk" xmlns:wne="http://schemas.microsoft.com/office/word/2006/wordml" xmlns:wps="http://schemas.microsoft.com/office/word/2010/wordprocessingShape" mc:Ignorable="w14 w15 w16se w16cid w16 w16cex w16sdtdh w16sdtfl w16du wp14">
-  <w:p>
-    <w:pPr>
-      <w:pStyle w:val="Header"/>
-    </w:pPr>
-  </w:p>
-</w:hdr>
-</file>
-
-<file path=word/header2.xml><?xml version="1.0" encoding="utf-8"?>
-<w:hdr xmlns:wpc="http://schemas.microsoft.com/office/word/2010/wordprocessingCanvas" xmlns:cx="http://schemas.microsoft.com/office/drawing/2014/chartex" xmlns:cx1="http://schemas.microsoft.com/office/drawing/2015/9/8/chartex" xmlns:cx2="http://schemas.microsoft.com/office/drawing/2015/10/21/chartex" xmlns:cx3="http://schemas.microsoft.com/office/drawing/2016/5/9/chartex" xmlns:cx4="http://schemas.microsoft.com/office/drawing/2016/5/10/chartex" xmlns:cx5="http://schemas.microsoft.com/office/drawing/2016/5/11/chartex" xmlns:cx6="http://schemas.microsoft.com/office/drawing/2016/5/12/chartex" xmlns:cx7="http://schemas.microsoft.com/office/drawing/2016/5/13/chartex" xmlns:cx8="http://schemas.microsoft.com/office/drawing/2016/5/14/chartex" xmlns:mc="http://schemas.openxmlformats.org/markup-compatibility/2006" xmlns:aink="http://schemas.microsoft.com/office/drawing/2016/ink" xmlns:am3d="http://schemas.microsoft.com/office/drawing/2017/model3d" xmlns:o="urn:schemas-microsoft-com:office:office" xmlns:oel="http://schemas.microsoft.com/office/2019/extlst" xmlns:r="http://schemas.openxmlformats.org/officeDocument/2006/relationships" xmlns:m="http://schemas.openxmlformats.org/officeDocument/2006/math" xmlns:v="urn:schemas-microsoft-com:vml" xmlns:wp14="http://schemas.microsoft.com/office/word/2010/wordprocessingDrawing" xmlns:wp="http://schemas.openxmlformats.org/drawingml/2006/wordprocessingDrawing" xmlns:w10="urn:schemas-microsoft-com:office:word" xmlns:w="http://schemas.openxmlformats.org/wordprocessingml/2006/main" xmlns:w14="http://schemas.microsoft.com/office/word/2010/wordml" xmlns:w15="http://schemas.microsoft.com/office/word/2012/wordml" xmlns:w16cex="http://schemas.microsoft.com/office/word/2018/wordml/cex" xmlns:w16cid="http://schemas.microsoft.com/office/word/2016/wordml/cid" xmlns:w16="http://schemas.microsoft.com/office/word/2018/wordml" xmlns:w16du="http://schemas.microsoft.com/office/word/2023/wordml/word16du" xmlns:w16sdtdh="http://schemas.microsoft.com/office/word/2020/wordml/sdtdatahash" xmlns:w16sdtfl="http://schemas.microsoft.com/office/word/2024/wordml/sdtformatlock" xmlns:w16se="http://schemas.microsoft.com/office/word/2015/wordml/symex" xmlns:wpg="http://schemas.microsoft.com/office/word/2010/wordprocessingGroup" xmlns:wpi="http://schemas.microsoft.com/office/word/2010/wordprocessingInk" xmlns:wne="http://schemas.microsoft.com/office/word/2006/wordml" xmlns:wps="http://schemas.microsoft.com/office/word/2010/wordprocessingShape" mc:Ignorable="w14 w15 w16se w16cid w16 w16cex w16sdtdh w16sdtfl w16du wp14">
   <w:tbl>
     <w:tblPr>
       <w:tblStyle w:val="BCBlockTable"/>
@@ -1311,6 +1289,7 @@
         <w:p>
           <w:pPr>
             <w:pStyle w:val="BCLabel"/>
+            <w:spacing w:before="120"/>
           </w:pPr>
           <w:sdt>
             <w:sdtPr>
@@ -1337,6 +1316,7 @@
         </w:tcPr>
         <w:p>
           <w:pPr>
+            <w:spacing w:before="120"/>
             <w:jc w:val="right"/>
             <w:rPr>
               <w:rFonts w:ascii="Aptos Narrow" w:eastAsiaTheme="majorEastAsia" w:hAnsi="Aptos Narrow"/>
@@ -1348,6 +1328,9 @@
           <w:sdt>
             <w:sdtPr>
               <w:rPr>
+                <w:rFonts w:asciiTheme="majorHAnsi" w:hAnsiTheme="majorHAnsi" w:cstheme="majorHAnsi"/>
+                <w:b/>
+                <w:bCs/>
                 <w:sz w:val="18"/>
                 <w:szCs w:val="18"/>
               </w:rPr>
@@ -1363,6 +1346,9 @@
             <w:sdtContent>
               <w:r>
                 <w:rPr>
+                  <w:rFonts w:asciiTheme="majorHAnsi" w:hAnsiTheme="majorHAnsi" w:cstheme="majorHAnsi"/>
+                  <w:b/>
+                  <w:bCs/>
                   <w:sz w:val="18"/>
                   <w:szCs w:val="18"/>
                 </w:rPr>
@@ -1396,7 +1382,7 @@
 </w:hdr>
 </file>
 
-<file path=word/header3.xml><?xml version="1.0" encoding="utf-8"?>
+<file path=word/header2.xml><?xml version="1.0" encoding="utf-8"?>
 <w:hdr xmlns:wpc="http://schemas.microsoft.com/office/word/2010/wordprocessingCanvas" xmlns:cx="http://schemas.microsoft.com/office/drawing/2014/chartex" xmlns:cx1="http://schemas.microsoft.com/office/drawing/2015/9/8/chartex" xmlns:cx2="http://schemas.microsoft.com/office/drawing/2015/10/21/chartex" xmlns:cx3="http://schemas.microsoft.com/office/drawing/2016/5/9/chartex" xmlns:cx4="http://schemas.microsoft.com/office/drawing/2016/5/10/chartex" xmlns:cx5="http://schemas.microsoft.com/office/drawing/2016/5/11/chartex" xmlns:cx6="http://schemas.microsoft.com/office/drawing/2016/5/12/chartex" xmlns:cx7="http://schemas.microsoft.com/office/drawing/2016/5/13/chartex" xmlns:cx8="http://schemas.microsoft.com/office/drawing/2016/5/14/chartex" xmlns:mc="http://schemas.openxmlformats.org/markup-compatibility/2006" xmlns:aink="http://schemas.microsoft.com/office/drawing/2016/ink" xmlns:am3d="http://schemas.microsoft.com/office/drawing/2017/model3d" xmlns:o="urn:schemas-microsoft-com:office:office" xmlns:oel="http://schemas.microsoft.com/office/2019/extlst" xmlns:r="http://schemas.openxmlformats.org/officeDocument/2006/relationships" xmlns:m="http://schemas.openxmlformats.org/officeDocument/2006/math" xmlns:v="urn:schemas-microsoft-com:vml" xmlns:wp14="http://schemas.microsoft.com/office/word/2010/wordprocessingDrawing" xmlns:wp="http://schemas.openxmlformats.org/drawingml/2006/wordprocessingDrawing" xmlns:w10="urn:schemas-microsoft-com:office:word" xmlns:w="http://schemas.openxmlformats.org/wordprocessingml/2006/main" xmlns:w14="http://schemas.microsoft.com/office/word/2010/wordml" xmlns:w15="http://schemas.microsoft.com/office/word/2012/wordml" xmlns:w16cex="http://schemas.microsoft.com/office/word/2018/wordml/cex" xmlns:w16cid="http://schemas.microsoft.com/office/word/2016/wordml/cid" xmlns:w16="http://schemas.microsoft.com/office/word/2018/wordml" xmlns:w16du="http://schemas.microsoft.com/office/word/2023/wordml/word16du" xmlns:w16sdtdh="http://schemas.microsoft.com/office/word/2020/wordml/sdtdatahash" xmlns:w16sdtfl="http://schemas.microsoft.com/office/word/2024/wordml/sdtformatlock" xmlns:w16se="http://schemas.microsoft.com/office/word/2015/wordml/symex" xmlns:wpg="http://schemas.microsoft.com/office/word/2010/wordprocessingGroup" xmlns:wpi="http://schemas.microsoft.com/office/word/2010/wordprocessingInk" xmlns:wne="http://schemas.microsoft.com/office/word/2006/wordml" xmlns:wps="http://schemas.microsoft.com/office/word/2010/wordprocessingShape" mc:Ignorable="w14 w15 w16se w16cid w16 w16cex w16sdtdh w16sdtfl w16du wp14">
   <w:tbl>
     <w:tblPr>
@@ -1459,6 +1445,13 @@
         </w:tcPr>
         <w:sdt>
           <w:sdtPr>
+            <w:rPr>
+              <w:rFonts w:asciiTheme="majorHAnsi" w:hAnsiTheme="majorHAnsi" w:cstheme="majorHAnsi"/>
+              <w:b/>
+              <w:bCs/>
+              <w:sz w:val="18"/>
+              <w:szCs w:val="18"/>
+            </w:rPr>
             <w:alias w:val="CompanyName"/>
             <w:tag w:val="#BC:InsertDataItem,BCReportInformation/ReportRequest/CompanyName"/>
             <w:id w:val="-1476142504"/>
@@ -1471,10 +1464,10 @@
           <w:sdtContent>
             <w:p>
               <w:pPr>
-                <w:spacing w:before="120"/>
+                <w:spacing w:before="320"/>
                 <w:jc w:val="right"/>
                 <w:rPr>
-                  <w:rFonts w:cstheme="minorHAnsi"/>
+                  <w:rFonts w:asciiTheme="majorHAnsi" w:hAnsiTheme="majorHAnsi" w:cstheme="majorHAnsi"/>
                   <w:b/>
                   <w:bCs/>
                   <w:sz w:val="18"/>
@@ -1482,20 +1475,18 @@
                 </w:rPr>
               </w:pPr>
               <w:r>
+                <w:rPr>
+                  <w:rFonts w:asciiTheme="majorHAnsi" w:hAnsiTheme="majorHAnsi" w:cstheme="majorHAnsi"/>
+                  <w:b/>
+                  <w:bCs/>
+                  <w:sz w:val="18"/>
+                  <w:szCs w:val="18"/>
+                </w:rPr>
                 <w:t>CRONUS International Ltd.</w:t>
               </w:r>
             </w:p>
           </w:sdtContent>
         </w:sdt>
-        <w:p>
-          <w:pPr>
-            <w:rPr>
-              <w:rFonts w:cstheme="minorHAnsi"/>
-              <w:sz w:val="17"/>
-              <w:szCs w:val="17"/>
-            </w:rPr>
-          </w:pPr>
-        </w:p>
         <w:p>
           <w:pPr>
             <w:jc w:val="right"/>
@@ -2736,7 +2727,6 @@
     <w:uiPriority w:val="1"/>
     <w:semiHidden/>
     <w:unhideWhenUsed/>
-    <w:rsid w:val="00C82CBE"/>
   </w:style>
   <w:style w:type="table" w:default="1" w:styleId="TableNormal">
     <w:name w:val="Normal Table"/>
@@ -2758,7 +2748,6 @@
     <w:uiPriority w:val="99"/>
     <w:semiHidden/>
     <w:unhideWhenUsed/>
-    <w:rsid w:val="00C82CBE"/>
   </w:style>
   <w:style w:type="table" w:styleId="TableGrid">
     <w:name w:val="Table Grid"/>
@@ -30030,19 +30019,21 @@
     <w:sig w:usb0="00000003" w:usb1="10000000" w:usb2="00000000" w:usb3="00000000" w:csb0="80000001" w:csb1="00000000"/>
   </w:font>
   <w:font w:name="Aptos Narrow">
-    <w:altName w:val="Calibri"/>
+    <w:panose1 w:val="020B0004020202020204"/>
     <w:charset w:val="00"/>
     <w:family w:val="swiss"/>
     <w:pitch w:val="variable"/>
     <w:sig w:usb0="20000287" w:usb1="00000003" w:usb2="00000000" w:usb3="00000000" w:csb0="0000019F" w:csb1="00000000"/>
   </w:font>
   <w:font w:name="Aptos">
+    <w:panose1 w:val="020B0004020202020204"/>
     <w:charset w:val="00"/>
     <w:family w:val="swiss"/>
     <w:pitch w:val="variable"/>
     <w:sig w:usb0="20000287" w:usb1="00000003" w:usb2="00000000" w:usb3="00000000" w:csb0="0000019F" w:csb1="00000000"/>
   </w:font>
   <w:font w:name="Aptos Display">
+    <w:panose1 w:val="020B0004020202020204"/>
     <w:charset w:val="00"/>
     <w:family w:val="swiss"/>
     <w:pitch w:val="variable"/>
@@ -30101,6 +30092,7 @@
     <w:rsid w:val="00456556"/>
     <w:rsid w:val="004966EF"/>
     <w:rsid w:val="004B4560"/>
+    <w:rsid w:val="004C44EA"/>
     <w:rsid w:val="005073E4"/>
     <w:rsid w:val="00507E0A"/>
     <w:rsid w:val="00591BD2"/>
@@ -30118,8 +30110,10 @@
     <w:rsid w:val="00822ACB"/>
     <w:rsid w:val="00825186"/>
     <w:rsid w:val="008276C8"/>
+    <w:rsid w:val="0087642A"/>
     <w:rsid w:val="0089757A"/>
     <w:rsid w:val="008A720C"/>
+    <w:rsid w:val="008B7A3A"/>
     <w:rsid w:val="008C225B"/>
     <w:rsid w:val="00916429"/>
     <w:rsid w:val="00920D69"/>
@@ -30143,6 +30137,7 @@
     <w:rsid w:val="00B95809"/>
     <w:rsid w:val="00BA388E"/>
     <w:rsid w:val="00BD662E"/>
+    <w:rsid w:val="00BF23B7"/>
     <w:rsid w:val="00BF27CE"/>
     <w:rsid w:val="00C03606"/>
     <w:rsid w:val="00C3503F"/>
@@ -31045,173 +31040,6 @@
 </file>
 
 <file path=customXml/item1.xml><?xml version="1.0" encoding="utf-8"?>
-<p:properties xmlns:p="http://schemas.microsoft.com/office/2006/metadata/properties" xmlns:xsi="http://www.w3.org/2001/XMLSchema-instance" xmlns:pc="http://schemas.microsoft.com/office/infopath/2007/PartnerControls">
-  <documentManagement>
-    <Package xmlns="178f68d8-b893-4efd-8406-fab0f21873e4" xsi:nil="true"/>
-    <lcf76f155ced4ddcb4097134ff3c332f xmlns="178f68d8-b893-4efd-8406-fab0f21873e4">
-      <Terms xmlns="http://schemas.microsoft.com/office/infopath/2007/PartnerControls"/>
-    </lcf76f155ced4ddcb4097134ff3c332f>
-    <_ip_UnifiedCompliancePolicyUIAction xmlns="http://schemas.microsoft.com/sharepoint/v3" xsi:nil="true"/>
-    <TaxCatchAll xmlns="b83e059f-de16-406c-a902-3d56d4e79ec8" xsi:nil="true"/>
-    <Audience xmlns="178f68d8-b893-4efd-8406-fab0f21873e4" xsi:nil="true"/>
-    <_ip_UnifiedCompliancePolicyProperties xmlns="http://schemas.microsoft.com/sharepoint/v3" xsi:nil="true"/>
-    <DocumentType xmlns="178f68d8-b893-4efd-8406-fab0f21873e4" xsi:nil="true"/>
-  </documentManagement>
-</p:properties>
-</file>
-
-<file path=customXml/item2.xml>��< ? x m l   v e r s i o n = " 1 . 0 "   e n c o d i n g = " u t f - 1 6 " ? > < N a v W o r d R e p o r t X m l P a r t   x m l n s = " u r n : m i c r o s o f t - d y n a m i c s - b u s i n e s s c e n t r a l / i n t e r n a l / e x t e n d e d / r e p o r t s / T e n a n t _ R e p o r t _ D e f a u l t s / 2 0 0 0 0 0 0 0 0 1 / " > - 
-     < B C R e p o r t I n f o r m a t i o n > - 
-         < R e p o r t M e t a d a t a > - 
-             < E x t e n s i o n I d > E x t e n s i o n   I D < / E x t e n s i o n I d > - 
-             < E x t e n s i o n N a m e > E x t e n s i o n   N a m e < / E x t e n s i o n N a m e > - 
-             < E x t e n s i o n P u b l i s h e r > E x t e n s i o n   P u b l i s h e r < / E x t e n s i o n P u b l i s h e r > - 
-             < E x t e n s i o n V e r s i o n > E x t e n s i o n   V e r s i o n < / E x t e n s i o n V e r s i o n > - 
-             < R e p o r t I d > R e p o r t   I D < / R e p o r t I d > - 
-             < R e p o r t N a m e > R e p o r t   N a m e < / R e p o r t N a m e > - 
-             < R e p o r t C a p t i o n > R e p o r t   C a p t i o n < / R e p o r t C a p t i o n > - 
-             < A b o u t T h i s R e p o r t T i t l e > A b o u t   T h i s   R e p o r t   T i t l e < / A b o u t T h i s R e p o r t T i t l e > - 
-             < A b o u t T h i s R e p o r t T e x t > A b o u t   T h i s   R e p o r t   T e x t < / A b o u t T h i s R e p o r t T e x t > - 
-             < R e p o r t H e l p L i n k > R e p o r t   H e l p   L i n k < / R e p o r t H e l p L i n k > - 
-         < / R e p o r t M e t a d a t a > - 
-         < R e p o r t R e q u e s t > - 
-             < T e n a n t E n t r a I d > T e n a n t   E n t r a   I d < / T e n a n t E n t r a I d > - 
-             < E n v i r o n m e n t N a m e > E n v i r o n m e n t   N a m e < / E n v i r o n m e n t N a m e > - 
-             < E n v i r o n m e n t T y p e > E n v i r o n m e n t   T y p e < / E n v i r o n m e n t T y p e > - 
-             < C o m p a n y N a m e > C o m p a n y   N a m e < / C o m p a n y N a m e > - 
-             < C o m p a n y D i s p l a y N a m e > C o m p a n y   D i s p l a y   N a m e < / C o m p a n y D i s p l a y N a m e > - 
-             < C o m p a n y I d > C o m p a n y   I D < / C o m p a n y I d > - 
-             < U s e r N a m e > U s e r   N a m e < / U s e r N a m e > - 
-             < D a t e A n d T i m e > D a t e   a n d   T i m e < / D a t e A n d T i m e > - 
-             < L a n g u a g e > L a n g u a g e < / L a n g u a g e > - 
-             < F o r m a t R e g i o n > F o r m a t   R e g i o n < / F o r m a t R e g i o n > - 
-             < D a t e T i m e V a l u e s > - 
-                 < Y e a r > Y e a r < / Y e a r > - 
-                 < M o n t h N u m b e r > M o n t h   N u m b e r < / M o n t h N u m b e r > - 
-                 < D a y N u m b e r > D a y   N u m b e r < / D a y N u m b e r > - 
-                 < H o u r > H o u r < / H o u r > - 
-                 < M i n u t e > M i n u t e < / M i n u t e > - 
-             < / D a t e T i m e V a l u e s > - 
-         < / R e p o r t R e q u e s t > - 
-         < C o m p a n y M e t a d a t a > - 
-             < C o m p a n y N a m e > C o m p a n y   N a m e < / C o m p a n y N a m e > - 
-             < C o m p a n y D i s p l a y N a m e > C o m p a n y   D i s p l a y   N a m e < / C o m p a n y D i s p l a y N a m e > - 
-             < C o m p a n y A d d r e s s L i n e s > - 
-                 < C o m p a n y A d d r e s s L i n e 1 > C o m p a n y   A d d r e s s   L i n e   1 < / C o m p a n y A d d r e s s L i n e 1 > - 
-                 < C o m p a n y A d d r e s s L i n e 2 > C o m p a n y   A d d r e s s   L i n e   2 < / C o m p a n y A d d r e s s L i n e 2 > - 
-                 < C o m p a n y A d d r e s s L i n e 3 > C o m p a n y   A d d r e s s   L i n e   3 < / C o m p a n y A d d r e s s L i n e 3 > - 
-                 < C o m p a n y A d d r e s s L i n e 4 > C o m p a n y   A d d r e s s   L i n e   4 < / C o m p a n y A d d r e s s L i n e 4 > - 
-                 < C o m p a n y A d d r e s s L i n e 5 > C o m p a n y   A d d r e s s   L i n e   5 < / C o m p a n y A d d r e s s L i n e 5 > - 
-                 < C o m p a n y A d d r e s s L i n e 6 > C o m p a n y   A d d r e s s   L i n e   6 < / C o m p a n y A d d r e s s L i n e 6 > - 
-                 < C o m p a n y A d d r e s s L i n e 7 > C o m p a n y   A d d r e s s   L i n e   7 < / C o m p a n y A d d r e s s L i n e 7 > - 
-                 < C o m p a n y A d d r e s s L i n e 8 > C o m p a n y   A d d r e s s   L i n e   8 < / C o m p a n y A d d r e s s L i n e 8 > - 
-             < / C o m p a n y A d d r e s s L i n e s > - 
-             < C o m p a n y P h o n e > C o m p a n y   P h o n e < / C o m p a n y P h o n e > - 
-             < C o m p a n y P h o n e C a p t i o n > C o m p a n y   P h o n e   C a p t i o n < / C o m p a n y P h o n e C a p t i o n > - 
-             < C o m p a n y F a x N o > C o m p a n y   F a x   N o . < / C o m p a n y F a x N o > - 
-             < C o m p a n y F a x N o C a p t i o n > C o m p a n y   F a x   N o .   C a p t i o n < / C o m p a n y F a x N o C a p t i o n > - 
-             < C o m p a n y E m a i l > C o m p a n y   E m a i l < / C o m p a n y E m a i l > - 
-             < C o m p a n y E m a i l C a p t i o n > C o m p a n y   E m a i l   C a p t i o n < / C o m p a n y E m a i l C a p t i o n > - 
-             < C o m p a n y H o m e P a g e > C o m p a n y   H o m e   P a g e < / C o m p a n y H o m e P a g e > - 
-             < C o m p a n y H o m e P a g e C a p t i o n > C o m p a n y   H o m e   P a g e   C a p t i o n < / C o m p a n y H o m e P a g e C a p t i o n > - 
-             < C o m p a n y L o g o > C o m p a n y   L o g o < / C o m p a n y L o g o > - 
-             < C o m p a n y V A T R e g i s t r a t i o n N o > C o m p a n y   V A T   R e g i s t r a t i o n   N o . < / C o m p a n y V A T R e g i s t r a t i o n N o > - 
-             < C o m p a n y V A T R e g i s t r a t i o n N o C a p t i o n > C o m p a n y   V A T   R e g i s t r a t i o n   N o .   C a p t i o n < / C o m p a n y V A T R e g i s t r a t i o n N o C a p t i o n > - 
-             < C o m p a n y R e g i s t r a t i o n N o > C o m p a n y   R e g i s t r a t i o n   N o . < / C o m p a n y R e g i s t r a t i o n N o > - 
-             < C o m p a n y R e g i s t r a t i o n N o C a p t i o n > C o m p a n y   R e g i s t r a t i o n   N o .   C a p t i o n < / C o m p a n y R e g i s t r a t i o n N o C a p t i o n > - 
-             < C o m p a n y B a n k N a m e > C o m p a n y   B a n k   N a m e < / C o m p a n y B a n k N a m e > - 
-             < C o m p a n y B a n k N a m e C a p t i o n > C o m p a n y   B a n k   N a m e   C a p t i o n < / C o m p a n y B a n k N a m e C a p t i o n > - 
-             < C o m p a n y B a n k A c c o u n t N o > C o m p a n y   B a n k   A c c o u n t   N o . < / C o m p a n y B a n k A c c o u n t N o > - 
-             < C o m p a n y B a n k A c c o u n t N o C a p t i o n > C o m p a n y   B a n k   A c c o u n t   N o .   C a p t i o n < / C o m p a n y B a n k A c c o u n t N o C a p t i o n > - 
-             < C o m p a n y B a n k B r a n c h N o > C o m p a n y   B a n k   B r a n c h   N o . < / C o m p a n y B a n k B r a n c h N o > - 
-             < C o m p a n y B a n k B r a n c h N o C a p t i o n > C o m p a n y   B a n k   B r a n c h   N o .   C a p t i o n < / C o m p a n y B a n k B r a n c h N o C a p t i o n > - 
-             < C o m p a n y I B A N > C o m p a n y   I B A N < / C o m p a n y I B A N > - 
-             < C o m p a n y I B A N C a p t i o n > C o m p a n y   I B A N   C a p t i o n < / C o m p a n y I B A N C a p t i o n > - 
-             < C o m p a n y B a n k S W I F T > C o m p a n y   B a n k   S W I F T < / C o m p a n y B a n k S W I F T > - 
-             < C o m p a n y B a n k S W I F T C a p t i o n > C o m p a n y   B a n k   S W I F T   C a p t i o n < / C o m p a n y B a n k S W I F T C a p t i o n > - 
-             < C o m p a n y G i r o N o > C o m p a n y   G i r o   N o . < / C o m p a n y G i r o N o > - 
-             < C o m p a n y G i r o N o C a p t i o n > C o m p a n y   G i r o   N o .   C a p t i o n < / C o m p a n y G i r o N o C a p t i o n > - 
-         < / C o m p a n y M e t a d a t a > - 
-     < / B C R e p o r t I n f o r m a t i o n > - 
-     < T o o l t i p s / > - 
- < / N a v W o r d R e p o r t X m l P a r t > 
-</file>
-
-<file path=customXml/item3.xml><?xml version="1.0" encoding="utf-8"?>
 <?mso-contentType ?>
 <FormTemplates xmlns="http://schemas.microsoft.com/sharepoint/v3/contenttype/forms">
   <Display>DocumentLibraryForm</Display>
@@ -31220,11 +31048,11 @@
 </FormTemplates>
 </file>
 
-<file path=customXml/item4.xml><?xml version="1.0" encoding="utf-8"?>
+<file path=customXml/item2.xml><?xml version="1.0" encoding="utf-8"?>
 <b:Sources xmlns:b="http://schemas.openxmlformats.org/officeDocument/2006/bibliography" xmlns="http://schemas.openxmlformats.org/officeDocument/2006/bibliography" SelectedStyle="\APASixthEditionOfficeOnline.xsl" StyleName="APA" Version="6"/>
 </file>
 
-<file path=customXml/item5.xml>��< ? x m l   v e r s i o n = " 1 . 0 "   e n c o d i n g = " u t f - 1 6 " ? > < N a v W o r d R e p o r t X m l P a r t   x m l n s = " u r n : m i c r o s o f t - d y n a m i c s - n a v / r e p o r t s / T e n a n t _ R e p o r t _ D e f a u l t s / 2 0 0 0 0 0 0 0 0 1 / " > +<file path=customXml/item3.xml>��< ? x m l   v e r s i o n = " 1 . 0 "   e n c o d i n g = " u t f - 1 6 " ? > < N a v W o r d R e p o r t X m l P a r t   x m l n s = " u r n : m i c r o s o f t - d y n a m i c s - n a v / r e p o r t s / T e n a n t _ R e p o r t _ D e f a u l t s / 2 0 0 0 0 0 0 0 0 1 / " >   
      < B C R e p o r t I n f o r m a t i o n >   
@@ -31373,7 +31201,7 @@
  < / N a v W o r d R e p o r t X m l P a r t > 
 </file>
 
-<file path=customXml/item6.xml><?xml version="1.0" encoding="utf-8"?>
+<file path=customXml/item4.xml><?xml version="1.0" encoding="utf-8"?>
 <ct:contentTypeSchema xmlns:ct="http://schemas.microsoft.com/office/2006/metadata/contentType" xmlns:ma="http://schemas.microsoft.com/office/2006/metadata/properties/metaAttributes" ct:_="" ma:_="" ma:contentTypeName="Document" ma:contentTypeID="0x0101001DCAE6B6EBFA5442B0B9E84E60AFF245" ma:contentTypeVersion="18" ma:contentTypeDescription="Create a new document." ma:contentTypeScope="" ma:versionID="69eec3b24558e1297a79cd42e69b0397">
   <xsd:schema xmlns:xsd="http://www.w3.org/2001/XMLSchema" xmlns:xs="http://www.w3.org/2001/XMLSchema" xmlns:p="http://schemas.microsoft.com/office/2006/metadata/properties" xmlns:ns1="http://schemas.microsoft.com/sharepoint/v3" xmlns:ns2="178f68d8-b893-4efd-8406-fab0f21873e4" xmlns:ns3="b83e059f-de16-406c-a902-3d56d4e79ec8" targetNamespace="http://schemas.microsoft.com/office/2006/metadata/properties" ma:root="true" ma:fieldsID="0f52a3acd42ec0bd0d267ba89c916a39" ns1:_="" ns2:_="" ns3:_="">
     <xsd:import namespace="http://schemas.microsoft.com/sharepoint/v3"/>
@@ -31639,27 +31467,174 @@
 </ct:contentTypeSchema>
 </file>
 
-<file path=customXml/itemProps1.xml><?xml version="1.0" encoding="utf-8"?>
-<ds:datastoreItem xmlns:ds="http://schemas.openxmlformats.org/officeDocument/2006/customXml" ds:itemID="{C343F380-BC88-49B6-AE9F-BEF273956C6B}">
-  <ds:schemaRefs>
-    <ds:schemaRef ds:uri="http://schemas.microsoft.com/office/2006/metadata/properties"/>
-    <ds:schemaRef ds:uri="http://schemas.microsoft.com/office/infopath/2007/PartnerControls"/>
-    <ds:schemaRef ds:uri="178f68d8-b893-4efd-8406-fab0f21873e4"/>
-    <ds:schemaRef ds:uri="http://schemas.microsoft.com/sharepoint/v3"/>
-    <ds:schemaRef ds:uri="b83e059f-de16-406c-a902-3d56d4e79ec8"/>
-  </ds:schemaRefs>
-</ds:datastoreItem>
+<file path=customXml/item5.xml><?xml version="1.0" encoding="utf-8"?>
+<p:properties xmlns:p="http://schemas.microsoft.com/office/2006/metadata/properties" xmlns:xsi="http://www.w3.org/2001/XMLSchema-instance" xmlns:pc="http://schemas.microsoft.com/office/infopath/2007/PartnerControls">
+  <documentManagement>
+    <Package xmlns="178f68d8-b893-4efd-8406-fab0f21873e4" xsi:nil="true"/>
+    <lcf76f155ced4ddcb4097134ff3c332f xmlns="178f68d8-b893-4efd-8406-fab0f21873e4">
+      <Terms xmlns="http://schemas.microsoft.com/office/infopath/2007/PartnerControls"/>
+    </lcf76f155ced4ddcb4097134ff3c332f>
+    <_ip_UnifiedCompliancePolicyUIAction xmlns="http://schemas.microsoft.com/sharepoint/v3" xsi:nil="true"/>
+    <TaxCatchAll xmlns="b83e059f-de16-406c-a902-3d56d4e79ec8" xsi:nil="true"/>
+    <Audience xmlns="178f68d8-b893-4efd-8406-fab0f21873e4" xsi:nil="true"/>
+    <_ip_UnifiedCompliancePolicyProperties xmlns="http://schemas.microsoft.com/sharepoint/v3" xsi:nil="true"/>
+    <DocumentType xmlns="178f68d8-b893-4efd-8406-fab0f21873e4" xsi:nil="true"/>
+  </documentManagement>
+</p:properties>
 </file>
 
-<file path=customXml/itemProps2.xml><?xml version="1.0" encoding="utf-8"?>
-<ds:datastoreItem xmlns:ds="http://schemas.openxmlformats.org/officeDocument/2006/customXml" ds:itemID="{CE461FFC-A8D0-4E8C-BA86-B57EFAA7B23D}">
-  <ds:schemaRefs>
-    <ds:schemaRef ds:uri="urn:microsoft-dynamics-businesscentral/internal/extended/reports/Tenant_Report_Defaults/2000000001/"/>
-  </ds:schemaRefs>
-</ds:datastoreItem>
+<file path=customXml/item6.xml>��< ? x m l   v e r s i o n = " 1 . 0 "   e n c o d i n g = " u t f - 1 6 " ? > < N a v W o r d R e p o r t X m l P a r t   x m l n s = " u r n : m i c r o s o f t - d y n a m i c s - b u s i n e s s c e n t r a l / i n t e r n a l / e x t e n d e d / r e p o r t s / T e n a n t _ R e p o r t _ D e f a u l t s / 2 0 0 0 0 0 0 0 0 1 / " > + 
+     < B C R e p o r t I n f o r m a t i o n > + 
+         < R e p o r t M e t a d a t a > + 
+             < E x t e n s i o n I d > E x t e n s i o n   I D < / E x t e n s i o n I d > + 
+             < E x t e n s i o n N a m e > E x t e n s i o n   N a m e < / E x t e n s i o n N a m e > + 
+             < E x t e n s i o n P u b l i s h e r > E x t e n s i o n   P u b l i s h e r < / E x t e n s i o n P u b l i s h e r > + 
+             < E x t e n s i o n V e r s i o n > E x t e n s i o n   V e r s i o n < / E x t e n s i o n V e r s i o n > + 
+             < R e p o r t I d > R e p o r t   I D < / R e p o r t I d > + 
+             < R e p o r t N a m e > R e p o r t   N a m e < / R e p o r t N a m e > + 
+             < R e p o r t C a p t i o n > R e p o r t   C a p t i o n < / R e p o r t C a p t i o n > + 
+             < A b o u t T h i s R e p o r t T i t l e > A b o u t   T h i s   R e p o r t   T i t l e < / A b o u t T h i s R e p o r t T i t l e > + 
+             < A b o u t T h i s R e p o r t T e x t > A b o u t   T h i s   R e p o r t   T e x t < / A b o u t T h i s R e p o r t T e x t > + 
+             < R e p o r t H e l p L i n k > R e p o r t   H e l p   L i n k < / R e p o r t H e l p L i n k > + 
+         < / R e p o r t M e t a d a t a > + 
+         < R e p o r t R e q u e s t > + 
+             < T e n a n t E n t r a I d > T e n a n t   E n t r a   I d < / T e n a n t E n t r a I d > + 
+             < E n v i r o n m e n t N a m e > E n v i r o n m e n t   N a m e < / E n v i r o n m e n t N a m e > + 
+             < E n v i r o n m e n t T y p e > E n v i r o n m e n t   T y p e < / E n v i r o n m e n t T y p e > + 
+             < C o m p a n y N a m e > C o m p a n y   N a m e < / C o m p a n y N a m e > + 
+             < C o m p a n y D i s p l a y N a m e > C o m p a n y   D i s p l a y   N a m e < / C o m p a n y D i s p l a y N a m e > + 
+             < C o m p a n y I d > C o m p a n y   I D < / C o m p a n y I d > + 
+             < U s e r N a m e > U s e r   N a m e < / U s e r N a m e > + 
+             < D a t e A n d T i m e > D a t e   a n d   T i m e < / D a t e A n d T i m e > + 
+             < L a n g u a g e > L a n g u a g e < / L a n g u a g e > + 
+             < F o r m a t R e g i o n > F o r m a t   R e g i o n < / F o r m a t R e g i o n > + 
+             < D a t e T i m e V a l u e s > + 
+                 < Y e a r > Y e a r < / Y e a r > + 
+                 < M o n t h N u m b e r > M o n t h   N u m b e r < / M o n t h N u m b e r > + 
+                 < D a y N u m b e r > D a y   N u m b e r < / D a y N u m b e r > + 
+                 < H o u r > H o u r < / H o u r > + 
+                 < M i n u t e > M i n u t e < / M i n u t e > + 
+             < / D a t e T i m e V a l u e s > + 
+         < / R e p o r t R e q u e s t > + 
+         < C o m p a n y M e t a d a t a > + 
+             < C o m p a n y N a m e > C o m p a n y   N a m e < / C o m p a n y N a m e > + 
+             < C o m p a n y D i s p l a y N a m e > C o m p a n y   D i s p l a y   N a m e < / C o m p a n y D i s p l a y N a m e > + 
+             < C o m p a n y A d d r e s s L i n e s > + 
+                 < C o m p a n y A d d r e s s L i n e 1 > C o m p a n y   A d d r e s s   L i n e   1 < / C o m p a n y A d d r e s s L i n e 1 > + 
+                 < C o m p a n y A d d r e s s L i n e 2 > C o m p a n y   A d d r e s s   L i n e   2 < / C o m p a n y A d d r e s s L i n e 2 > + 
+                 < C o m p a n y A d d r e s s L i n e 3 > C o m p a n y   A d d r e s s   L i n e   3 < / C o m p a n y A d d r e s s L i n e 3 > + 
+                 < C o m p a n y A d d r e s s L i n e 4 > C o m p a n y   A d d r e s s   L i n e   4 < / C o m p a n y A d d r e s s L i n e 4 > + 
+                 < C o m p a n y A d d r e s s L i n e 5 > C o m p a n y   A d d r e s s   L i n e   5 < / C o m p a n y A d d r e s s L i n e 5 > + 
+                 < C o m p a n y A d d r e s s L i n e 6 > C o m p a n y   A d d r e s s   L i n e   6 < / C o m p a n y A d d r e s s L i n e 6 > + 
+                 < C o m p a n y A d d r e s s L i n e 7 > C o m p a n y   A d d r e s s   L i n e   7 < / C o m p a n y A d d r e s s L i n e 7 > + 
+                 < C o m p a n y A d d r e s s L i n e 8 > C o m p a n y   A d d r e s s   L i n e   8 < / C o m p a n y A d d r e s s L i n e 8 > + 
+             < / C o m p a n y A d d r e s s L i n e s > + 
+             < C o m p a n y P h o n e > C o m p a n y   P h o n e < / C o m p a n y P h o n e > + 
+             < C o m p a n y P h o n e C a p t i o n > C o m p a n y   P h o n e   C a p t i o n < / C o m p a n y P h o n e C a p t i o n > + 
+             < C o m p a n y F a x N o > C o m p a n y   F a x   N o . < / C o m p a n y F a x N o > + 
+             < C o m p a n y F a x N o C a p t i o n > C o m p a n y   F a x   N o .   C a p t i o n < / C o m p a n y F a x N o C a p t i o n > + 
+             < C o m p a n y E m a i l > C o m p a n y   E m a i l < / C o m p a n y E m a i l > + 
+             < C o m p a n y E m a i l C a p t i o n > C o m p a n y   E m a i l   C a p t i o n < / C o m p a n y E m a i l C a p t i o n > + 
+             < C o m p a n y H o m e P a g e > C o m p a n y   H o m e   P a g e < / C o m p a n y H o m e P a g e > + 
+             < C o m p a n y H o m e P a g e C a p t i o n > C o m p a n y   H o m e   P a g e   C a p t i o n < / C o m p a n y H o m e P a g e C a p t i o n > + 
+             < C o m p a n y L o g o > C o m p a n y   L o g o < / C o m p a n y L o g o > + 
+             < C o m p a n y V A T R e g i s t r a t i o n N o > C o m p a n y   V A T   R e g i s t r a t i o n   N o . < / C o m p a n y V A T R e g i s t r a t i o n N o > + 
+             < C o m p a n y V A T R e g i s t r a t i o n N o C a p t i o n > C o m p a n y   V A T   R e g i s t r a t i o n   N o .   C a p t i o n < / C o m p a n y V A T R e g i s t r a t i o n N o C a p t i o n > + 
+             < C o m p a n y R e g i s t r a t i o n N o > C o m p a n y   R e g i s t r a t i o n   N o . < / C o m p a n y R e g i s t r a t i o n N o > + 
+             < C o m p a n y R e g i s t r a t i o n N o C a p t i o n > C o m p a n y   R e g i s t r a t i o n   N o .   C a p t i o n < / C o m p a n y R e g i s t r a t i o n N o C a p t i o n > + 
+             < C o m p a n y B a n k N a m e > C o m p a n y   B a n k   N a m e < / C o m p a n y B a n k N a m e > + 
+             < C o m p a n y B a n k N a m e C a p t i o n > C o m p a n y   B a n k   N a m e   C a p t i o n < / C o m p a n y B a n k N a m e C a p t i o n > + 
+             < C o m p a n y B a n k A c c o u n t N o > C o m p a n y   B a n k   A c c o u n t   N o . < / C o m p a n y B a n k A c c o u n t N o > + 
+             < C o m p a n y B a n k A c c o u n t N o C a p t i o n > C o m p a n y   B a n k   A c c o u n t   N o .   C a p t i o n < / C o m p a n y B a n k A c c o u n t N o C a p t i o n > + 
+             < C o m p a n y B a n k B r a n c h N o > C o m p a n y   B a n k   B r a n c h   N o . < / C o m p a n y B a n k B r a n c h N o > + 
+             < C o m p a n y B a n k B r a n c h N o C a p t i o n > C o m p a n y   B a n k   B r a n c h   N o .   C a p t i o n < / C o m p a n y B a n k B r a n c h N o C a p t i o n > + 
+             < C o m p a n y I B A N > C o m p a n y   I B A N < / C o m p a n y I B A N > + 
+             < C o m p a n y I B A N C a p t i o n > C o m p a n y   I B A N   C a p t i o n < / C o m p a n y I B A N C a p t i o n > + 
+             < C o m p a n y B a n k S W I F T > C o m p a n y   B a n k   S W I F T < / C o m p a n y B a n k S W I F T > + 
+             < C o m p a n y B a n k S W I F T C a p t i o n > C o m p a n y   B a n k   S W I F T   C a p t i o n < / C o m p a n y B a n k S W I F T C a p t i o n > + 
+             < C o m p a n y G i r o N o > C o m p a n y   G i r o   N o . < / C o m p a n y G i r o N o > + 
+             < C o m p a n y G i r o N o C a p t i o n > C o m p a n y   G i r o   N o .   C a p t i o n < / C o m p a n y G i r o N o C a p t i o n > + 
+         < / C o m p a n y M e t a d a t a > + 
+     < / B C R e p o r t I n f o r m a t i o n > + 
+     < T o o l t i p s / > + 
+ < / N a v W o r d R e p o r t X m l P a r t > 
 </file>
 
-<file path=customXml/itemProps3.xml><?xml version="1.0" encoding="utf-8"?>
+<file path=customXml/itemProps1.xml><?xml version="1.0" encoding="utf-8"?>
 <ds:datastoreItem xmlns:ds="http://schemas.openxmlformats.org/officeDocument/2006/customXml" ds:itemID="{794A51A3-426A-4173-ACB3-2FC0F281483E}">
   <ds:schemaRefs>
     <ds:schemaRef ds:uri="http://schemas.microsoft.com/sharepoint/v3/contenttype/forms"/>
@@ -31667,7 +31642,7 @@
 </ds:datastoreItem>
 </file>
 
-<file path=customXml/itemProps4.xml><?xml version="1.0" encoding="utf-8"?>
+<file path=customXml/itemProps2.xml><?xml version="1.0" encoding="utf-8"?>
 <ds:datastoreItem xmlns:ds="http://schemas.openxmlformats.org/officeDocument/2006/customXml" ds:itemID="{89DB96BF-8133-438A-AAD3-A3C21079AEB1}">
   <ds:schemaRefs>
     <ds:schemaRef ds:uri="http://schemas.openxmlformats.org/officeDocument/2006/bibliography"/>
@@ -31675,7 +31650,7 @@
 </ds:datastoreItem>
 </file>
 
-<file path=customXml/itemProps5.xml><?xml version="1.0" encoding="utf-8"?>
+<file path=customXml/itemProps3.xml><?xml version="1.0" encoding="utf-8"?>
 <ds:datastoreItem xmlns:ds="http://schemas.openxmlformats.org/officeDocument/2006/customXml" ds:itemID="{6591F282-3185-4100-B552-A980004A2E03}">
   <ds:schemaRefs>
     <ds:schemaRef ds:uri="urn:microsoft-dynamics-nav/reports/Tenant_Report_Defaults/2000000001/"/>
@@ -31683,7 +31658,7 @@
 </ds:datastoreItem>
 </file>
 
-<file path=customXml/itemProps6.xml><?xml version="1.0" encoding="utf-8"?>
+<file path=customXml/itemProps4.xml><?xml version="1.0" encoding="utf-8"?>
 <ds:datastoreItem xmlns:ds="http://schemas.openxmlformats.org/officeDocument/2006/customXml" ds:itemID="{094FA2FB-8AE1-4670-A9A5-41EBD8DC8FEA}">
   <ds:schemaRefs>
     <ds:schemaRef ds:uri="http://schemas.microsoft.com/office/2006/metadata/contentType"/>
@@ -31703,6 +31678,26 @@
 </ds:datastoreItem>
 </file>
 
+<file path=customXml/itemProps5.xml><?xml version="1.0" encoding="utf-8"?>
+<ds:datastoreItem xmlns:ds="http://schemas.openxmlformats.org/officeDocument/2006/customXml" ds:itemID="{C343F380-BC88-49B6-AE9F-BEF273956C6B}">
+  <ds:schemaRefs>
+    <ds:schemaRef ds:uri="http://schemas.microsoft.com/office/2006/metadata/properties"/>
+    <ds:schemaRef ds:uri="http://schemas.microsoft.com/office/infopath/2007/PartnerControls"/>
+    <ds:schemaRef ds:uri="178f68d8-b893-4efd-8406-fab0f21873e4"/>
+    <ds:schemaRef ds:uri="http://schemas.microsoft.com/sharepoint/v3"/>
+    <ds:schemaRef ds:uri="b83e059f-de16-406c-a902-3d56d4e79ec8"/>
+  </ds:schemaRefs>
+</ds:datastoreItem>
+</file>
+
+<file path=customXml/itemProps6.xml><?xml version="1.0" encoding="utf-8"?>
+<ds:datastoreItem xmlns:ds="http://schemas.openxmlformats.org/officeDocument/2006/customXml" ds:itemID="{CE461FFC-A8D0-4E8C-BA86-B57EFAA7B23D}">
+  <ds:schemaRefs>
+    <ds:schemaRef ds:uri="urn:microsoft-dynamics-businesscentral/internal/extended/reports/Tenant_Report_Defaults/2000000001/"/>
+  </ds:schemaRefs>
+</ds:datastoreItem>
+</file>
+
 <file path=docMetadata/LabelInfo.xml><?xml version="1.0" encoding="utf-8"?>
 <clbl:labelList xmlns:clbl="http://schemas.microsoft.com/office/2020/mipLabelMetadata">
   <clbl:label id="{f42aa342-8706-4288-bd11-ebb85995028c}" enabled="1" method="Standard" siteId="{72f988bf-86f1-41af-91ab-2d7cd011db47}" removed="0"/>

--- a/src/Layers/W1/BaseApp/Foundation/Reporting/ReportParts/HeaderFooterDesign/ExternalModern.docx
+++ b/src/Layers/W1/BaseApp/Foundation/Reporting/ReportParts/HeaderFooterDesign/ExternalModern.docx
@@ -496,6 +496,7 @@
               </w:placeholder>
               <w15:color w:val="808080"/>
               <w:text/>
+              <w:dataBinding w:prefixMappings="xmlns:ns0='urn:microsoft-dynamics-nav/reports/Tenant_Report_Defaults/2000000001/' " w:xpath="/ns0:NavWordReportXmlPart[1]/ns0:BCReportInformation[1]/ns0:CompanyMetadata[1]/ns0:CompanyHomePageCaption[1]"/>
             </w:sdtPr>
             <w:sdtContent>
               <w:r>
@@ -531,6 +532,7 @@
               </w:placeholder>
               <w15:color w:val="808080"/>
               <w:text/>
+              <w:dataBinding w:prefixMappings="xmlns:ns0='urn:microsoft-dynamics-nav/reports/Tenant_Report_Defaults/2000000001/' " w:xpath="/ns0:NavWordReportXmlPart[1]/ns0:BCReportInformation[1]/ns0:CompanyMetadata[1]/ns0:CompanyHomePage[1]"/>
             </w:sdtPr>
             <w:sdtContent>
               <w:r>
@@ -566,6 +568,7 @@
               </w:placeholder>
               <w15:color w:val="808080"/>
               <w:text/>
+              <w:dataBinding w:prefixMappings="xmlns:ns0='urn:microsoft-dynamics-nav/reports/Tenant_Report_Defaults/2000000001/' " w:xpath="/ns0:NavWordReportXmlPart[1]/ns0:BCReportInformation[1]/ns0:CompanyMetadata[1]/ns0:CompanyPhoneCaption[1]"/>
             </w:sdtPr>
             <w:sdtContent>
               <w:r>
@@ -601,6 +604,7 @@
               </w:placeholder>
               <w15:color w:val="808080"/>
               <w:text/>
+              <w:dataBinding w:prefixMappings="xmlns:ns0='urn:microsoft-dynamics-nav/reports/Tenant_Report_Defaults/2000000001/' " w:xpath="/ns0:NavWordReportXmlPart[1]/ns0:BCReportInformation[1]/ns0:CompanyMetadata[1]/ns0:CompanyPhone[1]"/>
             </w:sdtPr>
             <w:sdtContent>
               <w:r>
@@ -777,6 +781,7 @@
               </w:placeholder>
               <w15:color w:val="808080"/>
               <w:text/>
+              <w:dataBinding w:prefixMappings="xmlns:ns0='urn:microsoft-dynamics-nav/reports/Tenant_Report_Defaults/2000000001/' " w:xpath="/ns0:NavWordReportXmlPart[1]/ns0:BCReportInformation[1]/ns0:CompanyMetadata[1]/ns0:CompanyEmailCaption[1]"/>
             </w:sdtPr>
             <w:sdtContent>
               <w:r>
@@ -812,6 +817,7 @@
               </w:placeholder>
               <w15:color w:val="808080"/>
               <w:text/>
+              <w:dataBinding w:prefixMappings="xmlns:ns0='urn:microsoft-dynamics-nav/reports/Tenant_Report_Defaults/2000000001/' " w:xpath="/ns0:NavWordReportXmlPart[1]/ns0:BCReportInformation[1]/ns0:CompanyMetadata[1]/ns0:CompanyEmail[1]"/>
             </w:sdtPr>
             <w:sdtContent>
               <w:r>
@@ -847,6 +853,7 @@
               </w:placeholder>
               <w15:color w:val="808080"/>
               <w:text/>
+              <w:dataBinding w:prefixMappings="xmlns:ns0='urn:microsoft-dynamics-nav/reports/Tenant_Report_Defaults/2000000001/' " w:xpath="/ns0:NavWordReportXmlPart[1]/ns0:BCReportInformation[1]/ns0:CompanyMetadata[1]/ns0:CompanyFaxNoCaption[1]"/>
             </w:sdtPr>
             <w:sdtContent>
               <w:r>
@@ -882,6 +889,7 @@
               </w:placeholder>
               <w15:color w:val="808080"/>
               <w:text/>
+              <w:dataBinding w:prefixMappings="xmlns:ns0='urn:microsoft-dynamics-nav/reports/Tenant_Report_Defaults/2000000001/' " w:xpath="/ns0:NavWordReportXmlPart[1]/ns0:BCReportInformation[1]/ns0:CompanyMetadata[1]/ns0:CompanyFaxNo[1]"/>
             </w:sdtPr>
             <w:sdtContent>
               <w:r>
@@ -948,6 +956,7 @@
               </w:placeholder>
               <w15:color w:val="808080"/>
               <w:text/>
+              <w:dataBinding w:prefixMappings="xmlns:ns0='urn:microsoft-dynamics-nav/reports/Tenant_Report_Defaults/2000000001/' " w:xpath="/ns0:NavWordReportXmlPart[1]/ns0:BCReportInformation[1]/ns0:CompanyMetadata[1]/ns0:CompanyVATRegistrationNoCaption[1]"/>
             </w:sdtPr>
             <w:sdtContent>
               <w:r>
@@ -983,6 +992,7 @@
               </w:placeholder>
               <w15:color w:val="808080"/>
               <w:text/>
+              <w:dataBinding w:prefixMappings="xmlns:ns0='urn:microsoft-dynamics-nav/reports/Tenant_Report_Defaults/2000000001/' " w:xpath="/ns0:NavWordReportXmlPart[1]/ns0:BCReportInformation[1]/ns0:CompanyMetadata[1]/ns0:CompanyVATRegistrationNo[1]"/>
             </w:sdtPr>
             <w:sdtContent>
               <w:r>
@@ -1026,6 +1036,7 @@
               </w:placeholder>
               <w15:color w:val="808080"/>
               <w:text/>
+              <w:dataBinding w:prefixMappings="xmlns:ns0='urn:microsoft-dynamics-nav/reports/Tenant_Report_Defaults/2000000001/' " w:xpath="/ns0:NavWordReportXmlPart[1]/ns0:BCReportInformation[1]/ns0:CompanyMetadata[1]/ns0:CompanyGiroNoCaption[1]"/>
             </w:sdtPr>
             <w:sdtContent>
               <w:r>
@@ -1061,6 +1072,7 @@
               </w:placeholder>
               <w15:color w:val="808080"/>
               <w:text/>
+              <w:dataBinding w:prefixMappings="xmlns:ns0='urn:microsoft-dynamics-nav/reports/Tenant_Report_Defaults/2000000001/' " w:xpath="/ns0:NavWordReportXmlPart[1]/ns0:BCReportInformation[1]/ns0:CompanyMetadata[1]/ns0:CompanyGiroNo[1]"/>
             </w:sdtPr>
             <w:sdtContent>
               <w:r>
@@ -1127,6 +1139,7 @@
               <w:showingPlcHdr/>
               <w15:color w:val="808080"/>
               <w:text/>
+              <w:dataBinding w:prefixMappings="xmlns:ns0='urn:microsoft-dynamics-nav/reports/Tenant_Report_Defaults/2000000001/' " w:xpath="/ns0:NavWordReportXmlPart[1]/ns0:BCReportInformation[1]/ns0:CompanyMetadata[1]/ns0:CompanyBankName[1]"/>
             </w:sdtPr>
             <w:sdtContent>
               <w:r>
@@ -1162,6 +1175,7 @@
               </w:placeholder>
               <w15:color w:val="808080"/>
               <w:text/>
+              <w:dataBinding w:prefixMappings="xmlns:ns0='urn:microsoft-dynamics-nav/reports/Tenant_Report_Defaults/2000000001/' " w:xpath="/ns0:NavWordReportXmlPart[1]/ns0:BCReportInformation[1]/ns0:CompanyMetadata[1]/ns0:CompanyBankBranchNo[1]"/>
             </w:sdtPr>
             <w:sdtContent>
               <w:r>
@@ -1197,6 +1211,7 @@
               </w:placeholder>
               <w15:color w:val="808080"/>
               <w:text/>
+              <w:dataBinding w:prefixMappings="xmlns:ns0='urn:microsoft-dynamics-nav/reports/Tenant_Report_Defaults/2000000001/' " w:xpath="/ns0:NavWordReportXmlPart[1]/ns0:BCReportInformation[1]/ns0:CompanyMetadata[1]/ns0:CompanyBankAccountNo[1]"/>
             </w:sdtPr>
             <w:sdtContent>
               <w:r>
@@ -1301,6 +1316,7 @@
               </w:placeholder>
               <w15:color w:val="808080"/>
               <w:text/>
+              <w:dataBinding w:prefixMappings="xmlns:ns0='urn:microsoft-dynamics-nav/reports/Tenant_Report_Defaults/2000000001/' " w:xpath="/ns0:NavWordReportXmlPart[1]/ns0:BCReportInformation[1]/ns0:ReportMetadata[1]/ns0:ReportCaption[1]"/>
             </w:sdtPr>
             <w:sdtContent>
               <w:r>
@@ -1319,7 +1335,7 @@
             <w:spacing w:before="120"/>
             <w:jc w:val="right"/>
             <w:rPr>
-              <w:rFonts w:ascii="Aptos Narrow" w:eastAsiaTheme="majorEastAsia" w:hAnsi="Aptos Narrow"/>
+              <w:rFonts w:ascii="Aptos Narrow" w:hAnsi="Aptos Narrow" w:eastAsiaTheme="majorEastAsia"/>
               <w:color w:val="242424"/>
               <w:sz w:val="18"/>
               <w:szCs w:val="18"/>
@@ -1342,6 +1358,7 @@
               </w:placeholder>
               <w15:color w:val="808080"/>
               <w:text/>
+              <w:dataBinding w:prefixMappings="xmlns:ns0='urn:microsoft-dynamics-nav/reports/Tenant_Report_Defaults/2000000001/' " w:xpath="/ns0:NavWordReportXmlPart[1]/ns0:BCReportInformation[1]/ns0:ReportRequest[1]/ns0:CompanyName[1]"/>
             </w:sdtPr>
             <w:sdtContent>
               <w:r>
@@ -1417,6 +1434,7 @@
             </w:placeholder>
             <w15:color w:val="808080"/>
             <w:text/>
+            <w:dataBinding w:prefixMappings="xmlns:ns0='urn:microsoft-dynamics-nav/reports/Tenant_Report_Defaults/2000000001/' " w:xpath="/ns0:NavWordReportXmlPart[1]/ns0:BCReportInformation[1]/ns0:ReportMetadata[1]/ns0:ReportCaption[1]"/>
           </w:sdtPr>
           <w:sdtContent>
             <w:p>
@@ -1460,6 +1478,7 @@
             </w:placeholder>
             <w15:color w:val="808080"/>
             <w:text/>
+            <w:dataBinding w:prefixMappings="xmlns:ns0='urn:microsoft-dynamics-nav/reports/Tenant_Report_Defaults/2000000001/' " w:xpath="/ns0:NavWordReportXmlPart[1]/ns0:BCReportInformation[1]/ns0:ReportRequest[1]/ns0:CompanyName[1]"/>
           </w:sdtPr>
           <w:sdtContent>
             <w:p>

--- a/src/Layers/W1/BaseApp/Foundation/Reporting/ReportParts/HeaderFooterDesign/ExternalModern.docx
+++ b/src/Layers/W1/BaseApp/Foundation/Reporting/ReportParts/HeaderFooterDesign/ExternalModern.docx
@@ -483,19 +483,7 @@
           </w:pPr>
           <w:sdt>
             <w:sdtPr>
-              <w:rPr>
-                <w:rFonts w:cstheme="minorHAnsi"/>
-                <w:sz w:val="18"/>
-                <w:szCs w:val="18"/>
-              </w:rPr>
-              <w:alias w:val="HomePageCaption"/>
-              <w:tag w:val="#BC:InsertDataItem,BCReportInformation/CompanyMetadata/CompanyHomePageCaption"/>
-              <w:id w:val="-1245723920"/>
-              <w:placeholder>
-                <w:docPart w:val="D6379D6E6219439E812EE9827DC83632"/>
-              </w:placeholder>
-              <w15:color w:val="808080"/>
-              <w:text/>
+              <w:dataBinding w:prefixMappings="xmlns:ns0='urn:microsoft-dynamics-nav/reports/Tenant_Report_Defaults/2000000001/'" w:xpath="/ns0:NavWordReportXmlPart[1]/ns0:BCReportInformation[1]/ns0:CompanyMetadata[1]/ns0:CompanyHomePageCaption[1]" w:storeItemID="{6591F282-3185-4100-B552-A980004A2E03}"/>
             </w:sdtPr>
             <w:sdtContent>
               <w:r>
@@ -518,19 +506,7 @@
           </w:r>
           <w:sdt>
             <w:sdtPr>
-              <w:rPr>
-                <w:rFonts w:cstheme="minorHAnsi"/>
-                <w:sz w:val="18"/>
-                <w:szCs w:val="18"/>
-              </w:rPr>
-              <w:alias w:val="CompanyHomePage"/>
-              <w:tag w:val="#BC:InsertDataItem,BCReportInformation/CompanyMetadata/CompanyHomePage"/>
-              <w:id w:val="987447040"/>
-              <w:placeholder>
-                <w:docPart w:val="D6379D6E6219439E812EE9827DC83632"/>
-              </w:placeholder>
-              <w15:color w:val="808080"/>
-              <w:text/>
+              <w:dataBinding w:prefixMappings="xmlns:ns0='urn:microsoft-dynamics-nav/reports/Tenant_Report_Defaults/2000000001/'" w:xpath="/ns0:NavWordReportXmlPart[1]/ns0:BCReportInformation[1]/ns0:CompanyMetadata[1]/ns0:CompanyHomePage[1]" w:storeItemID="{6591F282-3185-4100-B552-A980004A2E03}"/>
             </w:sdtPr>
             <w:sdtContent>
               <w:r>
@@ -553,19 +529,7 @@
           </w:r>
           <w:sdt>
             <w:sdtPr>
-              <w:rPr>
-                <w:rFonts w:cstheme="minorHAnsi"/>
-                <w:sz w:val="18"/>
-                <w:szCs w:val="18"/>
-              </w:rPr>
-              <w:alias w:val="CompanyPhoneCaption"/>
-              <w:tag w:val="#BC:InsertDataItem,BCReportInformation/CompanyMetadata/CompanyPhoneCaption"/>
-              <w:id w:val="-1987612577"/>
-              <w:placeholder>
-                <w:docPart w:val="D6379D6E6219439E812EE9827DC83632"/>
-              </w:placeholder>
-              <w15:color w:val="808080"/>
-              <w:text/>
+              <w:dataBinding w:prefixMappings="xmlns:ns0='urn:microsoft-dynamics-nav/reports/Tenant_Report_Defaults/2000000001/'" w:xpath="/ns0:NavWordReportXmlPart[1]/ns0:BCReportInformation[1]/ns0:CompanyMetadata[1]/ns0:CompanyPhoneCaption[1]" w:storeItemID="{6591F282-3185-4100-B552-A980004A2E03}"/>
             </w:sdtPr>
             <w:sdtContent>
               <w:r>
@@ -588,19 +552,7 @@
           </w:r>
           <w:sdt>
             <w:sdtPr>
-              <w:rPr>
-                <w:rFonts w:cstheme="minorHAnsi"/>
-                <w:sz w:val="18"/>
-                <w:szCs w:val="18"/>
-              </w:rPr>
-              <w:alias w:val="CompanyPhone"/>
-              <w:tag w:val="#BC:InsertDataItem,BCReportInformation/CompanyMetadata/CompanyPhone"/>
-              <w:id w:val="1650788039"/>
-              <w:placeholder>
-                <w:docPart w:val="D6379D6E6219439E812EE9827DC83632"/>
-              </w:placeholder>
-              <w15:color w:val="808080"/>
-              <w:text/>
+              <w:dataBinding w:prefixMappings="xmlns:ns0='urn:microsoft-dynamics-nav/reports/Tenant_Report_Defaults/2000000001/'" w:xpath="/ns0:NavWordReportXmlPart[1]/ns0:BCReportInformation[1]/ns0:CompanyMetadata[1]/ns0:CompanyPhone[1]" w:storeItemID="{6591F282-3185-4100-B552-A980004A2E03}"/>
             </w:sdtPr>
             <w:sdtContent>
               <w:r>
@@ -764,19 +716,7 @@
           </w:pPr>
           <w:sdt>
             <w:sdtPr>
-              <w:rPr>
-                <w:rFonts w:cstheme="minorHAnsi"/>
-                <w:sz w:val="18"/>
-                <w:szCs w:val="18"/>
-              </w:rPr>
-              <w:alias w:val="CompanyEmailCaption"/>
-              <w:tag w:val="#BC:InsertDataItem,BCReportInformation/CompanyMetadata/CompanyEmailCaption"/>
-              <w:id w:val="-1653124988"/>
-              <w:placeholder>
-                <w:docPart w:val="D5D23BAC6D534008B5DBE00DFAAA1BB9"/>
-              </w:placeholder>
-              <w15:color w:val="808080"/>
-              <w:text/>
+              <w:dataBinding w:prefixMappings="xmlns:ns0='urn:microsoft-dynamics-nav/reports/Tenant_Report_Defaults/2000000001/'" w:xpath="/ns0:NavWordReportXmlPart[1]/ns0:BCReportInformation[1]/ns0:CompanyMetadata[1]/ns0:CompanyEmailCaption[1]" w:storeItemID="{6591F282-3185-4100-B552-A980004A2E03}"/>
             </w:sdtPr>
             <w:sdtContent>
               <w:r>
@@ -799,19 +739,7 @@
           </w:r>
           <w:sdt>
             <w:sdtPr>
-              <w:rPr>
-                <w:rFonts w:cstheme="minorHAnsi"/>
-                <w:sz w:val="18"/>
-                <w:szCs w:val="18"/>
-              </w:rPr>
-              <w:alias w:val="CompanyEmail"/>
-              <w:tag w:val="#BC:InsertDataItem,BCReportInformation/CompanyMetadata/CompanyEmail"/>
-              <w:id w:val="-761446710"/>
-              <w:placeholder>
-                <w:docPart w:val="D5D23BAC6D534008B5DBE00DFAAA1BB9"/>
-              </w:placeholder>
-              <w15:color w:val="808080"/>
-              <w:text/>
+              <w:dataBinding w:prefixMappings="xmlns:ns0='urn:microsoft-dynamics-nav/reports/Tenant_Report_Defaults/2000000001/'" w:xpath="/ns0:NavWordReportXmlPart[1]/ns0:BCReportInformation[1]/ns0:CompanyMetadata[1]/ns0:CompanyEmail[1]" w:storeItemID="{6591F282-3185-4100-B552-A980004A2E03}"/>
             </w:sdtPr>
             <w:sdtContent>
               <w:r>
@@ -834,19 +762,7 @@
           </w:r>
           <w:sdt>
             <w:sdtPr>
-              <w:rPr>
-                <w:rFonts w:cstheme="minorHAnsi"/>
-                <w:sz w:val="18"/>
-                <w:szCs w:val="18"/>
-              </w:rPr>
-              <w:alias w:val="CompanyFaxNoCaption"/>
-              <w:tag w:val="#BC:InsertDataItem,BCReportInformation/CompanyMetadata/CompanyFaxNoCaption"/>
-              <w:id w:val="-1424035321"/>
-              <w:placeholder>
-                <w:docPart w:val="06686A0925D745219A32479543DC0E24"/>
-              </w:placeholder>
-              <w15:color w:val="808080"/>
-              <w:text/>
+              <w:dataBinding w:prefixMappings="xmlns:ns0='urn:microsoft-dynamics-nav/reports/Tenant_Report_Defaults/2000000001/'" w:xpath="/ns0:NavWordReportXmlPart[1]/ns0:BCReportInformation[1]/ns0:CompanyMetadata[1]/ns0:CompanyFaxNoCaption[1]" w:storeItemID="{6591F282-3185-4100-B552-A980004A2E03}"/>
             </w:sdtPr>
             <w:sdtContent>
               <w:r>
@@ -869,19 +785,7 @@
           </w:r>
           <w:sdt>
             <w:sdtPr>
-              <w:rPr>
-                <w:rFonts w:cstheme="minorHAnsi"/>
-                <w:sz w:val="18"/>
-                <w:szCs w:val="18"/>
-              </w:rPr>
-              <w:alias w:val="CompanyFaxNo"/>
-              <w:tag w:val="#BC:InsertDataItem,BCReportInformation/CompanyMetadata/CompanyFaxNo"/>
-              <w:id w:val="-1029098813"/>
-              <w:placeholder>
-                <w:docPart w:val="418A735C7DCB4234B58B5D28743DEF18"/>
-              </w:placeholder>
-              <w15:color w:val="808080"/>
-              <w:text/>
+              <w:dataBinding w:prefixMappings="xmlns:ns0='urn:microsoft-dynamics-nav/reports/Tenant_Report_Defaults/2000000001/'" w:xpath="/ns0:NavWordReportXmlPart[1]/ns0:BCReportInformation[1]/ns0:CompanyMetadata[1]/ns0:CompanyFaxNo[1]" w:storeItemID="{6591F282-3185-4100-B552-A980004A2E03}"/>
             </w:sdtPr>
             <w:sdtContent>
               <w:r>
@@ -935,19 +839,7 @@
           </w:pPr>
           <w:sdt>
             <w:sdtPr>
-              <w:rPr>
-                <w:rFonts w:cstheme="minorHAnsi"/>
-                <w:sz w:val="18"/>
-                <w:szCs w:val="18"/>
-              </w:rPr>
-              <w:alias w:val="CompanyVATRegistrationNoCaption"/>
-              <w:tag w:val="#BC:InsertDataItem,BCReportInformation/CompanyMetadata/CompanyVATRegistrationNoCaption"/>
-              <w:id w:val="-1531718102"/>
-              <w:placeholder>
-                <w:docPart w:val="9958AF2F4FE246329788F5489FA77735"/>
-              </w:placeholder>
-              <w15:color w:val="808080"/>
-              <w:text/>
+              <w:dataBinding w:prefixMappings="xmlns:ns0='urn:microsoft-dynamics-nav/reports/Tenant_Report_Defaults/2000000001/'" w:xpath="/ns0:NavWordReportXmlPart[1]/ns0:BCReportInformation[1]/ns0:CompanyMetadata[1]/ns0:CompanyVATRegistrationNoCaption[1]" w:storeItemID="{6591F282-3185-4100-B552-A980004A2E03}"/>
             </w:sdtPr>
             <w:sdtContent>
               <w:r>
@@ -970,19 +862,7 @@
           </w:r>
           <w:sdt>
             <w:sdtPr>
-              <w:rPr>
-                <w:rFonts w:cstheme="minorHAnsi"/>
-                <w:sz w:val="18"/>
-                <w:szCs w:val="18"/>
-              </w:rPr>
-              <w:alias w:val="CompanyVATRegistrationNo"/>
-              <w:tag w:val="#BC:InsertDataItem,BCReportInformation/CompanyMetadata/CompanyVATRegistrationNo"/>
-              <w:id w:val="-1964800252"/>
-              <w:placeholder>
-                <w:docPart w:val="9958AF2F4FE246329788F5489FA77735"/>
-              </w:placeholder>
-              <w15:color w:val="808080"/>
-              <w:text/>
+              <w:dataBinding w:prefixMappings="xmlns:ns0='urn:microsoft-dynamics-nav/reports/Tenant_Report_Defaults/2000000001/'" w:xpath="/ns0:NavWordReportXmlPart[1]/ns0:BCReportInformation[1]/ns0:CompanyMetadata[1]/ns0:CompanyVATRegistrationNo[1]" w:storeItemID="{6591F282-3185-4100-B552-A980004A2E03}"/>
             </w:sdtPr>
             <w:sdtContent>
               <w:r>
@@ -1013,19 +893,7 @@
           </w:r>
           <w:sdt>
             <w:sdtPr>
-              <w:rPr>
-                <w:rFonts w:cstheme="minorHAnsi"/>
-                <w:sz w:val="18"/>
-                <w:szCs w:val="18"/>
-              </w:rPr>
-              <w:alias w:val="CompanyGiroNoCaption"/>
-              <w:tag w:val="#BC:InsertDataItem,BCReportInformation/CompanyMetadata/CompanyGiroNoCaption"/>
-              <w:id w:val="-353197755"/>
-              <w:placeholder>
-                <w:docPart w:val="381D89A1AAEB4DFC825C7BCD4F1E0652"/>
-              </w:placeholder>
-              <w15:color w:val="808080"/>
-              <w:text/>
+              <w:dataBinding w:prefixMappings="xmlns:ns0='urn:microsoft-dynamics-nav/reports/Tenant_Report_Defaults/2000000001/'" w:xpath="/ns0:NavWordReportXmlPart[1]/ns0:BCReportInformation[1]/ns0:CompanyMetadata[1]/ns0:CompanyGiroNoCaption[1]" w:storeItemID="{6591F282-3185-4100-B552-A980004A2E03}"/>
             </w:sdtPr>
             <w:sdtContent>
               <w:r>
@@ -1048,19 +916,7 @@
           </w:r>
           <w:sdt>
             <w:sdtPr>
-              <w:rPr>
-                <w:rFonts w:cstheme="minorHAnsi"/>
-                <w:sz w:val="18"/>
-                <w:szCs w:val="18"/>
-              </w:rPr>
-              <w:alias w:val="CompanyGiroNo"/>
-              <w:tag w:val="#BC:InsertDataItem,BCReportInformation/CompanyMetadata/CompanyGiroNo"/>
-              <w:id w:val="85652963"/>
-              <w:placeholder>
-                <w:docPart w:val="381D89A1AAEB4DFC825C7BCD4F1E0652"/>
-              </w:placeholder>
-              <w15:color w:val="808080"/>
-              <w:text/>
+              <w:dataBinding w:prefixMappings="xmlns:ns0='urn:microsoft-dynamics-nav/reports/Tenant_Report_Defaults/2000000001/'" w:xpath="/ns0:NavWordReportXmlPart[1]/ns0:BCReportInformation[1]/ns0:CompanyMetadata[1]/ns0:CompanyGiroNo[1]" w:storeItemID="{6591F282-3185-4100-B552-A980004A2E03}"/>
             </w:sdtPr>
             <w:sdtContent>
               <w:r>
@@ -1113,20 +969,7 @@
           </w:pPr>
           <w:sdt>
             <w:sdtPr>
-              <w:rPr>
-                <w:rFonts w:cstheme="minorHAnsi"/>
-                <w:sz w:val="18"/>
-                <w:szCs w:val="18"/>
-              </w:rPr>
-              <w:alias w:val="CompanyBankName"/>
-              <w:tag w:val="#BC:InsertDataItem,BCReportInformation/CompanyMetadata/CompanyBankName"/>
-              <w:id w:val="2076081381"/>
-              <w:placeholder>
-                <w:docPart w:val="9BB7606A5ECD401C92ECA5A9ED89BBCA"/>
-              </w:placeholder>
-              <w:showingPlcHdr/>
-              <w15:color w:val="808080"/>
-              <w:text/>
+              <w:dataBinding w:prefixMappings="xmlns:ns0='urn:microsoft-dynamics-nav/reports/Tenant_Report_Defaults/2000000001/'" w:xpath="/ns0:NavWordReportXmlPart[1]/ns0:BCReportInformation[1]/ns0:CompanyMetadata[1]/ns0:CompanyBankName[1]" w:storeItemID="{6591F282-3185-4100-B552-A980004A2E03}"/>
             </w:sdtPr>
             <w:sdtContent>
               <w:r>
@@ -1149,19 +992,7 @@
           </w:r>
           <w:sdt>
             <w:sdtPr>
-              <w:rPr>
-                <w:rFonts w:cstheme="minorHAnsi"/>
-                <w:sz w:val="18"/>
-                <w:szCs w:val="18"/>
-              </w:rPr>
-              <w:alias w:val="CompanyBankBranchNo"/>
-              <w:tag w:val="#BC:InsertDataItem,BCReportInformation/CompanyMetadata/CompanyBankBranchNo"/>
-              <w:id w:val="-1317100354"/>
-              <w:placeholder>
-                <w:docPart w:val="C28645A9A254473A8ED8334D4C25D878"/>
-              </w:placeholder>
-              <w15:color w:val="808080"/>
-              <w:text/>
+              <w:dataBinding w:prefixMappings="xmlns:ns0='urn:microsoft-dynamics-nav/reports/Tenant_Report_Defaults/2000000001/'" w:xpath="/ns0:NavWordReportXmlPart[1]/ns0:BCReportInformation[1]/ns0:CompanyMetadata[1]/ns0:CompanyBankBranchNo[1]" w:storeItemID="{6591F282-3185-4100-B552-A980004A2E03}"/>
             </w:sdtPr>
             <w:sdtContent>
               <w:r>
@@ -1184,19 +1015,7 @@
           </w:r>
           <w:sdt>
             <w:sdtPr>
-              <w:rPr>
-                <w:rFonts w:cstheme="minorHAnsi"/>
-                <w:sz w:val="18"/>
-                <w:szCs w:val="18"/>
-              </w:rPr>
-              <w:alias w:val="CompanyBankAccountNo"/>
-              <w:tag w:val="#BC:InsertDataItem,BCReportInformation/CompanyMetadata/CompanyBankAccountNo"/>
-              <w:id w:val="-793061014"/>
-              <w:placeholder>
-                <w:docPart w:val="E87C0CAEB19C4718881BD4D0493E18EB"/>
-              </w:placeholder>
-              <w15:color w:val="808080"/>
-              <w:text/>
+              <w:dataBinding w:prefixMappings="xmlns:ns0='urn:microsoft-dynamics-nav/reports/Tenant_Report_Defaults/2000000001/'" w:xpath="/ns0:NavWordReportXmlPart[1]/ns0:BCReportInformation[1]/ns0:CompanyMetadata[1]/ns0:CompanyBankAccountNo[1]" w:storeItemID="{6591F282-3185-4100-B552-A980004A2E03}"/>
             </w:sdtPr>
             <w:sdtContent>
               <w:r>
@@ -1293,14 +1112,7 @@
           </w:pPr>
           <w:sdt>
             <w:sdtPr>
-              <w:alias w:val="ReportCaption"/>
-              <w:tag w:val="#BC:InsertDataItem,BCReportInformation/ReportMetadata/ReportCaption"/>
-              <w:id w:val="-270854158"/>
-              <w:placeholder>
-                <w:docPart w:val="1FEE138237C145679D27309B52717B22"/>
-              </w:placeholder>
-              <w15:color w:val="808080"/>
-              <w:text/>
+              <w:dataBinding w:prefixMappings="xmlns:ns0='urn:microsoft-dynamics-nav/reports/Tenant_Report_Defaults/2000000001/'" w:xpath="/ns0:NavWordReportXmlPart[1]/ns0:BCReportInformation[1]/ns0:ReportMetadata[1]/ns0:ReportCaption[1]" w:storeItemID="{6591F282-3185-4100-B552-A980004A2E03}"/>
             </w:sdtPr>
             <w:sdtContent>
               <w:r>
@@ -1319,7 +1131,7 @@
             <w:spacing w:before="120"/>
             <w:jc w:val="right"/>
             <w:rPr>
-              <w:rFonts w:ascii="Aptos Narrow" w:eastAsiaTheme="majorEastAsia" w:hAnsi="Aptos Narrow"/>
+              <w:rFonts w:ascii="Aptos Narrow" w:hAnsi="Aptos Narrow" w:eastAsiaTheme="majorEastAsia"/>
               <w:color w:val="242424"/>
               <w:sz w:val="18"/>
               <w:szCs w:val="18"/>
@@ -1327,21 +1139,7 @@
           </w:pPr>
           <w:sdt>
             <w:sdtPr>
-              <w:rPr>
-                <w:rFonts w:asciiTheme="majorHAnsi" w:hAnsiTheme="majorHAnsi" w:cstheme="majorHAnsi"/>
-                <w:b/>
-                <w:bCs/>
-                <w:sz w:val="18"/>
-                <w:szCs w:val="18"/>
-              </w:rPr>
-              <w:alias w:val="CompanyName"/>
-              <w:tag w:val="#BC:InsertDataItem,BCReportInformation/ReportRequest/CompanyName"/>
-              <w:id w:val="-1061177912"/>
-              <w:placeholder>
-                <w:docPart w:val="1FEE138237C145679D27309B52717B22"/>
-              </w:placeholder>
-              <w15:color w:val="808080"/>
-              <w:text/>
+              <w:dataBinding w:prefixMappings="xmlns:ns0='urn:microsoft-dynamics-nav/reports/Tenant_Report_Defaults/2000000001/'" w:xpath="/ns0:NavWordReportXmlPart[1]/ns0:BCReportInformation[1]/ns0:ReportRequest[1]/ns0:CompanyName[1]" w:storeItemID="{6591F282-3185-4100-B552-A980004A2E03}"/>
             </w:sdtPr>
             <w:sdtContent>
               <w:r>
@@ -1405,18 +1203,7 @@
         </w:tcPr>
         <w:sdt>
           <w:sdtPr>
-            <w:rPr>
-              <w:sz w:val="48"/>
-              <w:szCs w:val="32"/>
-            </w:rPr>
-            <w:alias w:val="ReportCaption"/>
-            <w:tag w:val="#BC:InsertDataItem,BCReportInformation/ReportMetadata/ReportCaption"/>
-            <w:id w:val="-1397730881"/>
-            <w:placeholder>
-              <w:docPart w:val="EED7127D55964A44AB61D89F364313EB"/>
-            </w:placeholder>
-            <w15:color w:val="808080"/>
-            <w:text/>
+            <w:dataBinding w:prefixMappings="xmlns:ns0='urn:microsoft-dynamics-nav/reports/Tenant_Report_Defaults/2000000001/'" w:xpath="/ns0:NavWordReportXmlPart[1]/ns0:BCReportInformation[1]/ns0:ReportMetadata[1]/ns0:ReportCaption[1]" w:storeItemID="{6591F282-3185-4100-B552-A980004A2E03}"/>
           </w:sdtPr>
           <w:sdtContent>
             <w:p>
@@ -1445,21 +1232,7 @@
         </w:tcPr>
         <w:sdt>
           <w:sdtPr>
-            <w:rPr>
-              <w:rFonts w:asciiTheme="majorHAnsi" w:hAnsiTheme="majorHAnsi" w:cstheme="majorHAnsi"/>
-              <w:b/>
-              <w:bCs/>
-              <w:sz w:val="18"/>
-              <w:szCs w:val="18"/>
-            </w:rPr>
-            <w:alias w:val="CompanyName"/>
-            <w:tag w:val="#BC:InsertDataItem,BCReportInformation/ReportRequest/CompanyName"/>
-            <w:id w:val="-1476142504"/>
-            <w:placeholder>
-              <w:docPart w:val="EED7127D55964A44AB61D89F364313EB"/>
-            </w:placeholder>
-            <w15:color w:val="808080"/>
-            <w:text/>
+            <w:dataBinding w:prefixMappings="xmlns:ns0='urn:microsoft-dynamics-nav/reports/Tenant_Report_Defaults/2000000001/'" w:xpath="/ns0:NavWordReportXmlPart[1]/ns0:BCReportInformation[1]/ns0:ReportRequest[1]/ns0:CompanyName[1]" w:storeItemID="{6591F282-3185-4100-B552-A980004A2E03}"/>
           </w:sdtPr>
           <w:sdtContent>
             <w:p>

--- a/src/Layers/W1/BaseApp/Foundation/Reporting/ReportParts/HeaderFooterDesign/ExternalModern.docx
+++ b/src/Layers/W1/BaseApp/Foundation/Reporting/ReportParts/HeaderFooterDesign/ExternalModern.docx
@@ -2,22 +2,12 @@
 <file path=word/document.xml><?xml version="1.0" encoding="utf-8"?>
 <w:document xmlns:wpc="http://schemas.microsoft.com/office/word/2010/wordprocessingCanvas" xmlns:cx="http://schemas.microsoft.com/office/drawing/2014/chartex" xmlns:cx1="http://schemas.microsoft.com/office/drawing/2015/9/8/chartex" xmlns:cx2="http://schemas.microsoft.com/office/drawing/2015/10/21/chartex" xmlns:cx3="http://schemas.microsoft.com/office/drawing/2016/5/9/chartex" xmlns:cx4="http://schemas.microsoft.com/office/drawing/2016/5/10/chartex" xmlns:cx5="http://schemas.microsoft.com/office/drawing/2016/5/11/chartex" xmlns:cx6="http://schemas.microsoft.com/office/drawing/2016/5/12/chartex" xmlns:cx7="http://schemas.microsoft.com/office/drawing/2016/5/13/chartex" xmlns:cx8="http://schemas.microsoft.com/office/drawing/2016/5/14/chartex" xmlns:mc="http://schemas.openxmlformats.org/markup-compatibility/2006" xmlns:aink="http://schemas.microsoft.com/office/drawing/2016/ink" xmlns:am3d="http://schemas.microsoft.com/office/drawing/2017/model3d" xmlns:o="urn:schemas-microsoft-com:office:office" xmlns:oel="http://schemas.microsoft.com/office/2019/extlst" xmlns:r="http://schemas.openxmlformats.org/officeDocument/2006/relationships" xmlns:m="http://schemas.openxmlformats.org/officeDocument/2006/math" xmlns:v="urn:schemas-microsoft-com:vml" xmlns:wp14="http://schemas.microsoft.com/office/word/2010/wordprocessingDrawing" xmlns:wp="http://schemas.openxmlformats.org/drawingml/2006/wordprocessingDrawing" xmlns:w10="urn:schemas-microsoft-com:office:word" xmlns:w="http://schemas.openxmlformats.org/wordprocessingml/2006/main" xmlns:w14="http://schemas.microsoft.com/office/word/2010/wordml" xmlns:w15="http://schemas.microsoft.com/office/word/2012/wordml" xmlns:w16cex="http://schemas.microsoft.com/office/word/2018/wordml/cex" xmlns:w16cid="http://schemas.microsoft.com/office/word/2016/wordml/cid" xmlns:w16="http://schemas.microsoft.com/office/word/2018/wordml" xmlns:w16du="http://schemas.microsoft.com/office/word/2023/wordml/word16du" xmlns:w16sdtdh="http://schemas.microsoft.com/office/word/2020/wordml/sdtdatahash" xmlns:w16sdtfl="http://schemas.microsoft.com/office/word/2024/wordml/sdtformatlock" xmlns:w16se="http://schemas.microsoft.com/office/word/2015/wordml/symex" xmlns:wpg="http://schemas.microsoft.com/office/word/2010/wordprocessingGroup" xmlns:wpi="http://schemas.microsoft.com/office/word/2010/wordprocessingInk" xmlns:wne="http://schemas.microsoft.com/office/word/2006/wordml" xmlns:wps="http://schemas.microsoft.com/office/word/2010/wordprocessingShape" mc:Ignorable="w14 w15 w16se w16cid w16 w16cex w16sdtdh w16sdtfl w16du wp14">
   <w:body>
-    <w:p/>
     <w:p>
       <w:pPr>
-        <w:tabs>
-          <w:tab w:val="left" w:pos="5890"/>
-        </w:tabs>
         <w:rPr>
           <w:lang w:val="da-DK"/>
         </w:rPr>
       </w:pPr>
-      <w:r>
-        <w:rPr>
-          <w:lang w:val="da-DK"/>
-        </w:rPr>
-        <w:tab/>
-      </w:r>
       <w:r>
         <w:rPr>
           <w:lang w:val="da-DK"/>
@@ -27,10 +17,17 @@
     </w:p>
     <w:p>
       <w:pPr>
+        <w:spacing w:line="259" w:lineRule="auto"/>
         <w:rPr>
           <w:lang w:val="da-DK"/>
         </w:rPr>
       </w:pPr>
+      <w:r>
+        <w:rPr>
+          <w:lang w:val="da-DK"/>
+        </w:rPr>
+        <w:br w:type="page"/>
+      </w:r>
     </w:p>
     <w:p>
       <w:pPr>
@@ -39,214 +36,6 @@
         </w:rPr>
       </w:pPr>
     </w:p>
-    <w:p>
-      <w:pPr>
-        <w:rPr>
-          <w:lang w:val="da-DK"/>
-        </w:rPr>
-      </w:pPr>
-    </w:p>
-    <w:p>
-      <w:pPr>
-        <w:rPr>
-          <w:lang w:val="da-DK"/>
-        </w:rPr>
-      </w:pPr>
-    </w:p>
-    <w:p>
-      <w:pPr>
-        <w:rPr>
-          <w:lang w:val="da-DK"/>
-        </w:rPr>
-      </w:pPr>
-    </w:p>
-    <w:p>
-      <w:pPr>
-        <w:rPr>
-          <w:lang w:val="da-DK"/>
-        </w:rPr>
-      </w:pPr>
-    </w:p>
-    <w:p>
-      <w:pPr>
-        <w:rPr>
-          <w:lang w:val="da-DK"/>
-        </w:rPr>
-      </w:pPr>
-    </w:p>
-    <w:p>
-      <w:pPr>
-        <w:rPr>
-          <w:lang w:val="da-DK"/>
-        </w:rPr>
-      </w:pPr>
-    </w:p>
-    <w:p>
-      <w:pPr>
-        <w:rPr>
-          <w:lang w:val="da-DK"/>
-        </w:rPr>
-      </w:pPr>
-    </w:p>
-    <w:p>
-      <w:pPr>
-        <w:rPr>
-          <w:lang w:val="da-DK"/>
-        </w:rPr>
-      </w:pPr>
-    </w:p>
-    <w:p>
-      <w:pPr>
-        <w:rPr>
-          <w:lang w:val="da-DK"/>
-        </w:rPr>
-      </w:pPr>
-    </w:p>
-    <w:p>
-      <w:pPr>
-        <w:rPr>
-          <w:lang w:val="da-DK"/>
-        </w:rPr>
-      </w:pPr>
-    </w:p>
-    <w:p>
-      <w:pPr>
-        <w:rPr>
-          <w:lang w:val="da-DK"/>
-        </w:rPr>
-      </w:pPr>
-    </w:p>
-    <w:p>
-      <w:pPr>
-        <w:rPr>
-          <w:lang w:val="da-DK"/>
-        </w:rPr>
-      </w:pPr>
-    </w:p>
-    <w:p>
-      <w:pPr>
-        <w:rPr>
-          <w:lang w:val="da-DK"/>
-        </w:rPr>
-      </w:pPr>
-    </w:p>
-    <w:p>
-      <w:pPr>
-        <w:rPr>
-          <w:lang w:val="da-DK"/>
-        </w:rPr>
-      </w:pPr>
-    </w:p>
-    <w:p>
-      <w:pPr>
-        <w:rPr>
-          <w:lang w:val="da-DK"/>
-        </w:rPr>
-      </w:pPr>
-    </w:p>
-    <w:p>
-      <w:pPr>
-        <w:rPr>
-          <w:lang w:val="da-DK"/>
-        </w:rPr>
-      </w:pPr>
-    </w:p>
-    <w:p>
-      <w:pPr>
-        <w:rPr>
-          <w:lang w:val="da-DK"/>
-        </w:rPr>
-      </w:pPr>
-    </w:p>
-    <w:p>
-      <w:pPr>
-        <w:rPr>
-          <w:lang w:val="da-DK"/>
-        </w:rPr>
-      </w:pPr>
-    </w:p>
-    <w:p>
-      <w:pPr>
-        <w:rPr>
-          <w:lang w:val="da-DK"/>
-        </w:rPr>
-      </w:pPr>
-    </w:p>
-    <w:p>
-      <w:pPr>
-        <w:rPr>
-          <w:lang w:val="da-DK"/>
-        </w:rPr>
-      </w:pPr>
-    </w:p>
-    <w:p/>
-    <w:p/>
-    <w:p/>
-    <w:p/>
-    <w:p/>
-    <w:p>
-      <w:pPr>
-        <w:tabs>
-          <w:tab w:val="left" w:pos="4374"/>
-        </w:tabs>
-      </w:pPr>
-      <w:r>
-        <w:tab/>
-      </w:r>
-    </w:p>
-    <w:p/>
-    <w:p/>
-    <w:p>
-      <w:pPr>
-        <w:tabs>
-          <w:tab w:val="left" w:pos="6600"/>
-        </w:tabs>
-      </w:pPr>
-      <w:r>
-        <w:tab/>
-      </w:r>
-    </w:p>
-    <w:p/>
-    <w:p>
-      <w:pPr>
-        <w:tabs>
-          <w:tab w:val="left" w:pos="2116"/>
-        </w:tabs>
-      </w:pPr>
-      <w:r>
-        <w:tab/>
-      </w:r>
-    </w:p>
-    <w:p/>
-    <w:p/>
-    <w:p/>
-    <w:p/>
-    <w:p/>
-    <w:p/>
-    <w:p/>
-    <w:p/>
-    <w:p/>
-    <w:p/>
-    <w:p/>
-    <w:p/>
-    <w:p/>
-    <w:p/>
-    <w:p/>
-    <w:p/>
-    <w:p/>
-    <w:p/>
-    <w:p>
-      <w:pPr>
-        <w:tabs>
-          <w:tab w:val="left" w:pos="3690"/>
-        </w:tabs>
-      </w:pPr>
-      <w:r>
-        <w:tab/>
-      </w:r>
-    </w:p>
-    <w:p/>
-    <w:p/>
     <w:sectPr>
       <w:headerReference w:type="default" r:id="rId13"/>
       <w:footerReference w:type="default" r:id="rId14"/>
@@ -321,7 +110,6 @@
           <w:r>
             <w:rPr>
               <w:rFonts w:eastAsiaTheme="minorEastAsia"/>
-              <w:color w:val="242424"/>
               <w:sz w:val="18"/>
               <w:szCs w:val="18"/>
               <w:lang w:val="da-DK"/>
@@ -331,7 +119,6 @@
           <w:r>
             <w:rPr>
               <w:rFonts w:eastAsiaTheme="minorEastAsia"/>
-              <w:color w:val="242424"/>
               <w:sz w:val="18"/>
               <w:szCs w:val="18"/>
               <w:lang w:val="da-DK"/>
@@ -341,7 +128,6 @@
           <w:r>
             <w:rPr>
               <w:rFonts w:eastAsiaTheme="minorEastAsia"/>
-              <w:color w:val="242424"/>
               <w:sz w:val="18"/>
               <w:szCs w:val="18"/>
               <w:lang w:val="da-DK"/>
@@ -352,7 +138,6 @@
             <w:rPr>
               <w:rFonts w:eastAsiaTheme="minorEastAsia"/>
               <w:noProof/>
-              <w:color w:val="242424"/>
               <w:sz w:val="18"/>
               <w:szCs w:val="18"/>
               <w:lang w:val="da-DK"/>
@@ -362,7 +147,6 @@
           <w:r>
             <w:rPr>
               <w:rFonts w:eastAsiaTheme="minorEastAsia"/>
-              <w:color w:val="242424"/>
               <w:sz w:val="18"/>
               <w:szCs w:val="18"/>
               <w:lang w:val="da-DK"/>
@@ -372,7 +156,6 @@
           <w:r>
             <w:rPr>
               <w:rFonts w:eastAsiaTheme="minorEastAsia"/>
-              <w:color w:val="242424"/>
               <w:sz w:val="18"/>
               <w:szCs w:val="18"/>
               <w:lang w:val="da-DK"/>
@@ -382,7 +165,6 @@
           <w:r>
             <w:rPr>
               <w:rFonts w:eastAsiaTheme="minorEastAsia"/>
-              <w:color w:val="242424"/>
               <w:sz w:val="18"/>
               <w:szCs w:val="18"/>
               <w:lang w:val="da-DK"/>
@@ -392,7 +174,6 @@
           <w:r>
             <w:rPr>
               <w:rFonts w:eastAsiaTheme="minorEastAsia"/>
-              <w:color w:val="242424"/>
               <w:sz w:val="18"/>
               <w:szCs w:val="18"/>
               <w:lang w:val="da-DK"/>
@@ -402,7 +183,6 @@
           <w:r>
             <w:rPr>
               <w:rFonts w:eastAsiaTheme="minorEastAsia"/>
-              <w:color w:val="242424"/>
               <w:sz w:val="18"/>
               <w:szCs w:val="18"/>
               <w:lang w:val="da-DK"/>
@@ -413,7 +193,6 @@
             <w:rPr>
               <w:rFonts w:eastAsiaTheme="minorEastAsia"/>
               <w:noProof/>
-              <w:color w:val="242424"/>
               <w:sz w:val="18"/>
               <w:szCs w:val="18"/>
               <w:lang w:val="da-DK"/>
@@ -423,7 +202,6 @@
           <w:r>
             <w:rPr>
               <w:rFonts w:eastAsiaTheme="minorEastAsia"/>
-              <w:color w:val="242424"/>
               <w:sz w:val="18"/>
               <w:szCs w:val="18"/>
               <w:lang w:val="da-DK"/>
@@ -635,7 +413,6 @@
           <w:r>
             <w:rPr>
               <w:rFonts w:eastAsiaTheme="minorEastAsia"/>
-              <w:color w:val="242424"/>
               <w:sz w:val="18"/>
               <w:szCs w:val="18"/>
               <w:lang w:val="da-DK"/>
@@ -645,7 +422,6 @@
           <w:r>
             <w:rPr>
               <w:rFonts w:eastAsiaTheme="minorEastAsia"/>
-              <w:color w:val="242424"/>
               <w:sz w:val="18"/>
               <w:szCs w:val="18"/>
               <w:lang w:val="da-DK"/>
@@ -655,7 +431,6 @@
           <w:r>
             <w:rPr>
               <w:rFonts w:eastAsiaTheme="minorEastAsia"/>
-              <w:color w:val="242424"/>
               <w:sz w:val="18"/>
               <w:szCs w:val="18"/>
               <w:lang w:val="da-DK"/>
@@ -665,7 +440,6 @@
           <w:r>
             <w:rPr>
               <w:rFonts w:eastAsiaTheme="minorEastAsia"/>
-              <w:color w:val="242424"/>
               <w:sz w:val="18"/>
               <w:szCs w:val="18"/>
               <w:lang w:val="da-DK"/>
@@ -675,7 +449,6 @@
           <w:r>
             <w:rPr>
               <w:rFonts w:eastAsiaTheme="minorEastAsia"/>
-              <w:color w:val="242424"/>
               <w:sz w:val="18"/>
               <w:szCs w:val="18"/>
               <w:lang w:val="da-DK"/>
@@ -685,7 +458,6 @@
           <w:r>
             <w:rPr>
               <w:rFonts w:eastAsiaTheme="minorEastAsia"/>
-              <w:color w:val="242424"/>
               <w:sz w:val="18"/>
               <w:szCs w:val="18"/>
               <w:lang w:val="da-DK"/>
@@ -695,7 +467,6 @@
           <w:r>
             <w:rPr>
               <w:rFonts w:eastAsiaTheme="minorEastAsia"/>
-              <w:color w:val="242424"/>
               <w:sz w:val="18"/>
               <w:szCs w:val="18"/>
               <w:lang w:val="da-DK"/>
@@ -705,7 +476,6 @@
           <w:r>
             <w:rPr>
               <w:rFonts w:eastAsiaTheme="minorEastAsia"/>
-              <w:color w:val="242424"/>
               <w:sz w:val="18"/>
               <w:szCs w:val="18"/>
               <w:lang w:val="da-DK"/>
@@ -715,7 +485,6 @@
           <w:r>
             <w:rPr>
               <w:rFonts w:eastAsiaTheme="minorEastAsia"/>
-              <w:color w:val="242424"/>
               <w:sz w:val="18"/>
               <w:szCs w:val="18"/>
               <w:lang w:val="da-DK"/>
@@ -725,7 +494,6 @@
           <w:r>
             <w:rPr>
               <w:rFonts w:eastAsiaTheme="minorEastAsia"/>
-              <w:color w:val="242424"/>
               <w:sz w:val="18"/>
               <w:szCs w:val="18"/>
               <w:lang w:val="da-DK"/>
@@ -735,7 +503,6 @@
           <w:r>
             <w:rPr>
               <w:rFonts w:eastAsiaTheme="minorEastAsia"/>
-              <w:color w:val="242424"/>
               <w:sz w:val="18"/>
               <w:szCs w:val="18"/>
               <w:lang w:val="da-DK"/>
@@ -907,7 +674,6 @@
             <w:jc w:val="right"/>
             <w:rPr>
               <w:rFonts w:eastAsiaTheme="minorEastAsia"/>
-              <w:color w:val="242424"/>
               <w:sz w:val="18"/>
               <w:szCs w:val="18"/>
               <w:lang w:val="da-DK"/>
@@ -1086,7 +852,6 @@
             <w:jc w:val="right"/>
             <w:rPr>
               <w:rFonts w:eastAsiaTheme="minorEastAsia"/>
-              <w:color w:val="242424"/>
               <w:sz w:val="18"/>
               <w:szCs w:val="18"/>
             </w:rPr>
@@ -1222,7 +987,6 @@
             <w:jc w:val="right"/>
             <w:rPr>
               <w:rFonts w:eastAsiaTheme="minorEastAsia"/>
-              <w:color w:val="242424"/>
               <w:sz w:val="18"/>
               <w:szCs w:val="18"/>
               <w:lang w:val="da-DK"/>
@@ -1287,12 +1051,12 @@
           <w:tcW w:w="7015" w:type="dxa"/>
         </w:tcPr>
         <w:p>
-          <w:pPr>
-            <w:pStyle w:val="BCLabel"/>
-            <w:spacing w:before="120"/>
-          </w:pPr>
           <w:sdt>
             <w:sdtPr>
+              <w:rPr>
+                <w:sz w:val="16"/>
+                <w:szCs w:val="16"/>
+              </w:rPr>
               <w:alias w:val="ReportCaption"/>
               <w:tag w:val="#BC:InsertDataItem,BCReportInformation/ReportMetadata/ReportCaption"/>
               <w:id w:val="-270854158"/>
@@ -1304,6 +1068,10 @@
             </w:sdtPr>
             <w:sdtContent>
               <w:r>
+                <w:rPr>
+                  <w:sz w:val="16"/>
+                  <w:szCs w:val="16"/>
+                </w:rPr>
                 <w:t>REPORT NAME</w:t>
               </w:r>
             </w:sdtContent>
@@ -1316,23 +1084,15 @@
         </w:tcPr>
         <w:p>
           <w:pPr>
-            <w:spacing w:before="120"/>
             <w:jc w:val="right"/>
             <w:rPr>
-              <w:rFonts w:ascii="Aptos Narrow" w:eastAsiaTheme="majorEastAsia" w:hAnsi="Aptos Narrow"/>
-              <w:color w:val="242424"/>
-              <w:sz w:val="18"/>
-              <w:szCs w:val="18"/>
+              <w:rFonts w:eastAsiaTheme="majorEastAsia"/>
             </w:rPr>
           </w:pPr>
           <w:sdt>
             <w:sdtPr>
               <w:rPr>
                 <w:rFonts w:asciiTheme="majorHAnsi" w:hAnsiTheme="majorHAnsi" w:cstheme="majorHAnsi"/>
-                <w:b/>
-                <w:bCs/>
-                <w:sz w:val="18"/>
-                <w:szCs w:val="18"/>
               </w:rPr>
               <w:alias w:val="CompanyName"/>
               <w:tag w:val="#BC:InsertDataItem,BCReportInformation/ReportRequest/CompanyName"/>
@@ -1347,20 +1107,12 @@
               <w:r>
                 <w:rPr>
                   <w:rFonts w:asciiTheme="majorHAnsi" w:hAnsiTheme="majorHAnsi" w:cstheme="majorHAnsi"/>
-                  <w:b/>
-                  <w:bCs/>
-                  <w:sz w:val="18"/>
-                  <w:szCs w:val="18"/>
                 </w:rPr>
                 <w:t>CRONUS International Ltd.</w:t>
               </w:r>
             </w:sdtContent>
           </w:sdt>
           <w:r>
-            <w:rPr>
-              <w:sz w:val="18"/>
-              <w:szCs w:val="18"/>
-            </w:rPr>
             <w:t xml:space="preserve"> </w:t>
           </w:r>
         </w:p>
@@ -1405,10 +1157,6 @@
         </w:tcPr>
         <w:sdt>
           <w:sdtPr>
-            <w:rPr>
-              <w:sz w:val="48"/>
-              <w:szCs w:val="32"/>
-            </w:rPr>
             <w:alias w:val="ReportCaption"/>
             <w:tag w:val="#BC:InsertDataItem,BCReportInformation/ReportMetadata/ReportCaption"/>
             <w:id w:val="-1397730881"/>
@@ -1422,17 +1170,12 @@
             <w:p>
               <w:pPr>
                 <w:pStyle w:val="Title"/>
-                <w:spacing w:after="0"/>
                 <w:rPr>
                   <w:sz w:val="72"/>
                   <w:szCs w:val="44"/>
                 </w:rPr>
               </w:pPr>
               <w:r>
-                <w:rPr>
-                  <w:sz w:val="48"/>
-                  <w:szCs w:val="32"/>
-                </w:rPr>
                 <w:t>REPORT NAME</w:t>
               </w:r>
             </w:p>
@@ -1447,10 +1190,6 @@
           <w:sdtPr>
             <w:rPr>
               <w:rFonts w:asciiTheme="majorHAnsi" w:hAnsiTheme="majorHAnsi" w:cstheme="majorHAnsi"/>
-              <w:b/>
-              <w:bCs/>
-              <w:sz w:val="18"/>
-              <w:szCs w:val="18"/>
             </w:rPr>
             <w:alias w:val="CompanyName"/>
             <w:tag w:val="#BC:InsertDataItem,BCReportInformation/ReportRequest/CompanyName"/>
@@ -1464,12 +1203,9 @@
           <w:sdtContent>
             <w:p>
               <w:pPr>
-                <w:spacing w:before="320"/>
                 <w:jc w:val="right"/>
                 <w:rPr>
                   <w:rFonts w:asciiTheme="majorHAnsi" w:hAnsiTheme="majorHAnsi" w:cstheme="majorHAnsi"/>
-                  <w:b/>
-                  <w:bCs/>
                   <w:sz w:val="18"/>
                   <w:szCs w:val="18"/>
                 </w:rPr>
@@ -1477,10 +1213,6 @@
               <w:r>
                 <w:rPr>
                   <w:rFonts w:asciiTheme="majorHAnsi" w:hAnsiTheme="majorHAnsi" w:cstheme="majorHAnsi"/>
-                  <w:b/>
-                  <w:bCs/>
-                  <w:sz w:val="18"/>
-                  <w:szCs w:val="18"/>
                 </w:rPr>
                 <w:t>CRONUS International Ltd.</w:t>
               </w:r>
@@ -2528,15 +2260,14 @@
   <w:style w:type="paragraph" w:default="1" w:styleId="Normal">
     <w:name w:val="Normal"/>
     <w:qFormat/>
-    <w:rsid w:val="00C82CBE"/>
+    <w:rsid w:val="00C405FA"/>
     <w:pPr>
       <w:spacing w:line="278" w:lineRule="auto"/>
     </w:pPr>
     <w:rPr>
-      <w:color w:val="242424" w:themeColor="text1"/>
       <w:kern w:val="2"/>
-      <w:sz w:val="16"/>
-      <w:szCs w:val="16"/>
+      <w:sz w:val="24"/>
+      <w:szCs w:val="24"/>
       <w14:ligatures w14:val="standardContextual"/>
     </w:rPr>
   </w:style>
@@ -2593,8 +2324,6 @@
     <w:rPr>
       <w:rFonts w:asciiTheme="majorHAnsi" w:eastAsiaTheme="majorEastAsia" w:hAnsiTheme="majorHAnsi" w:cstheme="majorBidi"/>
       <w:color w:val="658190" w:themeColor="accent1" w:themeShade="7F"/>
-      <w:sz w:val="24"/>
-      <w:szCs w:val="24"/>
     </w:rPr>
   </w:style>
   <w:style w:type="paragraph" w:styleId="Heading4">
@@ -2727,6 +2456,7 @@
     <w:uiPriority w:val="1"/>
     <w:semiHidden/>
     <w:unhideWhenUsed/>
+    <w:rsid w:val="00C405FA"/>
   </w:style>
   <w:style w:type="table" w:default="1" w:styleId="TableNormal">
     <w:name w:val="Normal Table"/>
@@ -2748,6 +2478,7 @@
     <w:uiPriority w:val="99"/>
     <w:semiHidden/>
     <w:unhideWhenUsed/>
+    <w:rsid w:val="00C405FA"/>
   </w:style>
   <w:style w:type="table" w:styleId="TableGrid">
     <w:name w:val="Table Grid"/>
@@ -3073,7 +2804,6 @@
     <w:rPr>
       <w:rFonts w:ascii="Segoe UI" w:hAnsi="Segoe UI"/>
       <w:sz w:val="18"/>
-      <w:szCs w:val="24"/>
     </w:rPr>
   </w:style>
   <w:style w:type="character" w:customStyle="1" w:styleId="PaginaChar">
@@ -3291,7 +3021,6 @@
     <w:basedOn w:val="NoSpacing"/>
     <w:next w:val="Normal"/>
     <w:uiPriority w:val="2"/>
-    <w:qFormat/>
     <w:rsid w:val="00C82CBE"/>
     <w:pPr>
       <w:keepNext/>
@@ -3305,7 +3034,6 @@
     <w:basedOn w:val="BCLabel"/>
     <w:next w:val="Normal"/>
     <w:uiPriority w:val="2"/>
-    <w:qFormat/>
     <w:rsid w:val="00C82CBE"/>
     <w:rPr>
       <w14:numSpacing w14:val="tabular"/>
@@ -3316,7 +3044,6 @@
     <w:basedOn w:val="NoSpacing"/>
     <w:next w:val="Normal"/>
     <w:uiPriority w:val="2"/>
-    <w:qFormat/>
     <w:rsid w:val="00C82CBE"/>
     <w:rPr>
       <w14:numSpacing w14:val="tabular"/>
@@ -29381,7 +29108,6 @@
     <w:basedOn w:val="Quote"/>
     <w:next w:val="Normal"/>
     <w:uiPriority w:val="2"/>
-    <w:qFormat/>
     <w:rsid w:val="00C82CBE"/>
     <w:pPr>
       <w:tabs>
@@ -30012,28 +29738,19 @@
     <w:sig w:usb0="00000001" w:usb1="10000040" w:usb2="00000000" w:usb3="00000000" w:csb0="80000001" w:csb1="00000000"/>
   </w:font>
   <w:font w:name="IDAutomation2D">
-    <w:altName w:val="Times New Roman"/>
+    <w:altName w:val="Cambria"/>
     <w:charset w:val="00"/>
     <w:family w:val="auto"/>
     <w:pitch w:val="variable"/>
     <w:sig w:usb0="00000003" w:usb1="10000000" w:usb2="00000000" w:usb3="00000000" w:csb0="80000001" w:csb1="00000000"/>
   </w:font>
-  <w:font w:name="Aptos Narrow">
-    <w:panose1 w:val="020B0004020202020204"/>
-    <w:charset w:val="00"/>
-    <w:family w:val="swiss"/>
-    <w:pitch w:val="variable"/>
-    <w:sig w:usb0="20000287" w:usb1="00000003" w:usb2="00000000" w:usb3="00000000" w:csb0="0000019F" w:csb1="00000000"/>
-  </w:font>
   <w:font w:name="Aptos">
-    <w:panose1 w:val="020B0004020202020204"/>
     <w:charset w:val="00"/>
     <w:family w:val="swiss"/>
     <w:pitch w:val="variable"/>
     <w:sig w:usb0="20000287" w:usb1="00000003" w:usb2="00000000" w:usb3="00000000" w:csb0="0000019F" w:csb1="00000000"/>
   </w:font>
   <w:font w:name="Aptos Display">
-    <w:panose1 w:val="020B0004020202020204"/>
     <w:charset w:val="00"/>
     <w:family w:val="swiss"/>
     <w:pitch w:val="variable"/>
@@ -30110,6 +29827,7 @@
     <w:rsid w:val="00822ACB"/>
     <w:rsid w:val="00825186"/>
     <w:rsid w:val="008276C8"/>
+    <w:rsid w:val="00827C01"/>
     <w:rsid w:val="0087642A"/>
     <w:rsid w:val="0089757A"/>
     <w:rsid w:val="008A720C"/>
@@ -30121,6 +29839,7 @@
     <w:rsid w:val="009A5EC5"/>
     <w:rsid w:val="009C4954"/>
     <w:rsid w:val="00A01C7A"/>
+    <w:rsid w:val="00A01E33"/>
     <w:rsid w:val="00A103E8"/>
     <w:rsid w:val="00A10449"/>
     <w:rsid w:val="00A24DB6"/>
@@ -31040,168 +30759,6 @@
 </file>
 
 <file path=customXml/item1.xml><?xml version="1.0" encoding="utf-8"?>
-<?mso-contentType ?>
-<FormTemplates xmlns="http://schemas.microsoft.com/sharepoint/v3/contenttype/forms">
-  <Display>DocumentLibraryForm</Display>
-  <Edit>DocumentLibraryForm</Edit>
-  <New>DocumentLibraryForm</New>
-</FormTemplates>
-</file>
-
-<file path=customXml/item2.xml><?xml version="1.0" encoding="utf-8"?>
-<b:Sources xmlns:b="http://schemas.openxmlformats.org/officeDocument/2006/bibliography" xmlns="http://schemas.openxmlformats.org/officeDocument/2006/bibliography" SelectedStyle="\APASixthEditionOfficeOnline.xsl" StyleName="APA" Version="6"/>
-</file>
-
-<file path=customXml/item3.xml>��< ? x m l   v e r s i o n = " 1 . 0 "   e n c o d i n g = " u t f - 1 6 " ? > < N a v W o r d R e p o r t X m l P a r t   x m l n s = " u r n : m i c r o s o f t - d y n a m i c s - n a v / r e p o r t s / T e n a n t _ R e p o r t _ D e f a u l t s / 2 0 0 0 0 0 0 0 0 1 / " > - 
-     < B C R e p o r t I n f o r m a t i o n > - 
-         < R e p o r t M e t a d a t a > - 
-             < E x t e n s i o n I d > E x t e n s i o n   I D < / E x t e n s i o n I d > - 
-             < E x t e n s i o n N a m e > E x t e n s i o n   N a m e < / E x t e n s i o n N a m e > - 
-             < E x t e n s i o n P u b l i s h e r > E x t e n s i o n   P u b l i s h e r < / E x t e n s i o n P u b l i s h e r > - 
-             < E x t e n s i o n V e r s i o n > E x t e n s i o n   V e r s i o n < / E x t e n s i o n V e r s i o n > - 
-             < R e p o r t I d > R e p o r t   I D < / R e p o r t I d > - 
-             < R e p o r t N a m e > R e p o r t   N a m e < / R e p o r t N a m e > - 
-             < R e p o r t C a p t i o n > R e p o r t   C a p t i o n < / R e p o r t C a p t i o n > - 
-             < A b o u t T h i s R e p o r t T i t l e > A b o u t   T h i s   R e p o r t   T i t l e < / A b o u t T h i s R e p o r t T i t l e > - 
-             < A b o u t T h i s R e p o r t T e x t > A b o u t   T h i s   R e p o r t   T e x t < / A b o u t T h i s R e p o r t T e x t > - 
-             < R e p o r t H e l p L i n k > R e p o r t   H e l p   L i n k < / R e p o r t H e l p L i n k > - 
-         < / R e p o r t M e t a d a t a > - 
-         < R e p o r t R e q u e s t > - 
-             < T e n a n t E n t r a I d > T e n a n t   E n t r a   I d < / T e n a n t E n t r a I d > - 
-             < E n v i r o n m e n t N a m e > E n v i r o n m e n t   N a m e < / E n v i r o n m e n t N a m e > - 
-             < E n v i r o n m e n t T y p e > E n v i r o n m e n t   T y p e < / E n v i r o n m e n t T y p e > - 
-             < C o m p a n y N a m e > C o m p a n y   N a m e < / C o m p a n y N a m e > - 
-             < C o m p a n y D i s p l a y N a m e > C o m p a n y   D i s p l a y   N a m e < / C o m p a n y D i s p l a y N a m e > - 
-             < C o m p a n y I d > C o m p a n y   I D < / C o m p a n y I d > - 
-             < U s e r N a m e > U s e r   N a m e < / U s e r N a m e > - 
-             < D a t e A n d T i m e > D a t e   a n d   T i m e < / D a t e A n d T i m e > - 
-             < L a n g u a g e > L a n g u a g e < / L a n g u a g e > - 
-             < F o r m a t R e g i o n > F o r m a t   R e g i o n < / F o r m a t R e g i o n > - 
-             < D a t e T i m e V a l u e s > - 
-                 < Y e a r > Y e a r < / Y e a r > - 
-                 < M o n t h N u m b e r > M o n t h   N u m b e r < / M o n t h N u m b e r > - 
-                 < D a y N u m b e r > D a y   N u m b e r < / D a y N u m b e r > - 
-                 < H o u r > H o u r < / H o u r > - 
-                 < M i n u t e > M i n u t e < / M i n u t e > - 
-             < / D a t e T i m e V a l u e s > - 
-         < / R e p o r t R e q u e s t > - 
-         < C o m p a n y M e t a d a t a > - 
-             < C o m p a n y N a m e > C o m p a n y   N a m e < / C o m p a n y N a m e > - 
-             < C o m p a n y D i s p l a y N a m e > C o m p a n y   D i s p l a y   N a m e < / C o m p a n y D i s p l a y N a m e > - 
-             < C o m p a n y A d d r e s s L i n e s > - 
-                 < C o m p a n y A d d r e s s L i n e 1 > C o m p a n y   A d d r e s s   L i n e   1 < / C o m p a n y A d d r e s s L i n e 1 > - 
-                 < C o m p a n y A d d r e s s L i n e 2 > C o m p a n y   A d d r e s s   L i n e   2 < / C o m p a n y A d d r e s s L i n e 2 > - 
-                 < C o m p a n y A d d r e s s L i n e 3 > C o m p a n y   A d d r e s s   L i n e   3 < / C o m p a n y A d d r e s s L i n e 3 > - 
-                 < C o m p a n y A d d r e s s L i n e 4 > C o m p a n y   A d d r e s s   L i n e   4 < / C o m p a n y A d d r e s s L i n e 4 > - 
-                 < C o m p a n y A d d r e s s L i n e 5 > C o m p a n y   A d d r e s s   L i n e   5 < / C o m p a n y A d d r e s s L i n e 5 > - 
-                 < C o m p a n y A d d r e s s L i n e 6 > C o m p a n y   A d d r e s s   L i n e   6 < / C o m p a n y A d d r e s s L i n e 6 > - 
-                 < C o m p a n y A d d r e s s L i n e 7 > C o m p a n y   A d d r e s s   L i n e   7 < / C o m p a n y A d d r e s s L i n e 7 > - 
-                 < C o m p a n y A d d r e s s L i n e 8 > C o m p a n y   A d d r e s s   L i n e   8 < / C o m p a n y A d d r e s s L i n e 8 > - 
-             < / C o m p a n y A d d r e s s L i n e s > - 
-             < C o m p a n y P h o n e > C o m p a n y   P h o n e < / C o m p a n y P h o n e > - 
-             < C o m p a n y P h o n e C a p t i o n > C o m p a n y   P h o n e   C a p t i o n < / C o m p a n y P h o n e C a p t i o n > - 
-             < C o m p a n y F a x N o > C o m p a n y   F a x   N o . < / C o m p a n y F a x N o > - 
-             < C o m p a n y F a x N o C a p t i o n > C o m p a n y   F a x   N o .   C a p t i o n < / C o m p a n y F a x N o C a p t i o n > - 
-             < C o m p a n y E m a i l > C o m p a n y   E m a i l < / C o m p a n y E m a i l > - 
-             < C o m p a n y E m a i l C a p t i o n > C o m p a n y   E m a i l   C a p t i o n < / C o m p a n y E m a i l C a p t i o n > - 
-             < C o m p a n y H o m e P a g e > C o m p a n y   H o m e   P a g e < / C o m p a n y H o m e P a g e > - 
-             < C o m p a n y H o m e P a g e C a p t i o n > C o m p a n y   H o m e   P a g e   C a p t i o n < / C o m p a n y H o m e P a g e C a p t i o n > - 
-             < C o m p a n y L o g o > C o m p a n y   L o g o < / C o m p a n y L o g o > - 
-             < C o m p a n y V A T R e g i s t r a t i o n N o > C o m p a n y   V A T   R e g i s t r a t i o n   N o . < / C o m p a n y V A T R e g i s t r a t i o n N o > - 
-             < C o m p a n y V A T R e g i s t r a t i o n N o C a p t i o n > C o m p a n y   V A T   R e g i s t r a t i o n   N o .   C a p t i o n < / C o m p a n y V A T R e g i s t r a t i o n N o C a p t i o n > - 
-             < C o m p a n y R e g i s t r a t i o n N o > C o m p a n y   R e g i s t r a t i o n   N o . < / C o m p a n y R e g i s t r a t i o n N o > - 
-             < C o m p a n y R e g i s t r a t i o n N o C a p t i o n > C o m p a n y   R e g i s t r a t i o n   N o .   C a p t i o n < / C o m p a n y R e g i s t r a t i o n N o C a p t i o n > - 
-             < C o m p a n y B a n k N a m e > C o m p a n y   B a n k   N a m e < / C o m p a n y B a n k N a m e > - 
-             < C o m p a n y B a n k N a m e C a p t i o n > C o m p a n y   B a n k   N a m e   C a p t i o n < / C o m p a n y B a n k N a m e C a p t i o n > - 
-             < C o m p a n y B a n k A c c o u n t N o > C o m p a n y   B a n k   A c c o u n t   N o . < / C o m p a n y B a n k A c c o u n t N o > - 
-             < C o m p a n y B a n k A c c o u n t N o C a p t i o n > C o m p a n y   B a n k   A c c o u n t   N o .   C a p t i o n < / C o m p a n y B a n k A c c o u n t N o C a p t i o n > - 
-             < C o m p a n y B a n k B r a n c h N o > C o m p a n y   B a n k   B r a n c h   N o . < / C o m p a n y B a n k B r a n c h N o > - 
-             < C o m p a n y B a n k B r a n c h N o C a p t i o n > C o m p a n y   B a n k   B r a n c h   N o .   C a p t i o n < / C o m p a n y B a n k B r a n c h N o C a p t i o n > - 
-             < C o m p a n y I B A N > C o m p a n y   I B A N < / C o m p a n y I B A N > - 
-             < C o m p a n y I B A N C a p t i o n > C o m p a n y   I B A N   C a p t i o n < / C o m p a n y I B A N C a p t i o n > - 
-             < C o m p a n y B a n k S W I F T > C o m p a n y   B a n k   S W I F T < / C o m p a n y B a n k S W I F T > - 
-             < C o m p a n y B a n k S W I F T C a p t i o n > C o m p a n y   B a n k   S W I F T   C a p t i o n < / C o m p a n y B a n k S W I F T C a p t i o n > - 
-             < C o m p a n y G i r o N o > C o m p a n y   G i r o   N o . < / C o m p a n y G i r o N o > - 
-             < C o m p a n y G i r o N o C a p t i o n > C o m p a n y   G i r o   N o .   C a p t i o n < / C o m p a n y G i r o N o C a p t i o n > - 
-         < / C o m p a n y M e t a d a t a > - 
-     < / B C R e p o r t I n f o r m a t i o n > - 
- < / N a v W o r d R e p o r t X m l P a r t > 
-</file>
-
-<file path=customXml/item4.xml><?xml version="1.0" encoding="utf-8"?>
 <ct:contentTypeSchema xmlns:ct="http://schemas.microsoft.com/office/2006/metadata/contentType" xmlns:ma="http://schemas.microsoft.com/office/2006/metadata/properties/metaAttributes" ct:_="" ma:_="" ma:contentTypeName="Document" ma:contentTypeID="0x0101001DCAE6B6EBFA5442B0B9E84E60AFF245" ma:contentTypeVersion="18" ma:contentTypeDescription="Create a new document." ma:contentTypeScope="" ma:versionID="69eec3b24558e1297a79cd42e69b0397">
   <xsd:schema xmlns:xsd="http://www.w3.org/2001/XMLSchema" xmlns:xs="http://www.w3.org/2001/XMLSchema" xmlns:p="http://schemas.microsoft.com/office/2006/metadata/properties" xmlns:ns1="http://schemas.microsoft.com/sharepoint/v3" xmlns:ns2="178f68d8-b893-4efd-8406-fab0f21873e4" xmlns:ns3="b83e059f-de16-406c-a902-3d56d4e79ec8" targetNamespace="http://schemas.microsoft.com/office/2006/metadata/properties" ma:root="true" ma:fieldsID="0f52a3acd42ec0bd0d267ba89c916a39" ns1:_="" ns2:_="" ns3:_="">
     <xsd:import namespace="http://schemas.microsoft.com/sharepoint/v3"/>
@@ -31467,23 +31024,169 @@
 </ct:contentTypeSchema>
 </file>
 
-<file path=customXml/item5.xml><?xml version="1.0" encoding="utf-8"?>
-<p:properties xmlns:p="http://schemas.microsoft.com/office/2006/metadata/properties" xmlns:xsi="http://www.w3.org/2001/XMLSchema-instance" xmlns:pc="http://schemas.microsoft.com/office/infopath/2007/PartnerControls">
-  <documentManagement>
-    <Package xmlns="178f68d8-b893-4efd-8406-fab0f21873e4" xsi:nil="true"/>
-    <lcf76f155ced4ddcb4097134ff3c332f xmlns="178f68d8-b893-4efd-8406-fab0f21873e4">
-      <Terms xmlns="http://schemas.microsoft.com/office/infopath/2007/PartnerControls"/>
-    </lcf76f155ced4ddcb4097134ff3c332f>
-    <_ip_UnifiedCompliancePolicyUIAction xmlns="http://schemas.microsoft.com/sharepoint/v3" xsi:nil="true"/>
-    <TaxCatchAll xmlns="b83e059f-de16-406c-a902-3d56d4e79ec8" xsi:nil="true"/>
-    <Audience xmlns="178f68d8-b893-4efd-8406-fab0f21873e4" xsi:nil="true"/>
-    <_ip_UnifiedCompliancePolicyProperties xmlns="http://schemas.microsoft.com/sharepoint/v3" xsi:nil="true"/>
-    <DocumentType xmlns="178f68d8-b893-4efd-8406-fab0f21873e4" xsi:nil="true"/>
-  </documentManagement>
-</p:properties>
+<file path=customXml/item2.xml>��< ? x m l   v e r s i o n = " 1 . 0 "   e n c o d i n g = " u t f - 1 6 " ? > < N a v W o r d R e p o r t X m l P a r t   x m l n s = " u r n : m i c r o s o f t - d y n a m i c s - n a v / r e p o r t s / T e n a n t _ R e p o r t _ D e f a u l t s / 2 0 0 0 0 0 0 0 0 1 / " > + 
+     < B C R e p o r t I n f o r m a t i o n > + 
+         < R e p o r t M e t a d a t a > + 
+             < E x t e n s i o n I d > E x t e n s i o n   I D < / E x t e n s i o n I d > + 
+             < E x t e n s i o n N a m e > E x t e n s i o n   N a m e < / E x t e n s i o n N a m e > + 
+             < E x t e n s i o n P u b l i s h e r > E x t e n s i o n   P u b l i s h e r < / E x t e n s i o n P u b l i s h e r > + 
+             < E x t e n s i o n V e r s i o n > E x t e n s i o n   V e r s i o n < / E x t e n s i o n V e r s i o n > + 
+             < R e p o r t I d > R e p o r t   I D < / R e p o r t I d > + 
+             < R e p o r t N a m e > R e p o r t   N a m e < / R e p o r t N a m e > + 
+             < R e p o r t C a p t i o n > R e p o r t   C a p t i o n < / R e p o r t C a p t i o n > + 
+             < A b o u t T h i s R e p o r t T i t l e > A b o u t   T h i s   R e p o r t   T i t l e < / A b o u t T h i s R e p o r t T i t l e > + 
+             < A b o u t T h i s R e p o r t T e x t > A b o u t   T h i s   R e p o r t   T e x t < / A b o u t T h i s R e p o r t T e x t > + 
+             < R e p o r t H e l p L i n k > R e p o r t   H e l p   L i n k < / R e p o r t H e l p L i n k > + 
+         < / R e p o r t M e t a d a t a > + 
+         < R e p o r t R e q u e s t > + 
+             < T e n a n t E n t r a I d > T e n a n t   E n t r a   I d < / T e n a n t E n t r a I d > + 
+             < E n v i r o n m e n t N a m e > E n v i r o n m e n t   N a m e < / E n v i r o n m e n t N a m e > + 
+             < E n v i r o n m e n t T y p e > E n v i r o n m e n t   T y p e < / E n v i r o n m e n t T y p e > + 
+             < C o m p a n y N a m e > C o m p a n y   N a m e < / C o m p a n y N a m e > + 
+             < C o m p a n y D i s p l a y N a m e > C o m p a n y   D i s p l a y   N a m e < / C o m p a n y D i s p l a y N a m e > + 
+             < C o m p a n y I d > C o m p a n y   I D < / C o m p a n y I d > + 
+             < U s e r N a m e > U s e r   N a m e < / U s e r N a m e > + 
+             < D a t e A n d T i m e > D a t e   a n d   T i m e < / D a t e A n d T i m e > + 
+             < L a n g u a g e > L a n g u a g e < / L a n g u a g e > + 
+             < F o r m a t R e g i o n > F o r m a t   R e g i o n < / F o r m a t R e g i o n > + 
+             < D a t e T i m e V a l u e s > + 
+                 < Y e a r > Y e a r < / Y e a r > + 
+                 < M o n t h N u m b e r > M o n t h   N u m b e r < / M o n t h N u m b e r > + 
+                 < D a y N u m b e r > D a y   N u m b e r < / D a y N u m b e r > + 
+                 < H o u r > H o u r < / H o u r > + 
+                 < M i n u t e > M i n u t e < / M i n u t e > + 
+             < / D a t e T i m e V a l u e s > + 
+         < / R e p o r t R e q u e s t > + 
+         < C o m p a n y M e t a d a t a > + 
+             < C o m p a n y N a m e > C o m p a n y   N a m e < / C o m p a n y N a m e > + 
+             < C o m p a n y D i s p l a y N a m e > C o m p a n y   D i s p l a y   N a m e < / C o m p a n y D i s p l a y N a m e > + 
+             < C o m p a n y A d d r e s s L i n e s > + 
+                 < C o m p a n y A d d r e s s L i n e 1 > C o m p a n y   A d d r e s s   L i n e   1 < / C o m p a n y A d d r e s s L i n e 1 > + 
+                 < C o m p a n y A d d r e s s L i n e 2 > C o m p a n y   A d d r e s s   L i n e   2 < / C o m p a n y A d d r e s s L i n e 2 > + 
+                 < C o m p a n y A d d r e s s L i n e 3 > C o m p a n y   A d d r e s s   L i n e   3 < / C o m p a n y A d d r e s s L i n e 3 > + 
+                 < C o m p a n y A d d r e s s L i n e 4 > C o m p a n y   A d d r e s s   L i n e   4 < / C o m p a n y A d d r e s s L i n e 4 > + 
+                 < C o m p a n y A d d r e s s L i n e 5 > C o m p a n y   A d d r e s s   L i n e   5 < / C o m p a n y A d d r e s s L i n e 5 > + 
+                 < C o m p a n y A d d r e s s L i n e 6 > C o m p a n y   A d d r e s s   L i n e   6 < / C o m p a n y A d d r e s s L i n e 6 > + 
+                 < C o m p a n y A d d r e s s L i n e 7 > C o m p a n y   A d d r e s s   L i n e   7 < / C o m p a n y A d d r e s s L i n e 7 > + 
+                 < C o m p a n y A d d r e s s L i n e 8 > C o m p a n y   A d d r e s s   L i n e   8 < / C o m p a n y A d d r e s s L i n e 8 > + 
+             < / C o m p a n y A d d r e s s L i n e s > + 
+             < C o m p a n y P h o n e > C o m p a n y   P h o n e < / C o m p a n y P h o n e > + 
+             < C o m p a n y P h o n e C a p t i o n > C o m p a n y   P h o n e   C a p t i o n < / C o m p a n y P h o n e C a p t i o n > + 
+             < C o m p a n y F a x N o > C o m p a n y   F a x   N o . < / C o m p a n y F a x N o > + 
+             < C o m p a n y F a x N o C a p t i o n > C o m p a n y   F a x   N o .   C a p t i o n < / C o m p a n y F a x N o C a p t i o n > + 
+             < C o m p a n y E m a i l > C o m p a n y   E m a i l < / C o m p a n y E m a i l > + 
+             < C o m p a n y E m a i l C a p t i o n > C o m p a n y   E m a i l   C a p t i o n < / C o m p a n y E m a i l C a p t i o n > + 
+             < C o m p a n y H o m e P a g e > C o m p a n y   H o m e   P a g e < / C o m p a n y H o m e P a g e > + 
+             < C o m p a n y H o m e P a g e C a p t i o n > C o m p a n y   H o m e   P a g e   C a p t i o n < / C o m p a n y H o m e P a g e C a p t i o n > + 
+             < C o m p a n y L o g o > C o m p a n y   L o g o < / C o m p a n y L o g o > + 
+             < C o m p a n y V A T R e g i s t r a t i o n N o > C o m p a n y   V A T   R e g i s t r a t i o n   N o . < / C o m p a n y V A T R e g i s t r a t i o n N o > + 
+             < C o m p a n y V A T R e g i s t r a t i o n N o C a p t i o n > C o m p a n y   V A T   R e g i s t r a t i o n   N o .   C a p t i o n < / C o m p a n y V A T R e g i s t r a t i o n N o C a p t i o n > + 
+             < C o m p a n y R e g i s t r a t i o n N o > C o m p a n y   R e g i s t r a t i o n   N o . < / C o m p a n y R e g i s t r a t i o n N o > + 
+             < C o m p a n y R e g i s t r a t i o n N o C a p t i o n > C o m p a n y   R e g i s t r a t i o n   N o .   C a p t i o n < / C o m p a n y R e g i s t r a t i o n N o C a p t i o n > + 
+             < C o m p a n y B a n k N a m e > C o m p a n y   B a n k   N a m e < / C o m p a n y B a n k N a m e > + 
+             < C o m p a n y B a n k N a m e C a p t i o n > C o m p a n y   B a n k   N a m e   C a p t i o n < / C o m p a n y B a n k N a m e C a p t i o n > + 
+             < C o m p a n y B a n k A c c o u n t N o > C o m p a n y   B a n k   A c c o u n t   N o . < / C o m p a n y B a n k A c c o u n t N o > + 
+             < C o m p a n y B a n k A c c o u n t N o C a p t i o n > C o m p a n y   B a n k   A c c o u n t   N o .   C a p t i o n < / C o m p a n y B a n k A c c o u n t N o C a p t i o n > + 
+             < C o m p a n y B a n k B r a n c h N o > C o m p a n y   B a n k   B r a n c h   N o . < / C o m p a n y B a n k B r a n c h N o > + 
+             < C o m p a n y B a n k B r a n c h N o C a p t i o n > C o m p a n y   B a n k   B r a n c h   N o .   C a p t i o n < / C o m p a n y B a n k B r a n c h N o C a p t i o n > + 
+             < C o m p a n y I B A N > C o m p a n y   I B A N < / C o m p a n y I B A N > + 
+             < C o m p a n y I B A N C a p t i o n > C o m p a n y   I B A N   C a p t i o n < / C o m p a n y I B A N C a p t i o n > + 
+             < C o m p a n y B a n k S W I F T > C o m p a n y   B a n k   S W I F T < / C o m p a n y B a n k S W I F T > + 
+             < C o m p a n y B a n k S W I F T C a p t i o n > C o m p a n y   B a n k   S W I F T   C a p t i o n < / C o m p a n y B a n k S W I F T C a p t i o n > + 
+             < C o m p a n y G i r o N o > C o m p a n y   G i r o   N o . < / C o m p a n y G i r o N o > + 
+             < C o m p a n y G i r o N o C a p t i o n > C o m p a n y   G i r o   N o .   C a p t i o n < / C o m p a n y G i r o N o C a p t i o n > + 
+         < / C o m p a n y M e t a d a t a > + 
+     < / B C R e p o r t I n f o r m a t i o n > + 
+ < / N a v W o r d R e p o r t X m l P a r t > 
 </file>
 
-<file path=customXml/item6.xml>��< ? x m l   v e r s i o n = " 1 . 0 "   e n c o d i n g = " u t f - 1 6 " ? > < N a v W o r d R e p o r t X m l P a r t   x m l n s = " u r n : m i c r o s o f t - d y n a m i c s - b u s i n e s s c e n t r a l / i n t e r n a l / e x t e n d e d / r e p o r t s / T e n a n t _ R e p o r t _ D e f a u l t s / 2 0 0 0 0 0 0 0 0 1 / " > +<file path=customXml/item3.xml><?xml version="1.0" encoding="utf-8"?>
+<b:Sources xmlns:b="http://schemas.openxmlformats.org/officeDocument/2006/bibliography" xmlns="http://schemas.openxmlformats.org/officeDocument/2006/bibliography" SelectedStyle="\APASixthEditionOfficeOnline.xsl" StyleName="APA" Version="6"/>
+</file>
+
+<file path=customXml/item4.xml><?xml version="1.0" encoding="utf-8"?>
+<?mso-contentType ?>
+<FormTemplates xmlns="http://schemas.microsoft.com/sharepoint/v3/contenttype/forms">
+  <Display>DocumentLibraryForm</Display>
+  <Edit>DocumentLibraryForm</Edit>
+  <New>DocumentLibraryForm</New>
+</FormTemplates>
+</file>
+
+<file path=customXml/item5.xml>��< ? x m l   v e r s i o n = " 1 . 0 "   e n c o d i n g = " u t f - 1 6 " ? > < N a v W o r d R e p o r t X m l P a r t   x m l n s = " u r n : m i c r o s o f t - d y n a m i c s - b u s i n e s s c e n t r a l / i n t e r n a l / e x t e n d e d / r e p o r t s / T e n a n t _ R e p o r t _ D e f a u l t s / 2 0 0 0 0 0 0 0 0 1 / " >   
      < B C R e p o r t I n f o r m a t i o n >   
@@ -31634,31 +31337,23 @@
  < / N a v W o r d R e p o r t X m l P a r t > 
 </file>
 
-<file path=customXml/itemProps1.xml><?xml version="1.0" encoding="utf-8"?>
-<ds:datastoreItem xmlns:ds="http://schemas.openxmlformats.org/officeDocument/2006/customXml" ds:itemID="{794A51A3-426A-4173-ACB3-2FC0F281483E}">
-  <ds:schemaRefs>
-    <ds:schemaRef ds:uri="http://schemas.microsoft.com/sharepoint/v3/contenttype/forms"/>
-  </ds:schemaRefs>
-</ds:datastoreItem>
+<file path=customXml/item6.xml><?xml version="1.0" encoding="utf-8"?>
+<p:properties xmlns:p="http://schemas.microsoft.com/office/2006/metadata/properties" xmlns:xsi="http://www.w3.org/2001/XMLSchema-instance" xmlns:pc="http://schemas.microsoft.com/office/infopath/2007/PartnerControls">
+  <documentManagement>
+    <Package xmlns="178f68d8-b893-4efd-8406-fab0f21873e4" xsi:nil="true"/>
+    <lcf76f155ced4ddcb4097134ff3c332f xmlns="178f68d8-b893-4efd-8406-fab0f21873e4">
+      <Terms xmlns="http://schemas.microsoft.com/office/infopath/2007/PartnerControls"/>
+    </lcf76f155ced4ddcb4097134ff3c332f>
+    <_ip_UnifiedCompliancePolicyUIAction xmlns="http://schemas.microsoft.com/sharepoint/v3" xsi:nil="true"/>
+    <TaxCatchAll xmlns="b83e059f-de16-406c-a902-3d56d4e79ec8" xsi:nil="true"/>
+    <Audience xmlns="178f68d8-b893-4efd-8406-fab0f21873e4" xsi:nil="true"/>
+    <_ip_UnifiedCompliancePolicyProperties xmlns="http://schemas.microsoft.com/sharepoint/v3" xsi:nil="true"/>
+    <DocumentType xmlns="178f68d8-b893-4efd-8406-fab0f21873e4" xsi:nil="true"/>
+  </documentManagement>
+</p:properties>
 </file>
 
-<file path=customXml/itemProps2.xml><?xml version="1.0" encoding="utf-8"?>
-<ds:datastoreItem xmlns:ds="http://schemas.openxmlformats.org/officeDocument/2006/customXml" ds:itemID="{89DB96BF-8133-438A-AAD3-A3C21079AEB1}">
-  <ds:schemaRefs>
-    <ds:schemaRef ds:uri="http://schemas.openxmlformats.org/officeDocument/2006/bibliography"/>
-  </ds:schemaRefs>
-</ds:datastoreItem>
-</file>
-
-<file path=customXml/itemProps3.xml><?xml version="1.0" encoding="utf-8"?>
-<ds:datastoreItem xmlns:ds="http://schemas.openxmlformats.org/officeDocument/2006/customXml" ds:itemID="{6591F282-3185-4100-B552-A980004A2E03}">
-  <ds:schemaRefs>
-    <ds:schemaRef ds:uri="urn:microsoft-dynamics-nav/reports/Tenant_Report_Defaults/2000000001/"/>
-  </ds:schemaRefs>
-</ds:datastoreItem>
-</file>
-
-<file path=customXml/itemProps4.xml><?xml version="1.0" encoding="utf-8"?>
+<file path=customXml/itemProps1.xml><?xml version="1.0" encoding="utf-8"?>
 <ds:datastoreItem xmlns:ds="http://schemas.openxmlformats.org/officeDocument/2006/customXml" ds:itemID="{094FA2FB-8AE1-4670-A9A5-41EBD8DC8FEA}">
   <ds:schemaRefs>
     <ds:schemaRef ds:uri="http://schemas.microsoft.com/office/2006/metadata/contentType"/>
@@ -31678,7 +31373,39 @@
 </ds:datastoreItem>
 </file>
 
+<file path=customXml/itemProps2.xml><?xml version="1.0" encoding="utf-8"?>
+<ds:datastoreItem xmlns:ds="http://schemas.openxmlformats.org/officeDocument/2006/customXml" ds:itemID="{6591F282-3185-4100-B552-A980004A2E03}">
+  <ds:schemaRefs>
+    <ds:schemaRef ds:uri="urn:microsoft-dynamics-nav/reports/Tenant_Report_Defaults/2000000001/"/>
+  </ds:schemaRefs>
+</ds:datastoreItem>
+</file>
+
+<file path=customXml/itemProps3.xml><?xml version="1.0" encoding="utf-8"?>
+<ds:datastoreItem xmlns:ds="http://schemas.openxmlformats.org/officeDocument/2006/customXml" ds:itemID="{89DB96BF-8133-438A-AAD3-A3C21079AEB1}">
+  <ds:schemaRefs>
+    <ds:schemaRef ds:uri="http://schemas.openxmlformats.org/officeDocument/2006/bibliography"/>
+  </ds:schemaRefs>
+</ds:datastoreItem>
+</file>
+
+<file path=customXml/itemProps4.xml><?xml version="1.0" encoding="utf-8"?>
+<ds:datastoreItem xmlns:ds="http://schemas.openxmlformats.org/officeDocument/2006/customXml" ds:itemID="{794A51A3-426A-4173-ACB3-2FC0F281483E}">
+  <ds:schemaRefs>
+    <ds:schemaRef ds:uri="http://schemas.microsoft.com/sharepoint/v3/contenttype/forms"/>
+  </ds:schemaRefs>
+</ds:datastoreItem>
+</file>
+
 <file path=customXml/itemProps5.xml><?xml version="1.0" encoding="utf-8"?>
+<ds:datastoreItem xmlns:ds="http://schemas.openxmlformats.org/officeDocument/2006/customXml" ds:itemID="{CE461FFC-A8D0-4E8C-BA86-B57EFAA7B23D}">
+  <ds:schemaRefs>
+    <ds:schemaRef ds:uri="urn:microsoft-dynamics-businesscentral/internal/extended/reports/Tenant_Report_Defaults/2000000001/"/>
+  </ds:schemaRefs>
+</ds:datastoreItem>
+</file>
+
+<file path=customXml/itemProps6.xml><?xml version="1.0" encoding="utf-8"?>
 <ds:datastoreItem xmlns:ds="http://schemas.openxmlformats.org/officeDocument/2006/customXml" ds:itemID="{C343F380-BC88-49B6-AE9F-BEF273956C6B}">
   <ds:schemaRefs>
     <ds:schemaRef ds:uri="http://schemas.microsoft.com/office/2006/metadata/properties"/>
@@ -31690,14 +31417,6 @@
 </ds:datastoreItem>
 </file>
 
-<file path=customXml/itemProps6.xml><?xml version="1.0" encoding="utf-8"?>
-<ds:datastoreItem xmlns:ds="http://schemas.openxmlformats.org/officeDocument/2006/customXml" ds:itemID="{CE461FFC-A8D0-4E8C-BA86-B57EFAA7B23D}">
-  <ds:schemaRefs>
-    <ds:schemaRef ds:uri="urn:microsoft-dynamics-businesscentral/internal/extended/reports/Tenant_Report_Defaults/2000000001/"/>
-  </ds:schemaRefs>
-</ds:datastoreItem>
-</file>
-
 <file path=docMetadata/LabelInfo.xml><?xml version="1.0" encoding="utf-8"?>
 <clbl:labelList xmlns:clbl="http://schemas.microsoft.com/office/2020/mipLabelMetadata">
   <clbl:label id="{f42aa342-8706-4288-bd11-ebb85995028c}" enabled="1" method="Standard" siteId="{72f988bf-86f1-41af-91ab-2d7cd011db47}" removed="0"/>

--- a/src/Layers/W1/BaseApp/Foundation/Reporting/ReportParts/HeaderFooterDesign/ExternalModern.docx
+++ b/src/Layers/W1/BaseApp/Foundation/Reporting/ReportParts/HeaderFooterDesign/ExternalModern.docx
@@ -274,6 +274,7 @@
               </w:placeholder>
               <w15:color w:val="808080"/>
               <w:text/>
+              <w:dataBinding w:prefixMappings="xmlns:ns0='urn:microsoft-dynamics-nav/reports/Tenant_Report_Defaults/2000000001/'" w:xpath="/ns0:NavWordReportXmlPart[1]/ns0:BCReportInformation[1]/ns0:CompanyMetadata[1]/ns0:CompanyHomePageCaption[1]" w:storeItemID="{6591F282-3185-4100-B552-A980004A2E03}"/>
             </w:sdtPr>
             <w:sdtContent>
               <w:r>
@@ -309,6 +310,7 @@
               </w:placeholder>
               <w15:color w:val="808080"/>
               <w:text/>
+              <w:dataBinding w:prefixMappings="xmlns:ns0='urn:microsoft-dynamics-nav/reports/Tenant_Report_Defaults/2000000001/'" w:xpath="/ns0:NavWordReportXmlPart[1]/ns0:BCReportInformation[1]/ns0:CompanyMetadata[1]/ns0:CompanyHomePage[1]" w:storeItemID="{6591F282-3185-4100-B552-A980004A2E03}"/>
             </w:sdtPr>
             <w:sdtContent>
               <w:r>
@@ -344,6 +346,7 @@
               </w:placeholder>
               <w15:color w:val="808080"/>
               <w:text/>
+              <w:dataBinding w:prefixMappings="xmlns:ns0='urn:microsoft-dynamics-nav/reports/Tenant_Report_Defaults/2000000001/'" w:xpath="/ns0:NavWordReportXmlPart[1]/ns0:BCReportInformation[1]/ns0:CompanyMetadata[1]/ns0:CompanyPhoneCaption[1]" w:storeItemID="{6591F282-3185-4100-B552-A980004A2E03}"/>
             </w:sdtPr>
             <w:sdtContent>
               <w:r>
@@ -379,6 +382,7 @@
               </w:placeholder>
               <w15:color w:val="808080"/>
               <w:text/>
+              <w:dataBinding w:prefixMappings="xmlns:ns0='urn:microsoft-dynamics-nav/reports/Tenant_Report_Defaults/2000000001/'" w:xpath="/ns0:NavWordReportXmlPart[1]/ns0:BCReportInformation[1]/ns0:CompanyMetadata[1]/ns0:CompanyPhone[1]" w:storeItemID="{6591F282-3185-4100-B552-A980004A2E03}"/>
             </w:sdtPr>
             <w:sdtContent>
               <w:r>
@@ -544,6 +548,7 @@
               </w:placeholder>
               <w15:color w:val="808080"/>
               <w:text/>
+              <w:dataBinding w:prefixMappings="xmlns:ns0='urn:microsoft-dynamics-nav/reports/Tenant_Report_Defaults/2000000001/'" w:xpath="/ns0:NavWordReportXmlPart[1]/ns0:BCReportInformation[1]/ns0:CompanyMetadata[1]/ns0:CompanyEmailCaption[1]" w:storeItemID="{6591F282-3185-4100-B552-A980004A2E03}"/>
             </w:sdtPr>
             <w:sdtContent>
               <w:r>
@@ -579,6 +584,7 @@
               </w:placeholder>
               <w15:color w:val="808080"/>
               <w:text/>
+              <w:dataBinding w:prefixMappings="xmlns:ns0='urn:microsoft-dynamics-nav/reports/Tenant_Report_Defaults/2000000001/'" w:xpath="/ns0:NavWordReportXmlPart[1]/ns0:BCReportInformation[1]/ns0:CompanyMetadata[1]/ns0:CompanyEmail[1]" w:storeItemID="{6591F282-3185-4100-B552-A980004A2E03}"/>
             </w:sdtPr>
             <w:sdtContent>
               <w:r>
@@ -614,6 +620,7 @@
               </w:placeholder>
               <w15:color w:val="808080"/>
               <w:text/>
+              <w:dataBinding w:prefixMappings="xmlns:ns0='urn:microsoft-dynamics-nav/reports/Tenant_Report_Defaults/2000000001/'" w:xpath="/ns0:NavWordReportXmlPart[1]/ns0:BCReportInformation[1]/ns0:CompanyMetadata[1]/ns0:CompanyFaxNoCaption[1]" w:storeItemID="{6591F282-3185-4100-B552-A980004A2E03}"/>
             </w:sdtPr>
             <w:sdtContent>
               <w:r>
@@ -649,6 +656,7 @@
               </w:placeholder>
               <w15:color w:val="808080"/>
               <w:text/>
+              <w:dataBinding w:prefixMappings="xmlns:ns0='urn:microsoft-dynamics-nav/reports/Tenant_Report_Defaults/2000000001/'" w:xpath="/ns0:NavWordReportXmlPart[1]/ns0:BCReportInformation[1]/ns0:CompanyMetadata[1]/ns0:CompanyFaxNo[1]" w:storeItemID="{6591F282-3185-4100-B552-A980004A2E03}"/>
             </w:sdtPr>
             <w:sdtContent>
               <w:r>
@@ -714,6 +722,7 @@
               </w:placeholder>
               <w15:color w:val="808080"/>
               <w:text/>
+              <w:dataBinding w:prefixMappings="xmlns:ns0='urn:microsoft-dynamics-nav/reports/Tenant_Report_Defaults/2000000001/'" w:xpath="/ns0:NavWordReportXmlPart[1]/ns0:BCReportInformation[1]/ns0:CompanyMetadata[1]/ns0:CompanyVATRegistrationNoCaption[1]" w:storeItemID="{6591F282-3185-4100-B552-A980004A2E03}"/>
             </w:sdtPr>
             <w:sdtContent>
               <w:r>
@@ -749,6 +758,7 @@
               </w:placeholder>
               <w15:color w:val="808080"/>
               <w:text/>
+              <w:dataBinding w:prefixMappings="xmlns:ns0='urn:microsoft-dynamics-nav/reports/Tenant_Report_Defaults/2000000001/'" w:xpath="/ns0:NavWordReportXmlPart[1]/ns0:BCReportInformation[1]/ns0:CompanyMetadata[1]/ns0:CompanyVATRegistrationNo[1]" w:storeItemID="{6591F282-3185-4100-B552-A980004A2E03}"/>
             </w:sdtPr>
             <w:sdtContent>
               <w:r>
@@ -792,6 +802,7 @@
               </w:placeholder>
               <w15:color w:val="808080"/>
               <w:text/>
+              <w:dataBinding w:prefixMappings="xmlns:ns0='urn:microsoft-dynamics-nav/reports/Tenant_Report_Defaults/2000000001/'" w:xpath="/ns0:NavWordReportXmlPart[1]/ns0:BCReportInformation[1]/ns0:CompanyMetadata[1]/ns0:CompanyGiroNoCaption[1]" w:storeItemID="{6591F282-3185-4100-B552-A980004A2E03}"/>
             </w:sdtPr>
             <w:sdtContent>
               <w:r>
@@ -827,6 +838,7 @@
               </w:placeholder>
               <w15:color w:val="808080"/>
               <w:text/>
+              <w:dataBinding w:prefixMappings="xmlns:ns0='urn:microsoft-dynamics-nav/reports/Tenant_Report_Defaults/2000000001/'" w:xpath="/ns0:NavWordReportXmlPart[1]/ns0:BCReportInformation[1]/ns0:CompanyMetadata[1]/ns0:CompanyGiroNo[1]" w:storeItemID="{6591F282-3185-4100-B552-A980004A2E03}"/>
             </w:sdtPr>
             <w:sdtContent>
               <w:r>
@@ -892,6 +904,7 @@
               <w:showingPlcHdr/>
               <w15:color w:val="808080"/>
               <w:text/>
+              <w:dataBinding w:prefixMappings="xmlns:ns0='urn:microsoft-dynamics-nav/reports/Tenant_Report_Defaults/2000000001/'" w:xpath="/ns0:NavWordReportXmlPart[1]/ns0:BCReportInformation[1]/ns0:CompanyMetadata[1]/ns0:CompanyBankName[1]" w:storeItemID="{6591F282-3185-4100-B552-A980004A2E03}"/>
             </w:sdtPr>
             <w:sdtContent>
               <w:r>
@@ -927,6 +940,7 @@
               </w:placeholder>
               <w15:color w:val="808080"/>
               <w:text/>
+              <w:dataBinding w:prefixMappings="xmlns:ns0='urn:microsoft-dynamics-nav/reports/Tenant_Report_Defaults/2000000001/'" w:xpath="/ns0:NavWordReportXmlPart[1]/ns0:BCReportInformation[1]/ns0:CompanyMetadata[1]/ns0:CompanyBankBranchNo[1]" w:storeItemID="{6591F282-3185-4100-B552-A980004A2E03}"/>
             </w:sdtPr>
             <w:sdtContent>
               <w:r>
@@ -962,6 +976,7 @@
               </w:placeholder>
               <w15:color w:val="808080"/>
               <w:text/>
+              <w:dataBinding w:prefixMappings="xmlns:ns0='urn:microsoft-dynamics-nav/reports/Tenant_Report_Defaults/2000000001/'" w:xpath="/ns0:NavWordReportXmlPart[1]/ns0:BCReportInformation[1]/ns0:CompanyMetadata[1]/ns0:CompanyBankAccountNo[1]" w:storeItemID="{6591F282-3185-4100-B552-A980004A2E03}"/>
             </w:sdtPr>
             <w:sdtContent>
               <w:r>
@@ -1065,6 +1080,7 @@
               </w:placeholder>
               <w15:color w:val="808080"/>
               <w:text/>
+              <w:dataBinding w:prefixMappings="xmlns:ns0='urn:microsoft-dynamics-nav/reports/Tenant_Report_Defaults/2000000001/'" w:xpath="/ns0:NavWordReportXmlPart[1]/ns0:BCReportInformation[1]/ns0:ReportMetadata[1]/ns0:ReportCaption[1]" w:storeItemID="{6591F282-3185-4100-B552-A980004A2E03}"/>
             </w:sdtPr>
             <w:sdtContent>
               <w:r>
@@ -1102,6 +1118,7 @@
               </w:placeholder>
               <w15:color w:val="808080"/>
               <w:text/>
+              <w:dataBinding w:prefixMappings="xmlns:ns0='urn:microsoft-dynamics-nav/reports/Tenant_Report_Defaults/2000000001/'" w:xpath="/ns0:NavWordReportXmlPart[1]/ns0:BCReportInformation[1]/ns0:ReportRequest[1]/ns0:CompanyName[1]" w:storeItemID="{6591F282-3185-4100-B552-A980004A2E03}"/>
             </w:sdtPr>
             <w:sdtContent>
               <w:r>
@@ -1165,6 +1182,7 @@
             </w:placeholder>
             <w15:color w:val="808080"/>
             <w:text/>
+            <w:dataBinding w:prefixMappings="xmlns:ns0='urn:microsoft-dynamics-nav/reports/Tenant_Report_Defaults/2000000001/'" w:xpath="/ns0:NavWordReportXmlPart[1]/ns0:BCReportInformation[1]/ns0:ReportMetadata[1]/ns0:ReportCaption[1]" w:storeItemID="{6591F282-3185-4100-B552-A980004A2E03}"/>
           </w:sdtPr>
           <w:sdtContent>
             <w:p>
@@ -1199,6 +1217,7 @@
             </w:placeholder>
             <w15:color w:val="808080"/>
             <w:text/>
+            <w:dataBinding w:prefixMappings="xmlns:ns0='urn:microsoft-dynamics-nav/reports/Tenant_Report_Defaults/2000000001/'" w:xpath="/ns0:NavWordReportXmlPart[1]/ns0:BCReportInformation[1]/ns0:ReportRequest[1]/ns0:CompanyName[1]" w:storeItemID="{6591F282-3185-4100-B552-A980004A2E03}"/>
           </w:sdtPr>
           <w:sdtContent>
             <w:p>

--- a/src/Layers/W1/BaseApp/Foundation/Reporting/ReportParts/HeaderFooterDesign/ExternalModern.docx
+++ b/src/Layers/W1/BaseApp/Foundation/Reporting/ReportParts/HeaderFooterDesign/ExternalModern.docx
@@ -3035,39 +3035,6 @@
       <w14:ligatures w14:val="standardContextual"/>
     </w:rPr>
   </w:style>
-  <w:style w:type="paragraph" w:customStyle="1" w:styleId="BCLabel">
-    <w:name w:val="BC Label"/>
-    <w:basedOn w:val="NoSpacing"/>
-    <w:next w:val="Normal"/>
-    <w:uiPriority w:val="2"/>
-    <w:rsid w:val="00C82CBE"/>
-    <w:pPr>
-      <w:keepNext/>
-    </w:pPr>
-    <w:rPr>
-      <w:rFonts w:asciiTheme="majorHAnsi" w:eastAsiaTheme="majorEastAsia" w:hAnsiTheme="majorHAnsi" w:cstheme="majorBidi"/>
-    </w:rPr>
-  </w:style>
-  <w:style w:type="paragraph" w:customStyle="1" w:styleId="BCLabelNumber">
-    <w:name w:val="BC Label Number"/>
-    <w:basedOn w:val="BCLabel"/>
-    <w:next w:val="Normal"/>
-    <w:uiPriority w:val="2"/>
-    <w:rsid w:val="00C82CBE"/>
-    <w:rPr>
-      <w14:numSpacing w14:val="tabular"/>
-    </w:rPr>
-  </w:style>
-  <w:style w:type="paragraph" w:customStyle="1" w:styleId="BCNumber">
-    <w:name w:val="BC Number"/>
-    <w:basedOn w:val="NoSpacing"/>
-    <w:next w:val="Normal"/>
-    <w:uiPriority w:val="2"/>
-    <w:rsid w:val="00C82CBE"/>
-    <w:rPr>
-      <w14:numSpacing w14:val="tabular"/>
-    </w:rPr>
-  </w:style>
   <w:style w:type="table" w:customStyle="1" w:styleId="BCBlockTable">
     <w:name w:val="BC Block Table"/>
     <w:basedOn w:val="TableNormal"/>
@@ -29068,7 +29035,6 @@
   <w:style w:type="paragraph" w:customStyle="1" w:styleId="Barcode">
     <w:name w:val="Barcode"/>
     <w:basedOn w:val="Heading1"/>
-    <w:link w:val="BarcodeChar"/>
     <w:qFormat/>
     <w:rsid w:val="00C82CBE"/>
     <w:pPr>
@@ -29082,59 +29048,14 @@
       <w:sz w:val="16"/>
     </w:rPr>
   </w:style>
-  <w:style w:type="character" w:customStyle="1" w:styleId="BarcodeChar">
-    <w:name w:val="Barcode Char"/>
-    <w:basedOn w:val="Heading1Char"/>
-    <w:link w:val="Barcode"/>
-    <w:rsid w:val="00C82CBE"/>
-    <w:rPr>
-      <w:rFonts w:ascii="IDAutomationHC39M" w:eastAsiaTheme="majorEastAsia" w:hAnsi="IDAutomationHC39M" w:cstheme="majorBidi"/>
-      <w:b w:val="0"/>
-      <w:color w:val="242424" w:themeColor="text1"/>
-      <w:kern w:val="2"/>
-      <w:sz w:val="16"/>
-      <w:szCs w:val="16"/>
-      <w14:ligatures w14:val="standardContextual"/>
-    </w:rPr>
-  </w:style>
   <w:style w:type="paragraph" w:customStyle="1" w:styleId="QRCode">
     <w:name w:val="QR Code"/>
     <w:basedOn w:val="Barcode"/>
-    <w:link w:val="QRCodeChar"/>
     <w:qFormat/>
     <w:rsid w:val="00C82CBE"/>
     <w:rPr>
       <w:rFonts w:ascii="IDAutomation2D" w:hAnsi="IDAutomation2D"/>
     </w:rPr>
-  </w:style>
-  <w:style w:type="character" w:customStyle="1" w:styleId="QRCodeChar">
-    <w:name w:val="QR Code Char"/>
-    <w:basedOn w:val="BarcodeChar"/>
-    <w:link w:val="QRCode"/>
-    <w:rsid w:val="00C82CBE"/>
-    <w:rPr>
-      <w:rFonts w:ascii="IDAutomation2D" w:eastAsiaTheme="majorEastAsia" w:hAnsi="IDAutomation2D" w:cstheme="majorBidi"/>
-      <w:b w:val="0"/>
-      <w:color w:val="242424" w:themeColor="text1"/>
-      <w:kern w:val="2"/>
-      <w:sz w:val="16"/>
-      <w:szCs w:val="16"/>
-      <w14:ligatures w14:val="standardContextual"/>
-    </w:rPr>
-  </w:style>
-  <w:style w:type="paragraph" w:customStyle="1" w:styleId="BCNoteBullet">
-    <w:name w:val="BC Note Bullet"/>
-    <w:basedOn w:val="Quote"/>
-    <w:next w:val="Normal"/>
-    <w:uiPriority w:val="2"/>
-    <w:rsid w:val="00C82CBE"/>
-    <w:pPr>
-      <w:tabs>
-        <w:tab w:val="num" w:pos="360"/>
-      </w:tabs>
-      <w:spacing w:before="0" w:after="0" w:line="240" w:lineRule="auto"/>
-      <w:ind w:left="227" w:hanging="227"/>
-    </w:pPr>
   </w:style>
   <w:style w:type="table" w:customStyle="1" w:styleId="BCDataTable">
     <w:name w:val="BC Data Table"/>

--- a/src/Layers/W1/BaseApp/Foundation/Reporting/ReportParts/HeaderFooterDesign/ExternalModern.docx
+++ b/src/Layers/W1/BaseApp/Foundation/Reporting/ReportParts/HeaderFooterDesign/ExternalModern.docx
@@ -29236,48 +29236,6 @@
         <w:tcBorders>
           <w:bottom w:val="single" w:sz="4" w:space="0" w:color="242424" w:themeColor="text1"/>
         </w:tcBorders>
-      </w:tcPr>
-    </w:tblStylePr>
-  </w:style>
-  <w:style w:type="table" w:customStyle="1" w:styleId="BCDataTableInternal">
-    <w:name w:val="BC Data Table Internal"/>
-    <w:basedOn w:val="TableNormal"/>
-    <w:uiPriority w:val="99"/>
-    <w:rsid w:val="00C82CBE"/>
-    <w:pPr>
-      <w:spacing w:after="0" w:line="240" w:lineRule="auto"/>
-    </w:pPr>
-    <w:rPr>
-      <w:kern w:val="2"/>
-      <w:sz w:val="16"/>
-      <w:szCs w:val="16"/>
-      <w14:ligatures w14:val="standardContextual"/>
-    </w:rPr>
-    <w:tblPr>
-      <w:tblStyleRowBandSize w:val="1"/>
-    </w:tblPr>
-    <w:tblStylePr w:type="firstRow">
-      <w:rPr>
-        <w:rFonts w:asciiTheme="majorHAnsi" w:hAnsiTheme="majorHAnsi"/>
-        <w:b/>
-      </w:rPr>
-      <w:tblPr/>
-      <w:tcPr>
-        <w:tcBorders>
-          <w:bottom w:val="single" w:sz="4" w:space="0" w:color="auto"/>
-        </w:tcBorders>
-      </w:tcPr>
-    </w:tblStylePr>
-    <w:tblStylePr w:type="lastRow">
-      <w:rPr>
-        <w:rFonts w:asciiTheme="majorHAnsi" w:hAnsiTheme="majorHAnsi"/>
-        <w:b/>
-      </w:rPr>
-    </w:tblStylePr>
-    <w:tblStylePr w:type="band1Horz">
-      <w:tblPr/>
-      <w:tcPr>
-        <w:shd w:val="clear" w:color="auto" w:fill="F5F7F8" w:themeFill="background2"/>
       </w:tcPr>
     </w:tblStylePr>
   </w:style>

--- a/src/Layers/W1/BaseApp/Foundation/Reporting/ReportParts/HeaderFooterDesign/ExternalModern.docx
+++ b/src/Layers/W1/BaseApp/Foundation/Reporting/ReportParts/HeaderFooterDesign/ExternalModern.docx
@@ -207,16 +207,6 @@
               <w:lang w:val="da-DK"/>
             </w:rPr>
             <w:fldChar w:fldCharType="end"/>
-          </w:r>
-          <w:r>
-            <w:rPr>
-              <w:rFonts w:cstheme="minorHAnsi"/>
-              <w:b/>
-              <w:bCs/>
-              <w:sz w:val="18"/>
-              <w:szCs w:val="18"/>
-            </w:rPr>
-            <w:t xml:space="preserve"> </w:t>
           </w:r>
         </w:p>
       </w:tc>

--- a/src/Layers/W1/BaseApp/Foundation/Reporting/ReportParts/HeaderFooterDesign/ExternalModern.docx
+++ b/src/Layers/W1/BaseApp/Foundation/Reporting/ReportParts/HeaderFooterDesign/ExternalModern.docx
@@ -103,15 +103,15 @@
               <w:rFonts w:cstheme="minorHAnsi"/>
               <w:b/>
               <w:bCs/>
-              <w:sz w:val="18"/>
-              <w:szCs w:val="18"/>
+              <w:sz w:val="16"/>
+              <w:szCs w:val="16"/>
             </w:rPr>
           </w:pPr>
           <w:r>
             <w:rPr>
               <w:rFonts w:eastAsiaTheme="minorEastAsia"/>
-              <w:sz w:val="18"/>
-              <w:szCs w:val="18"/>
+              <w:sz w:val="16"/>
+              <w:szCs w:val="16"/>
               <w:lang w:val="da-DK"/>
             </w:rPr>
             <w:fldChar w:fldCharType="begin"/>
@@ -119,8 +119,8 @@
           <w:r>
             <w:rPr>
               <w:rFonts w:eastAsiaTheme="minorEastAsia"/>
-              <w:sz w:val="18"/>
-              <w:szCs w:val="18"/>
+              <w:sz w:val="16"/>
+              <w:szCs w:val="16"/>
               <w:lang w:val="da-DK"/>
             </w:rPr>
             <w:instrText xml:space="preserve"> PAGE  \* MERGEFORMAT </w:instrText>
@@ -128,8 +128,8 @@
           <w:r>
             <w:rPr>
               <w:rFonts w:eastAsiaTheme="minorEastAsia"/>
-              <w:sz w:val="18"/>
-              <w:szCs w:val="18"/>
+              <w:sz w:val="16"/>
+              <w:szCs w:val="16"/>
               <w:lang w:val="da-DK"/>
             </w:rPr>
             <w:fldChar w:fldCharType="separate"/>
@@ -138,8 +138,8 @@
             <w:rPr>
               <w:rFonts w:eastAsiaTheme="minorEastAsia"/>
               <w:noProof/>
-              <w:sz w:val="18"/>
-              <w:szCs w:val="18"/>
+              <w:sz w:val="16"/>
+              <w:szCs w:val="16"/>
               <w:lang w:val="da-DK"/>
             </w:rPr>
             <w:t>2</w:t>
@@ -147,8 +147,8 @@
           <w:r>
             <w:rPr>
               <w:rFonts w:eastAsiaTheme="minorEastAsia"/>
-              <w:sz w:val="18"/>
-              <w:szCs w:val="18"/>
+              <w:sz w:val="16"/>
+              <w:szCs w:val="16"/>
               <w:lang w:val="da-DK"/>
             </w:rPr>
             <w:fldChar w:fldCharType="end"/>
@@ -156,8 +156,8 @@
           <w:r>
             <w:rPr>
               <w:rFonts w:eastAsiaTheme="minorEastAsia"/>
-              <w:sz w:val="18"/>
-              <w:szCs w:val="18"/>
+              <w:sz w:val="16"/>
+              <w:szCs w:val="16"/>
               <w:lang w:val="da-DK"/>
             </w:rPr>
             <w:t>/</w:t>
@@ -165,8 +165,8 @@
           <w:r>
             <w:rPr>
               <w:rFonts w:eastAsiaTheme="minorEastAsia"/>
-              <w:sz w:val="18"/>
-              <w:szCs w:val="18"/>
+              <w:sz w:val="16"/>
+              <w:szCs w:val="16"/>
               <w:lang w:val="da-DK"/>
             </w:rPr>
             <w:fldChar w:fldCharType="begin"/>
@@ -174,8 +174,8 @@
           <w:r>
             <w:rPr>
               <w:rFonts w:eastAsiaTheme="minorEastAsia"/>
-              <w:sz w:val="18"/>
-              <w:szCs w:val="18"/>
+              <w:sz w:val="16"/>
+              <w:szCs w:val="16"/>
               <w:lang w:val="da-DK"/>
             </w:rPr>
             <w:instrText xml:space="preserve"> NUMPAGES  \* MERGEFORMAT </w:instrText>
@@ -183,8 +183,8 @@
           <w:r>
             <w:rPr>
               <w:rFonts w:eastAsiaTheme="minorEastAsia"/>
-              <w:sz w:val="18"/>
-              <w:szCs w:val="18"/>
+              <w:sz w:val="16"/>
+              <w:szCs w:val="16"/>
               <w:lang w:val="da-DK"/>
             </w:rPr>
             <w:fldChar w:fldCharType="separate"/>
@@ -193,8 +193,8 @@
             <w:rPr>
               <w:rFonts w:eastAsiaTheme="minorEastAsia"/>
               <w:noProof/>
-              <w:sz w:val="18"/>
-              <w:szCs w:val="18"/>
+              <w:sz w:val="16"/>
+              <w:szCs w:val="16"/>
               <w:lang w:val="da-DK"/>
             </w:rPr>
             <w:t>2</w:t>
@@ -202,8 +202,8 @@
           <w:r>
             <w:rPr>
               <w:rFonts w:eastAsiaTheme="minorEastAsia"/>
-              <w:sz w:val="18"/>
-              <w:szCs w:val="18"/>
+              <w:sz w:val="16"/>
+              <w:szCs w:val="16"/>
               <w:lang w:val="da-DK"/>
             </w:rPr>
             <w:fldChar w:fldCharType="end"/>
@@ -245,16 +245,16 @@
           <w:pPr>
             <w:rPr>
               <w:rFonts w:cstheme="minorHAnsi"/>
-              <w:sz w:val="18"/>
-              <w:szCs w:val="18"/>
+              <w:sz w:val="16"/>
+              <w:szCs w:val="16"/>
             </w:rPr>
           </w:pPr>
           <w:sdt>
             <w:sdtPr>
               <w:rPr>
                 <w:rFonts w:cstheme="minorHAnsi"/>
-                <w:sz w:val="18"/>
-                <w:szCs w:val="18"/>
+                <w:sz w:val="16"/>
+                <w:szCs w:val="16"/>
               </w:rPr>
               <w:alias w:val="HomePageCaption"/>
               <w:tag w:val="#BC:InsertDataItem,BCReportInformation/CompanyMetadata/CompanyHomePageCaption"/>
@@ -262,26 +262,26 @@
               <w:placeholder>
                 <w:docPart w:val="D6379D6E6219439E812EE9827DC83632"/>
               </w:placeholder>
+              <w:dataBinding w:prefixMappings="xmlns:ns0='urn:microsoft-dynamics-nav/reports/Tenant_Report_Defaults/2000000001/'" w:xpath="/ns0:NavWordReportXmlPart[1]/ns0:BCReportInformation[1]/ns0:CompanyMetadata[1]/ns0:CompanyHomePageCaption[1]" w:storeItemID="{6591F282-3185-4100-B552-A980004A2E03}"/>
               <w15:color w:val="808080"/>
               <w:text/>
-              <w:dataBinding w:prefixMappings="xmlns:ns0='urn:microsoft-dynamics-nav/reports/Tenant_Report_Defaults/2000000001/'" w:xpath="/ns0:NavWordReportXmlPart[1]/ns0:BCReportInformation[1]/ns0:CompanyMetadata[1]/ns0:CompanyHomePageCaption[1]" w:storeItemID="{6591F282-3185-4100-B552-A980004A2E03}"/>
             </w:sdtPr>
             <w:sdtContent>
               <w:r>
                 <w:rPr>
                   <w:rFonts w:cstheme="minorHAnsi"/>
-                  <w:sz w:val="18"/>
-                  <w:szCs w:val="18"/>
+                  <w:sz w:val="16"/>
+                  <w:szCs w:val="16"/>
                 </w:rPr>
-                <w:t>Homepage</w:t>
+                <w:t>Company Home Page Caption</w:t>
               </w:r>
             </w:sdtContent>
           </w:sdt>
           <w:r>
             <w:rPr>
               <w:rFonts w:cstheme="minorHAnsi"/>
-              <w:sz w:val="18"/>
-              <w:szCs w:val="18"/>
+              <w:sz w:val="16"/>
+              <w:szCs w:val="16"/>
             </w:rPr>
             <w:t xml:space="preserve"> / </w:t>
           </w:r>
@@ -289,8 +289,8 @@
             <w:sdtPr>
               <w:rPr>
                 <w:rFonts w:cstheme="minorHAnsi"/>
-                <w:sz w:val="18"/>
-                <w:szCs w:val="18"/>
+                <w:sz w:val="16"/>
+                <w:szCs w:val="16"/>
               </w:rPr>
               <w:alias w:val="CompanyHomePage"/>
               <w:tag w:val="#BC:InsertDataItem,BCReportInformation/CompanyMetadata/CompanyHomePage"/>
@@ -298,26 +298,26 @@
               <w:placeholder>
                 <w:docPart w:val="D6379D6E6219439E812EE9827DC83632"/>
               </w:placeholder>
+              <w:dataBinding w:prefixMappings="xmlns:ns0='urn:microsoft-dynamics-nav/reports/Tenant_Report_Defaults/2000000001/'" w:xpath="/ns0:NavWordReportXmlPart[1]/ns0:BCReportInformation[1]/ns0:CompanyMetadata[1]/ns0:CompanyHomePage[1]" w:storeItemID="{6591F282-3185-4100-B552-A980004A2E03}"/>
               <w15:color w:val="808080"/>
               <w:text/>
-              <w:dataBinding w:prefixMappings="xmlns:ns0='urn:microsoft-dynamics-nav/reports/Tenant_Report_Defaults/2000000001/'" w:xpath="/ns0:NavWordReportXmlPart[1]/ns0:BCReportInformation[1]/ns0:CompanyMetadata[1]/ns0:CompanyHomePage[1]" w:storeItemID="{6591F282-3185-4100-B552-A980004A2E03}"/>
             </w:sdtPr>
             <w:sdtContent>
               <w:r>
                 <w:rPr>
                   <w:rFonts w:cstheme="minorHAnsi"/>
-                  <w:sz w:val="18"/>
-                  <w:szCs w:val="18"/>
+                  <w:sz w:val="16"/>
+                  <w:szCs w:val="16"/>
                 </w:rPr>
-                <w:t>www.cronus.com</w:t>
+                <w:t>Company Home Page</w:t>
               </w:r>
             </w:sdtContent>
           </w:sdt>
           <w:r>
             <w:rPr>
               <w:rFonts w:cstheme="minorHAnsi"/>
-              <w:sz w:val="18"/>
-              <w:szCs w:val="18"/>
+              <w:sz w:val="16"/>
+              <w:szCs w:val="16"/>
             </w:rPr>
             <w:t xml:space="preserve"> – </w:t>
           </w:r>
@@ -325,8 +325,8 @@
             <w:sdtPr>
               <w:rPr>
                 <w:rFonts w:cstheme="minorHAnsi"/>
-                <w:sz w:val="18"/>
-                <w:szCs w:val="18"/>
+                <w:sz w:val="16"/>
+                <w:szCs w:val="16"/>
               </w:rPr>
               <w:alias w:val="CompanyPhoneCaption"/>
               <w:tag w:val="#BC:InsertDataItem,BCReportInformation/CompanyMetadata/CompanyPhoneCaption"/>
@@ -334,26 +334,26 @@
               <w:placeholder>
                 <w:docPart w:val="D6379D6E6219439E812EE9827DC83632"/>
               </w:placeholder>
+              <w:dataBinding w:prefixMappings="xmlns:ns0='urn:microsoft-dynamics-nav/reports/Tenant_Report_Defaults/2000000001/'" w:xpath="/ns0:NavWordReportXmlPart[1]/ns0:BCReportInformation[1]/ns0:CompanyMetadata[1]/ns0:CompanyPhoneCaption[1]" w:storeItemID="{6591F282-3185-4100-B552-A980004A2E03}"/>
               <w15:color w:val="808080"/>
               <w:text/>
-              <w:dataBinding w:prefixMappings="xmlns:ns0='urn:microsoft-dynamics-nav/reports/Tenant_Report_Defaults/2000000001/'" w:xpath="/ns0:NavWordReportXmlPart[1]/ns0:BCReportInformation[1]/ns0:CompanyMetadata[1]/ns0:CompanyPhoneCaption[1]" w:storeItemID="{6591F282-3185-4100-B552-A980004A2E03}"/>
             </w:sdtPr>
             <w:sdtContent>
               <w:r>
                 <w:rPr>
                   <w:rFonts w:cstheme="minorHAnsi"/>
-                  <w:sz w:val="18"/>
-                  <w:szCs w:val="18"/>
+                  <w:sz w:val="16"/>
+                  <w:szCs w:val="16"/>
                 </w:rPr>
-                <w:t>Phone No.</w:t>
+                <w:t>Company Phone Caption</w:t>
               </w:r>
             </w:sdtContent>
           </w:sdt>
           <w:r>
             <w:rPr>
               <w:rFonts w:cstheme="minorHAnsi"/>
-              <w:sz w:val="18"/>
-              <w:szCs w:val="18"/>
+              <w:sz w:val="16"/>
+              <w:szCs w:val="16"/>
             </w:rPr>
             <w:t xml:space="preserve"> / </w:t>
           </w:r>
@@ -361,8 +361,8 @@
             <w:sdtPr>
               <w:rPr>
                 <w:rFonts w:cstheme="minorHAnsi"/>
-                <w:sz w:val="18"/>
-                <w:szCs w:val="18"/>
+                <w:sz w:val="16"/>
+                <w:szCs w:val="16"/>
               </w:rPr>
               <w:alias w:val="CompanyPhone"/>
               <w:tag w:val="#BC:InsertDataItem,BCReportInformation/CompanyMetadata/CompanyPhone"/>
@@ -370,18 +370,18 @@
               <w:placeholder>
                 <w:docPart w:val="D6379D6E6219439E812EE9827DC83632"/>
               </w:placeholder>
+              <w:dataBinding w:prefixMappings="xmlns:ns0='urn:microsoft-dynamics-nav/reports/Tenant_Report_Defaults/2000000001/'" w:xpath="/ns0:NavWordReportXmlPart[1]/ns0:BCReportInformation[1]/ns0:CompanyMetadata[1]/ns0:CompanyPhone[1]" w:storeItemID="{6591F282-3185-4100-B552-A980004A2E03}"/>
               <w15:color w:val="808080"/>
               <w:text/>
-              <w:dataBinding w:prefixMappings="xmlns:ns0='urn:microsoft-dynamics-nav/reports/Tenant_Report_Defaults/2000000001/'" w:xpath="/ns0:NavWordReportXmlPart[1]/ns0:BCReportInformation[1]/ns0:CompanyMetadata[1]/ns0:CompanyPhone[1]" w:storeItemID="{6591F282-3185-4100-B552-A980004A2E03}"/>
             </w:sdtPr>
             <w:sdtContent>
               <w:r>
                 <w:rPr>
                   <w:rFonts w:cstheme="minorHAnsi"/>
-                  <w:sz w:val="18"/>
-                  <w:szCs w:val="18"/>
+                  <w:sz w:val="16"/>
+                  <w:szCs w:val="16"/>
                 </w:rPr>
-                <w:t>0666-666-6666</w:t>
+                <w:t>Company Phone</w:t>
               </w:r>
             </w:sdtContent>
           </w:sdt>
@@ -400,15 +400,15 @@
               <w:rFonts w:cstheme="minorHAnsi"/>
               <w:b/>
               <w:bCs/>
-              <w:sz w:val="18"/>
-              <w:szCs w:val="18"/>
+              <w:sz w:val="16"/>
+              <w:szCs w:val="16"/>
             </w:rPr>
           </w:pPr>
           <w:r>
             <w:rPr>
               <w:rFonts w:eastAsiaTheme="minorEastAsia"/>
-              <w:sz w:val="18"/>
-              <w:szCs w:val="18"/>
+              <w:sz w:val="16"/>
+              <w:szCs w:val="16"/>
               <w:lang w:val="da-DK"/>
             </w:rPr>
             <w:fldChar w:fldCharType="begin"/>
@@ -416,8 +416,8 @@
           <w:r>
             <w:rPr>
               <w:rFonts w:eastAsiaTheme="minorEastAsia"/>
-              <w:sz w:val="18"/>
-              <w:szCs w:val="18"/>
+              <w:sz w:val="16"/>
+              <w:szCs w:val="16"/>
               <w:lang w:val="da-DK"/>
             </w:rPr>
             <w:instrText xml:space="preserve"> PAGE  \* MERGEFORMAT </w:instrText>
@@ -425,8 +425,8 @@
           <w:r>
             <w:rPr>
               <w:rFonts w:eastAsiaTheme="minorEastAsia"/>
-              <w:sz w:val="18"/>
-              <w:szCs w:val="18"/>
+              <w:sz w:val="16"/>
+              <w:szCs w:val="16"/>
               <w:lang w:val="da-DK"/>
             </w:rPr>
             <w:fldChar w:fldCharType="separate"/>
@@ -434,8 +434,8 @@
           <w:r>
             <w:rPr>
               <w:rFonts w:eastAsiaTheme="minorEastAsia"/>
-              <w:sz w:val="18"/>
-              <w:szCs w:val="18"/>
+              <w:sz w:val="16"/>
+              <w:szCs w:val="16"/>
               <w:lang w:val="da-DK"/>
             </w:rPr>
             <w:t>1</w:t>
@@ -443,8 +443,8 @@
           <w:r>
             <w:rPr>
               <w:rFonts w:eastAsiaTheme="minorEastAsia"/>
-              <w:sz w:val="18"/>
-              <w:szCs w:val="18"/>
+              <w:sz w:val="16"/>
+              <w:szCs w:val="16"/>
               <w:lang w:val="da-DK"/>
             </w:rPr>
             <w:fldChar w:fldCharType="end"/>
@@ -452,8 +452,8 @@
           <w:r>
             <w:rPr>
               <w:rFonts w:eastAsiaTheme="minorEastAsia"/>
-              <w:sz w:val="18"/>
-              <w:szCs w:val="18"/>
+              <w:sz w:val="16"/>
+              <w:szCs w:val="16"/>
               <w:lang w:val="da-DK"/>
             </w:rPr>
             <w:t>/</w:t>
@@ -461,8 +461,8 @@
           <w:r>
             <w:rPr>
               <w:rFonts w:eastAsiaTheme="minorEastAsia"/>
-              <w:sz w:val="18"/>
-              <w:szCs w:val="18"/>
+              <w:sz w:val="16"/>
+              <w:szCs w:val="16"/>
               <w:lang w:val="da-DK"/>
             </w:rPr>
             <w:fldChar w:fldCharType="begin"/>
@@ -470,8 +470,8 @@
           <w:r>
             <w:rPr>
               <w:rFonts w:eastAsiaTheme="minorEastAsia"/>
-              <w:sz w:val="18"/>
-              <w:szCs w:val="18"/>
+              <w:sz w:val="16"/>
+              <w:szCs w:val="16"/>
               <w:lang w:val="da-DK"/>
             </w:rPr>
             <w:instrText xml:space="preserve"> NUMPAGES  \* MERGEFORMAT </w:instrText>
@@ -479,8 +479,8 @@
           <w:r>
             <w:rPr>
               <w:rFonts w:eastAsiaTheme="minorEastAsia"/>
-              <w:sz w:val="18"/>
-              <w:szCs w:val="18"/>
+              <w:sz w:val="16"/>
+              <w:szCs w:val="16"/>
               <w:lang w:val="da-DK"/>
             </w:rPr>
             <w:fldChar w:fldCharType="separate"/>
@@ -488,8 +488,8 @@
           <w:r>
             <w:rPr>
               <w:rFonts w:eastAsiaTheme="minorEastAsia"/>
-              <w:sz w:val="18"/>
-              <w:szCs w:val="18"/>
+              <w:sz w:val="16"/>
+              <w:szCs w:val="16"/>
               <w:lang w:val="da-DK"/>
             </w:rPr>
             <w:t>2</w:t>
@@ -497,8 +497,8 @@
           <w:r>
             <w:rPr>
               <w:rFonts w:eastAsiaTheme="minorEastAsia"/>
-              <w:sz w:val="18"/>
-              <w:szCs w:val="18"/>
+              <w:sz w:val="16"/>
+              <w:szCs w:val="16"/>
               <w:lang w:val="da-DK"/>
             </w:rPr>
             <w:fldChar w:fldCharType="end"/>
@@ -519,16 +519,16 @@
           <w:pPr>
             <w:rPr>
               <w:rFonts w:cstheme="minorHAnsi"/>
-              <w:sz w:val="18"/>
-              <w:szCs w:val="18"/>
+              <w:sz w:val="16"/>
+              <w:szCs w:val="16"/>
             </w:rPr>
           </w:pPr>
           <w:sdt>
             <w:sdtPr>
               <w:rPr>
                 <w:rFonts w:cstheme="minorHAnsi"/>
-                <w:sz w:val="18"/>
-                <w:szCs w:val="18"/>
+                <w:sz w:val="16"/>
+                <w:szCs w:val="16"/>
               </w:rPr>
               <w:alias w:val="CompanyEmailCaption"/>
               <w:tag w:val="#BC:InsertDataItem,BCReportInformation/CompanyMetadata/CompanyEmailCaption"/>
@@ -536,26 +536,26 @@
               <w:placeholder>
                 <w:docPart w:val="D5D23BAC6D534008B5DBE00DFAAA1BB9"/>
               </w:placeholder>
+              <w:dataBinding w:prefixMappings="xmlns:ns0='urn:microsoft-dynamics-nav/reports/Tenant_Report_Defaults/2000000001/'" w:xpath="/ns0:NavWordReportXmlPart[1]/ns0:BCReportInformation[1]/ns0:CompanyMetadata[1]/ns0:CompanyEmailCaption[1]" w:storeItemID="{6591F282-3185-4100-B552-A980004A2E03}"/>
               <w15:color w:val="808080"/>
               <w:text/>
-              <w:dataBinding w:prefixMappings="xmlns:ns0='urn:microsoft-dynamics-nav/reports/Tenant_Report_Defaults/2000000001/'" w:xpath="/ns0:NavWordReportXmlPart[1]/ns0:BCReportInformation[1]/ns0:CompanyMetadata[1]/ns0:CompanyEmailCaption[1]" w:storeItemID="{6591F282-3185-4100-B552-A980004A2E03}"/>
             </w:sdtPr>
             <w:sdtContent>
               <w:r>
                 <w:rPr>
                   <w:rFonts w:cstheme="minorHAnsi"/>
-                  <w:sz w:val="18"/>
-                  <w:szCs w:val="18"/>
+                  <w:sz w:val="16"/>
+                  <w:szCs w:val="16"/>
                 </w:rPr>
-                <w:t>Email</w:t>
+                <w:t>Company Email Caption</w:t>
               </w:r>
             </w:sdtContent>
           </w:sdt>
           <w:r>
             <w:rPr>
               <w:rFonts w:cstheme="minorHAnsi"/>
-              <w:sz w:val="18"/>
-              <w:szCs w:val="18"/>
+              <w:sz w:val="16"/>
+              <w:szCs w:val="16"/>
             </w:rPr>
             <w:t xml:space="preserve"> / </w:t>
           </w:r>
@@ -563,8 +563,8 @@
             <w:sdtPr>
               <w:rPr>
                 <w:rFonts w:cstheme="minorHAnsi"/>
-                <w:sz w:val="18"/>
-                <w:szCs w:val="18"/>
+                <w:sz w:val="16"/>
+                <w:szCs w:val="16"/>
               </w:rPr>
               <w:alias w:val="CompanyEmail"/>
               <w:tag w:val="#BC:InsertDataItem,BCReportInformation/CompanyMetadata/CompanyEmail"/>
@@ -572,26 +572,26 @@
               <w:placeholder>
                 <w:docPart w:val="D5D23BAC6D534008B5DBE00DFAAA1BB9"/>
               </w:placeholder>
+              <w:dataBinding w:prefixMappings="xmlns:ns0='urn:microsoft-dynamics-nav/reports/Tenant_Report_Defaults/2000000001/'" w:xpath="/ns0:NavWordReportXmlPart[1]/ns0:BCReportInformation[1]/ns0:CompanyMetadata[1]/ns0:CompanyEmail[1]" w:storeItemID="{6591F282-3185-4100-B552-A980004A2E03}"/>
               <w15:color w:val="808080"/>
               <w:text/>
-              <w:dataBinding w:prefixMappings="xmlns:ns0='urn:microsoft-dynamics-nav/reports/Tenant_Report_Defaults/2000000001/'" w:xpath="/ns0:NavWordReportXmlPart[1]/ns0:BCReportInformation[1]/ns0:CompanyMetadata[1]/ns0:CompanyEmail[1]" w:storeItemID="{6591F282-3185-4100-B552-A980004A2E03}"/>
             </w:sdtPr>
             <w:sdtContent>
               <w:r>
                 <w:rPr>
                   <w:rFonts w:cstheme="minorHAnsi"/>
-                  <w:sz w:val="18"/>
-                  <w:szCs w:val="18"/>
+                  <w:sz w:val="16"/>
+                  <w:szCs w:val="16"/>
                 </w:rPr>
-                <w:t>john.doe@cronus.com</w:t>
+                <w:t>Company Email</w:t>
               </w:r>
             </w:sdtContent>
           </w:sdt>
           <w:r>
             <w:rPr>
               <w:rFonts w:cstheme="minorHAnsi"/>
-              <w:sz w:val="18"/>
-              <w:szCs w:val="18"/>
+              <w:sz w:val="16"/>
+              <w:szCs w:val="16"/>
             </w:rPr>
             <w:t xml:space="preserve"> – </w:t>
           </w:r>
@@ -599,8 +599,8 @@
             <w:sdtPr>
               <w:rPr>
                 <w:rFonts w:cstheme="minorHAnsi"/>
-                <w:sz w:val="18"/>
-                <w:szCs w:val="18"/>
+                <w:sz w:val="16"/>
+                <w:szCs w:val="16"/>
               </w:rPr>
               <w:alias w:val="CompanyFaxNoCaption"/>
               <w:tag w:val="#BC:InsertDataItem,BCReportInformation/CompanyMetadata/CompanyFaxNoCaption"/>
@@ -608,26 +608,26 @@
               <w:placeholder>
                 <w:docPart w:val="06686A0925D745219A32479543DC0E24"/>
               </w:placeholder>
+              <w:dataBinding w:prefixMappings="xmlns:ns0='urn:microsoft-dynamics-nav/reports/Tenant_Report_Defaults/2000000001/'" w:xpath="/ns0:NavWordReportXmlPart[1]/ns0:BCReportInformation[1]/ns0:CompanyMetadata[1]/ns0:CompanyFaxNoCaption[1]" w:storeItemID="{6591F282-3185-4100-B552-A980004A2E03}"/>
               <w15:color w:val="808080"/>
               <w:text/>
-              <w:dataBinding w:prefixMappings="xmlns:ns0='urn:microsoft-dynamics-nav/reports/Tenant_Report_Defaults/2000000001/'" w:xpath="/ns0:NavWordReportXmlPart[1]/ns0:BCReportInformation[1]/ns0:CompanyMetadata[1]/ns0:CompanyFaxNoCaption[1]" w:storeItemID="{6591F282-3185-4100-B552-A980004A2E03}"/>
             </w:sdtPr>
             <w:sdtContent>
               <w:r>
                 <w:rPr>
                   <w:rFonts w:cstheme="minorHAnsi"/>
-                  <w:sz w:val="18"/>
-                  <w:szCs w:val="18"/>
+                  <w:sz w:val="16"/>
+                  <w:szCs w:val="16"/>
                 </w:rPr>
-                <w:t>Fax No.</w:t>
+                <w:t>Company Fax No. Caption</w:t>
               </w:r>
             </w:sdtContent>
           </w:sdt>
           <w:r>
             <w:rPr>
               <w:rFonts w:cstheme="minorHAnsi"/>
-              <w:sz w:val="18"/>
-              <w:szCs w:val="18"/>
+              <w:sz w:val="16"/>
+              <w:szCs w:val="16"/>
             </w:rPr>
             <w:t xml:space="preserve"> / </w:t>
           </w:r>
@@ -635,8 +635,8 @@
             <w:sdtPr>
               <w:rPr>
                 <w:rFonts w:cstheme="minorHAnsi"/>
-                <w:sz w:val="18"/>
-                <w:szCs w:val="18"/>
+                <w:sz w:val="16"/>
+                <w:szCs w:val="16"/>
               </w:rPr>
               <w:alias w:val="CompanyFaxNo"/>
               <w:tag w:val="#BC:InsertDataItem,BCReportInformation/CompanyMetadata/CompanyFaxNo"/>
@@ -644,18 +644,18 @@
               <w:placeholder>
                 <w:docPart w:val="418A735C7DCB4234B58B5D28743DEF18"/>
               </w:placeholder>
+              <w:dataBinding w:prefixMappings="xmlns:ns0='urn:microsoft-dynamics-nav/reports/Tenant_Report_Defaults/2000000001/'" w:xpath="/ns0:NavWordReportXmlPart[1]/ns0:BCReportInformation[1]/ns0:CompanyMetadata[1]/ns0:CompanyFaxNo[1]" w:storeItemID="{6591F282-3185-4100-B552-A980004A2E03}"/>
               <w15:color w:val="808080"/>
               <w:text/>
-              <w:dataBinding w:prefixMappings="xmlns:ns0='urn:microsoft-dynamics-nav/reports/Tenant_Report_Defaults/2000000001/'" w:xpath="/ns0:NavWordReportXmlPart[1]/ns0:BCReportInformation[1]/ns0:CompanyMetadata[1]/ns0:CompanyFaxNo[1]" w:storeItemID="{6591F282-3185-4100-B552-A980004A2E03}"/>
             </w:sdtPr>
             <w:sdtContent>
               <w:r>
                 <w:rPr>
                   <w:rFonts w:cstheme="minorHAnsi"/>
-                  <w:sz w:val="18"/>
-                  <w:szCs w:val="18"/>
+                  <w:sz w:val="16"/>
+                  <w:szCs w:val="16"/>
                 </w:rPr>
-                <w:t>0666-666-6660</w:t>
+                <w:t>Company Fax No.</w:t>
               </w:r>
             </w:sdtContent>
           </w:sdt>
@@ -672,8 +672,8 @@
             <w:jc w:val="right"/>
             <w:rPr>
               <w:rFonts w:eastAsiaTheme="minorEastAsia"/>
-              <w:sz w:val="18"/>
-              <w:szCs w:val="18"/>
+              <w:sz w:val="16"/>
+              <w:szCs w:val="16"/>
               <w:lang w:val="da-DK"/>
             </w:rPr>
           </w:pPr>
@@ -693,16 +693,16 @@
           <w:pPr>
             <w:rPr>
               <w:rFonts w:cstheme="minorHAnsi"/>
-              <w:sz w:val="18"/>
-              <w:szCs w:val="18"/>
+              <w:sz w:val="16"/>
+              <w:szCs w:val="16"/>
             </w:rPr>
           </w:pPr>
           <w:sdt>
             <w:sdtPr>
               <w:rPr>
                 <w:rFonts w:cstheme="minorHAnsi"/>
-                <w:sz w:val="18"/>
-                <w:szCs w:val="18"/>
+                <w:sz w:val="16"/>
+                <w:szCs w:val="16"/>
               </w:rPr>
               <w:alias w:val="CompanyVATRegistrationNoCaption"/>
               <w:tag w:val="#BC:InsertDataItem,BCReportInformation/CompanyMetadata/CompanyVATRegistrationNoCaption"/>
@@ -710,26 +710,26 @@
               <w:placeholder>
                 <w:docPart w:val="9958AF2F4FE246329788F5489FA77735"/>
               </w:placeholder>
+              <w:dataBinding w:prefixMappings="xmlns:ns0='urn:microsoft-dynamics-nav/reports/Tenant_Report_Defaults/2000000001/'" w:xpath="/ns0:NavWordReportXmlPart[1]/ns0:BCReportInformation[1]/ns0:CompanyMetadata[1]/ns0:CompanyVATRegistrationNoCaption[1]" w:storeItemID="{6591F282-3185-4100-B552-A980004A2E03}"/>
               <w15:color w:val="808080"/>
               <w:text/>
-              <w:dataBinding w:prefixMappings="xmlns:ns0='urn:microsoft-dynamics-nav/reports/Tenant_Report_Defaults/2000000001/'" w:xpath="/ns0:NavWordReportXmlPart[1]/ns0:BCReportInformation[1]/ns0:CompanyMetadata[1]/ns0:CompanyVATRegistrationNoCaption[1]" w:storeItemID="{6591F282-3185-4100-B552-A980004A2E03}"/>
             </w:sdtPr>
             <w:sdtContent>
               <w:r>
                 <w:rPr>
                   <w:rFonts w:cstheme="minorHAnsi"/>
-                  <w:sz w:val="18"/>
-                  <w:szCs w:val="18"/>
+                  <w:sz w:val="16"/>
+                  <w:szCs w:val="16"/>
                 </w:rPr>
-                <w:t>VAT Registration No</w:t>
+                <w:t>Company VAT Registration No. Caption</w:t>
               </w:r>
             </w:sdtContent>
           </w:sdt>
           <w:r>
             <w:rPr>
               <w:rFonts w:cstheme="minorHAnsi"/>
-              <w:sz w:val="18"/>
-              <w:szCs w:val="18"/>
+              <w:sz w:val="16"/>
+              <w:szCs w:val="16"/>
             </w:rPr>
             <w:t xml:space="preserve"> / </w:t>
           </w:r>
@@ -737,8 +737,8 @@
             <w:sdtPr>
               <w:rPr>
                 <w:rFonts w:cstheme="minorHAnsi"/>
-                <w:sz w:val="18"/>
-                <w:szCs w:val="18"/>
+                <w:sz w:val="16"/>
+                <w:szCs w:val="16"/>
               </w:rPr>
               <w:alias w:val="CompanyVATRegistrationNo"/>
               <w:tag w:val="#BC:InsertDataItem,BCReportInformation/CompanyMetadata/CompanyVATRegistrationNo"/>
@@ -746,34 +746,34 @@
               <w:placeholder>
                 <w:docPart w:val="9958AF2F4FE246329788F5489FA77735"/>
               </w:placeholder>
+              <w:dataBinding w:prefixMappings="xmlns:ns0='urn:microsoft-dynamics-nav/reports/Tenant_Report_Defaults/2000000001/'" w:xpath="/ns0:NavWordReportXmlPart[1]/ns0:BCReportInformation[1]/ns0:CompanyMetadata[1]/ns0:CompanyVATRegistrationNo[1]" w:storeItemID="{6591F282-3185-4100-B552-A980004A2E03}"/>
               <w15:color w:val="808080"/>
               <w:text/>
-              <w:dataBinding w:prefixMappings="xmlns:ns0='urn:microsoft-dynamics-nav/reports/Tenant_Report_Defaults/2000000001/'" w:xpath="/ns0:NavWordReportXmlPart[1]/ns0:BCReportInformation[1]/ns0:CompanyMetadata[1]/ns0:CompanyVATRegistrationNo[1]" w:storeItemID="{6591F282-3185-4100-B552-A980004A2E03}"/>
             </w:sdtPr>
             <w:sdtContent>
               <w:r>
                 <w:rPr>
                   <w:rFonts w:cstheme="minorHAnsi"/>
-                  <w:sz w:val="18"/>
-                  <w:szCs w:val="18"/>
+                  <w:sz w:val="16"/>
+                  <w:szCs w:val="16"/>
                 </w:rPr>
-                <w:t>777777777</w:t>
+                <w:t>Company VAT Registration No.</w:t>
               </w:r>
             </w:sdtContent>
           </w:sdt>
           <w:r>
             <w:rPr>
               <w:rFonts w:cstheme="minorHAnsi"/>
-              <w:sz w:val="18"/>
-              <w:szCs w:val="18"/>
+              <w:sz w:val="16"/>
+              <w:szCs w:val="16"/>
             </w:rPr>
             <w:t xml:space="preserve"> </w:t>
           </w:r>
           <w:r>
             <w:rPr>
               <w:rFonts w:cstheme="minorHAnsi"/>
-              <w:sz w:val="18"/>
-              <w:szCs w:val="18"/>
+              <w:sz w:val="16"/>
+              <w:szCs w:val="16"/>
             </w:rPr>
             <w:t xml:space="preserve">– </w:t>
           </w:r>
@@ -781,8 +781,8 @@
             <w:sdtPr>
               <w:rPr>
                 <w:rFonts w:cstheme="minorHAnsi"/>
-                <w:sz w:val="18"/>
-                <w:szCs w:val="18"/>
+                <w:sz w:val="16"/>
+                <w:szCs w:val="16"/>
               </w:rPr>
               <w:alias w:val="CompanyGiroNoCaption"/>
               <w:tag w:val="#BC:InsertDataItem,BCReportInformation/CompanyMetadata/CompanyGiroNoCaption"/>
@@ -790,26 +790,26 @@
               <w:placeholder>
                 <w:docPart w:val="381D89A1AAEB4DFC825C7BCD4F1E0652"/>
               </w:placeholder>
+              <w:dataBinding w:prefixMappings="xmlns:ns0='urn:microsoft-dynamics-nav/reports/Tenant_Report_Defaults/2000000001/'" w:xpath="/ns0:NavWordReportXmlPart[1]/ns0:BCReportInformation[1]/ns0:CompanyMetadata[1]/ns0:CompanyGiroNoCaption[1]" w:storeItemID="{6591F282-3185-4100-B552-A980004A2E03}"/>
               <w15:color w:val="808080"/>
               <w:text/>
-              <w:dataBinding w:prefixMappings="xmlns:ns0='urn:microsoft-dynamics-nav/reports/Tenant_Report_Defaults/2000000001/'" w:xpath="/ns0:NavWordReportXmlPart[1]/ns0:BCReportInformation[1]/ns0:CompanyMetadata[1]/ns0:CompanyGiroNoCaption[1]" w:storeItemID="{6591F282-3185-4100-B552-A980004A2E03}"/>
             </w:sdtPr>
             <w:sdtContent>
               <w:r>
                 <w:rPr>
                   <w:rFonts w:cstheme="minorHAnsi"/>
-                  <w:sz w:val="18"/>
-                  <w:szCs w:val="18"/>
+                  <w:sz w:val="16"/>
+                  <w:szCs w:val="16"/>
                 </w:rPr>
-                <w:t>Giro No.</w:t>
+                <w:t>Company Giro No. Caption</w:t>
               </w:r>
             </w:sdtContent>
           </w:sdt>
           <w:r>
             <w:rPr>
               <w:rFonts w:cstheme="minorHAnsi"/>
-              <w:sz w:val="18"/>
-              <w:szCs w:val="18"/>
+              <w:sz w:val="16"/>
+              <w:szCs w:val="16"/>
             </w:rPr>
             <w:t xml:space="preserve"> / </w:t>
           </w:r>
@@ -817,8 +817,8 @@
             <w:sdtPr>
               <w:rPr>
                 <w:rFonts w:cstheme="minorHAnsi"/>
-                <w:sz w:val="18"/>
-                <w:szCs w:val="18"/>
+                <w:sz w:val="16"/>
+                <w:szCs w:val="16"/>
               </w:rPr>
               <w:alias w:val="CompanyGiroNo"/>
               <w:tag w:val="#BC:InsertDataItem,BCReportInformation/CompanyMetadata/CompanyGiroNo"/>
@@ -826,18 +826,18 @@
               <w:placeholder>
                 <w:docPart w:val="381D89A1AAEB4DFC825C7BCD4F1E0652"/>
               </w:placeholder>
+              <w:dataBinding w:prefixMappings="xmlns:ns0='urn:microsoft-dynamics-nav/reports/Tenant_Report_Defaults/2000000001/'" w:xpath="/ns0:NavWordReportXmlPart[1]/ns0:BCReportInformation[1]/ns0:CompanyMetadata[1]/ns0:CompanyGiroNo[1]" w:storeItemID="{6591F282-3185-4100-B552-A980004A2E03}"/>
               <w15:color w:val="808080"/>
               <w:text/>
-              <w:dataBinding w:prefixMappings="xmlns:ns0='urn:microsoft-dynamics-nav/reports/Tenant_Report_Defaults/2000000001/'" w:xpath="/ns0:NavWordReportXmlPart[1]/ns0:BCReportInformation[1]/ns0:CompanyMetadata[1]/ns0:CompanyGiroNo[1]" w:storeItemID="{6591F282-3185-4100-B552-A980004A2E03}"/>
             </w:sdtPr>
             <w:sdtContent>
               <w:r>
                 <w:rPr>
                   <w:rFonts w:cstheme="minorHAnsi"/>
-                  <w:sz w:val="18"/>
-                  <w:szCs w:val="18"/>
+                  <w:sz w:val="16"/>
+                  <w:szCs w:val="16"/>
                 </w:rPr>
-                <w:t>888-9999</w:t>
+                <w:t>Company Giro No.</w:t>
               </w:r>
             </w:sdtContent>
           </w:sdt>
@@ -854,8 +854,8 @@
             <w:jc w:val="right"/>
             <w:rPr>
               <w:rFonts w:eastAsiaTheme="minorEastAsia"/>
-              <w:sz w:val="18"/>
-              <w:szCs w:val="18"/>
+              <w:sz w:val="16"/>
+              <w:szCs w:val="16"/>
             </w:rPr>
           </w:pPr>
         </w:p>
@@ -874,16 +874,16 @@
           <w:pPr>
             <w:rPr>
               <w:rFonts w:cstheme="minorHAnsi"/>
-              <w:sz w:val="18"/>
-              <w:szCs w:val="18"/>
+              <w:sz w:val="16"/>
+              <w:szCs w:val="16"/>
             </w:rPr>
           </w:pPr>
           <w:sdt>
             <w:sdtPr>
               <w:rPr>
                 <w:rFonts w:cstheme="minorHAnsi"/>
-                <w:sz w:val="18"/>
-                <w:szCs w:val="18"/>
+                <w:sz w:val="16"/>
+                <w:szCs w:val="16"/>
               </w:rPr>
               <w:alias w:val="CompanyBankName"/>
               <w:tag w:val="#BC:InsertDataItem,BCReportInformation/CompanyMetadata/CompanyBankName"/>
@@ -891,27 +891,26 @@
               <w:placeholder>
                 <w:docPart w:val="9BB7606A5ECD401C92ECA5A9ED89BBCA"/>
               </w:placeholder>
-              <w:showingPlcHdr/>
+              <w:dataBinding w:prefixMappings="xmlns:ns0='urn:microsoft-dynamics-nav/reports/Tenant_Report_Defaults/2000000001/'" w:xpath="/ns0:NavWordReportXmlPart[1]/ns0:BCReportInformation[1]/ns0:CompanyMetadata[1]/ns0:CompanyBankName[1]" w:storeItemID="{6591F282-3185-4100-B552-A980004A2E03}"/>
               <w15:color w:val="808080"/>
               <w:text/>
-              <w:dataBinding w:prefixMappings="xmlns:ns0='urn:microsoft-dynamics-nav/reports/Tenant_Report_Defaults/2000000001/'" w:xpath="/ns0:NavWordReportXmlPart[1]/ns0:BCReportInformation[1]/ns0:CompanyMetadata[1]/ns0:CompanyBankName[1]" w:storeItemID="{6591F282-3185-4100-B552-A980004A2E03}"/>
             </w:sdtPr>
             <w:sdtContent>
               <w:r>
                 <w:rPr>
                   <w:rFonts w:cstheme="minorHAnsi"/>
-                  <w:sz w:val="18"/>
-                  <w:szCs w:val="18"/>
+                  <w:sz w:val="16"/>
+                  <w:szCs w:val="16"/>
                 </w:rPr>
-                <w:t>World Wide Bank</w:t>
+                <w:t>Company Bank Name</w:t>
               </w:r>
             </w:sdtContent>
           </w:sdt>
           <w:r>
             <w:rPr>
               <w:rFonts w:cstheme="minorHAnsi"/>
-              <w:sz w:val="18"/>
-              <w:szCs w:val="18"/>
+              <w:sz w:val="16"/>
+              <w:szCs w:val="16"/>
             </w:rPr>
             <w:t xml:space="preserve"> / </w:t>
           </w:r>
@@ -919,8 +918,8 @@
             <w:sdtPr>
               <w:rPr>
                 <w:rFonts w:cstheme="minorHAnsi"/>
-                <w:sz w:val="18"/>
-                <w:szCs w:val="18"/>
+                <w:sz w:val="16"/>
+                <w:szCs w:val="16"/>
               </w:rPr>
               <w:alias w:val="CompanyBankBranchNo"/>
               <w:tag w:val="#BC:InsertDataItem,BCReportInformation/CompanyMetadata/CompanyBankBranchNo"/>
@@ -928,26 +927,26 @@
               <w:placeholder>
                 <w:docPart w:val="C28645A9A254473A8ED8334D4C25D878"/>
               </w:placeholder>
+              <w:dataBinding w:prefixMappings="xmlns:ns0='urn:microsoft-dynamics-nav/reports/Tenant_Report_Defaults/2000000001/'" w:xpath="/ns0:NavWordReportXmlPart[1]/ns0:BCReportInformation[1]/ns0:CompanyMetadata[1]/ns0:CompanyBankBranchNo[1]" w:storeItemID="{6591F282-3185-4100-B552-A980004A2E03}"/>
               <w15:color w:val="808080"/>
               <w:text/>
-              <w:dataBinding w:prefixMappings="xmlns:ns0='urn:microsoft-dynamics-nav/reports/Tenant_Report_Defaults/2000000001/'" w:xpath="/ns0:NavWordReportXmlPart[1]/ns0:BCReportInformation[1]/ns0:CompanyMetadata[1]/ns0:CompanyBankBranchNo[1]" w:storeItemID="{6591F282-3185-4100-B552-A980004A2E03}"/>
             </w:sdtPr>
             <w:sdtContent>
               <w:r>
                 <w:rPr>
                   <w:rFonts w:cstheme="minorHAnsi"/>
-                  <w:sz w:val="18"/>
-                  <w:szCs w:val="18"/>
+                  <w:sz w:val="16"/>
+                  <w:szCs w:val="16"/>
                 </w:rPr>
-                <w:t>BG99999</w:t>
+                <w:t>Company Bank Branch No.</w:t>
               </w:r>
             </w:sdtContent>
           </w:sdt>
           <w:r>
             <w:rPr>
               <w:rFonts w:cstheme="minorHAnsi"/>
-              <w:sz w:val="18"/>
-              <w:szCs w:val="18"/>
+              <w:sz w:val="16"/>
+              <w:szCs w:val="16"/>
             </w:rPr>
             <w:t xml:space="preserve"> </w:t>
           </w:r>
@@ -955,8 +954,8 @@
             <w:sdtPr>
               <w:rPr>
                 <w:rFonts w:cstheme="minorHAnsi"/>
-                <w:sz w:val="18"/>
-                <w:szCs w:val="18"/>
+                <w:sz w:val="16"/>
+                <w:szCs w:val="16"/>
               </w:rPr>
               <w:alias w:val="CompanyBankAccountNo"/>
               <w:tag w:val="#BC:InsertDataItem,BCReportInformation/CompanyMetadata/CompanyBankAccountNo"/>
@@ -964,18 +963,18 @@
               <w:placeholder>
                 <w:docPart w:val="E87C0CAEB19C4718881BD4D0493E18EB"/>
               </w:placeholder>
+              <w:dataBinding w:prefixMappings="xmlns:ns0='urn:microsoft-dynamics-nav/reports/Tenant_Report_Defaults/2000000001/'" w:xpath="/ns0:NavWordReportXmlPart[1]/ns0:BCReportInformation[1]/ns0:CompanyMetadata[1]/ns0:CompanyBankAccountNo[1]" w:storeItemID="{6591F282-3185-4100-B552-A980004A2E03}"/>
               <w15:color w:val="808080"/>
               <w:text/>
-              <w:dataBinding w:prefixMappings="xmlns:ns0='urn:microsoft-dynamics-nav/reports/Tenant_Report_Defaults/2000000001/'" w:xpath="/ns0:NavWordReportXmlPart[1]/ns0:BCReportInformation[1]/ns0:CompanyMetadata[1]/ns0:CompanyBankAccountNo[1]" w:storeItemID="{6591F282-3185-4100-B552-A980004A2E03}"/>
             </w:sdtPr>
             <w:sdtContent>
               <w:r>
                 <w:rPr>
                   <w:rFonts w:cstheme="minorHAnsi"/>
-                  <w:sz w:val="18"/>
-                  <w:szCs w:val="18"/>
+                  <w:sz w:val="16"/>
+                  <w:szCs w:val="16"/>
                 </w:rPr>
-                <w:t>99-99-888</w:t>
+                <w:t>Company Bank Account No.</w:t>
               </w:r>
             </w:sdtContent>
           </w:sdt>
@@ -992,8 +991,8 @@
             <w:jc w:val="right"/>
             <w:rPr>
               <w:rFonts w:eastAsiaTheme="minorEastAsia"/>
-              <w:sz w:val="18"/>
-              <w:szCs w:val="18"/>
+              <w:sz w:val="16"/>
+              <w:szCs w:val="16"/>
               <w:lang w:val="da-DK"/>
             </w:rPr>
           </w:pPr>
@@ -1004,6 +1003,10 @@
   <w:p>
     <w:pPr>
       <w:pStyle w:val="NoSpacing"/>
+      <w:rPr>
+        <w:sz w:val="14"/>
+        <w:szCs w:val="14"/>
+      </w:rPr>
     </w:pPr>
   </w:p>
 </w:ftr>
@@ -1068,9 +1071,9 @@
               <w:placeholder>
                 <w:docPart w:val="1FEE138237C145679D27309B52717B22"/>
               </w:placeholder>
+              <w:dataBinding w:prefixMappings="xmlns:ns0='urn:microsoft-dynamics-nav/reports/Tenant_Report_Defaults/2000000001/'" w:xpath="/ns0:NavWordReportXmlPart[1]/ns0:BCReportInformation[1]/ns0:ReportMetadata[1]/ns0:ReportCaption[1]" w:storeItemID="{6591F282-3185-4100-B552-A980004A2E03}"/>
               <w15:color w:val="808080"/>
               <w:text/>
-              <w:dataBinding w:prefixMappings="xmlns:ns0='urn:microsoft-dynamics-nav/reports/Tenant_Report_Defaults/2000000001/'" w:xpath="/ns0:NavWordReportXmlPart[1]/ns0:BCReportInformation[1]/ns0:ReportMetadata[1]/ns0:ReportCaption[1]" w:storeItemID="{6591F282-3185-4100-B552-A980004A2E03}"/>
             </w:sdtPr>
             <w:sdtContent>
               <w:r>
@@ -1078,7 +1081,7 @@
                   <w:sz w:val="16"/>
                   <w:szCs w:val="16"/>
                 </w:rPr>
-                <w:t>REPORT NAME</w:t>
+                <w:t>Report Caption</w:t>
               </w:r>
             </w:sdtContent>
           </w:sdt>
@@ -1106,16 +1109,16 @@
               <w:placeholder>
                 <w:docPart w:val="1FEE138237C145679D27309B52717B22"/>
               </w:placeholder>
+              <w:dataBinding w:prefixMappings="xmlns:ns0='urn:microsoft-dynamics-nav/reports/Tenant_Report_Defaults/2000000001/'" w:xpath="/ns0:NavWordReportXmlPart[1]/ns0:BCReportInformation[1]/ns0:ReportRequest[1]/ns0:CompanyName[1]" w:storeItemID="{6591F282-3185-4100-B552-A980004A2E03}"/>
               <w15:color w:val="808080"/>
               <w:text/>
-              <w:dataBinding w:prefixMappings="xmlns:ns0='urn:microsoft-dynamics-nav/reports/Tenant_Report_Defaults/2000000001/'" w:xpath="/ns0:NavWordReportXmlPart[1]/ns0:BCReportInformation[1]/ns0:ReportRequest[1]/ns0:CompanyName[1]" w:storeItemID="{6591F282-3185-4100-B552-A980004A2E03}"/>
             </w:sdtPr>
             <w:sdtContent>
               <w:r>
                 <w:rPr>
                   <w:rFonts w:asciiTheme="majorHAnsi" w:hAnsiTheme="majorHAnsi" w:cstheme="majorHAnsi"/>
                 </w:rPr>
-                <w:t>CRONUS International Ltd.</w:t>
+                <w:t>Company Name</w:t>
               </w:r>
             </w:sdtContent>
           </w:sdt>
@@ -1170,9 +1173,9 @@
             <w:placeholder>
               <w:docPart w:val="EED7127D55964A44AB61D89F364313EB"/>
             </w:placeholder>
+            <w:dataBinding w:prefixMappings="xmlns:ns0='urn:microsoft-dynamics-nav/reports/Tenant_Report_Defaults/2000000001/'" w:xpath="/ns0:NavWordReportXmlPart[1]/ns0:BCReportInformation[1]/ns0:ReportMetadata[1]/ns0:ReportCaption[1]" w:storeItemID="{6591F282-3185-4100-B552-A980004A2E03}"/>
             <w15:color w:val="808080"/>
             <w:text/>
-            <w:dataBinding w:prefixMappings="xmlns:ns0='urn:microsoft-dynamics-nav/reports/Tenant_Report_Defaults/2000000001/'" w:xpath="/ns0:NavWordReportXmlPart[1]/ns0:BCReportInformation[1]/ns0:ReportMetadata[1]/ns0:ReportCaption[1]" w:storeItemID="{6591F282-3185-4100-B552-A980004A2E03}"/>
           </w:sdtPr>
           <w:sdtContent>
             <w:p>
@@ -1184,7 +1187,7 @@
                 </w:rPr>
               </w:pPr>
               <w:r>
-                <w:t>REPORT NAME</w:t>
+                <w:t>Report Caption</w:t>
               </w:r>
             </w:p>
           </w:sdtContent>
@@ -1205,9 +1208,9 @@
             <w:placeholder>
               <w:docPart w:val="EED7127D55964A44AB61D89F364313EB"/>
             </w:placeholder>
+            <w:dataBinding w:prefixMappings="xmlns:ns0='urn:microsoft-dynamics-nav/reports/Tenant_Report_Defaults/2000000001/'" w:xpath="/ns0:NavWordReportXmlPart[1]/ns0:BCReportInformation[1]/ns0:ReportRequest[1]/ns0:CompanyName[1]" w:storeItemID="{6591F282-3185-4100-B552-A980004A2E03}"/>
             <w15:color w:val="808080"/>
             <w:text/>
-            <w:dataBinding w:prefixMappings="xmlns:ns0='urn:microsoft-dynamics-nav/reports/Tenant_Report_Defaults/2000000001/'" w:xpath="/ns0:NavWordReportXmlPart[1]/ns0:BCReportInformation[1]/ns0:ReportRequest[1]/ns0:CompanyName[1]" w:storeItemID="{6591F282-3185-4100-B552-A980004A2E03}"/>
           </w:sdtPr>
           <w:sdtContent>
             <w:p>
@@ -1223,7 +1226,7 @@
                 <w:rPr>
                   <w:rFonts w:asciiTheme="majorHAnsi" w:hAnsiTheme="majorHAnsi" w:cstheme="majorHAnsi"/>
                 </w:rPr>
-                <w:t>CRONUS International Ltd.</w:t>
+                <w:t>Company Name</w:t>
               </w:r>
             </w:p>
           </w:sdtContent>
@@ -2465,7 +2468,6 @@
     <w:uiPriority w:val="1"/>
     <w:semiHidden/>
     <w:unhideWhenUsed/>
-    <w:rsid w:val="00C405FA"/>
   </w:style>
   <w:style w:type="table" w:default="1" w:styleId="TableNormal">
     <w:name w:val="Normal Table"/>
@@ -2487,7 +2489,6 @@
     <w:uiPriority w:val="99"/>
     <w:semiHidden/>
     <w:unhideWhenUsed/>
-    <w:rsid w:val="00C405FA"/>
   </w:style>
   <w:style w:type="table" w:styleId="TableGrid">
     <w:name w:val="Table Grid"/>
@@ -29706,6 +29707,7 @@
     <w:rsid w:val="005F2E92"/>
     <w:rsid w:val="0062513B"/>
     <w:rsid w:val="006F7175"/>
+    <w:rsid w:val="00710646"/>
     <w:rsid w:val="00781235"/>
     <w:rsid w:val="00784F9C"/>
     <w:rsid w:val="007A5F47"/>
@@ -29762,6 +29764,7 @@
     <w:rsid w:val="00D04D25"/>
     <w:rsid w:val="00D31785"/>
     <w:rsid w:val="00D52343"/>
+    <w:rsid w:val="00D8154F"/>
     <w:rsid w:val="00D908DB"/>
     <w:rsid w:val="00D9535F"/>
     <w:rsid w:val="00E10A0F"/>
@@ -30647,6 +30650,159 @@
 </file>
 
 <file path=customXml/item1.xml><?xml version="1.0" encoding="utf-8"?>
+<b:Sources xmlns:b="http://schemas.openxmlformats.org/officeDocument/2006/bibliography" xmlns="http://schemas.openxmlformats.org/officeDocument/2006/bibliography" SelectedStyle="\APASixthEditionOfficeOnline.xsl" StyleName="APA" Version="6"/>
+</file>
+
+<file path=customXml/item2.xml>��< ? x m l   v e r s i o n = " 1 . 0 "   e n c o d i n g = " u t f - 1 6 " ? > < N a v W o r d R e p o r t X m l P a r t   x m l n s = " u r n : m i c r o s o f t - d y n a m i c s - n a v / r e p o r t s / T e n a n t _ R e p o r t _ D e f a u l t s / 2 0 0 0 0 0 0 0 0 1 / " > + 
+     < B C R e p o r t I n f o r m a t i o n > + 
+         < R e p o r t M e t a d a t a > + 
+             < E x t e n s i o n I d > E x t e n s i o n   I D < / E x t e n s i o n I d > + 
+             < E x t e n s i o n N a m e > E x t e n s i o n   N a m e < / E x t e n s i o n N a m e > + 
+             < E x t e n s i o n P u b l i s h e r > E x t e n s i o n   P u b l i s h e r < / E x t e n s i o n P u b l i s h e r > + 
+             < E x t e n s i o n V e r s i o n > E x t e n s i o n   V e r s i o n < / E x t e n s i o n V e r s i o n > + 
+             < R e p o r t I d > R e p o r t   I D < / R e p o r t I d > + 
+             < R e p o r t N a m e > R e p o r t   N a m e < / R e p o r t N a m e > + 
+             < R e p o r t C a p t i o n > R e p o r t   C a p t i o n < / R e p o r t C a p t i o n > + 
+             < A b o u t T h i s R e p o r t T i t l e > A b o u t   T h i s   R e p o r t   T i t l e < / A b o u t T h i s R e p o r t T i t l e > + 
+             < A b o u t T h i s R e p o r t T e x t > A b o u t   T h i s   R e p o r t   T e x t < / A b o u t T h i s R e p o r t T e x t > + 
+             < R e p o r t H e l p L i n k > R e p o r t   H e l p   L i n k < / R e p o r t H e l p L i n k > + 
+         < / R e p o r t M e t a d a t a > + 
+         < R e p o r t R e q u e s t > + 
+             < T e n a n t E n t r a I d > T e n a n t   E n t r a   I d < / T e n a n t E n t r a I d > + 
+             < E n v i r o n m e n t N a m e > E n v i r o n m e n t   N a m e < / E n v i r o n m e n t N a m e > + 
+             < E n v i r o n m e n t T y p e > E n v i r o n m e n t   T y p e < / E n v i r o n m e n t T y p e > + 
+             < C o m p a n y N a m e > C o m p a n y   N a m e < / C o m p a n y N a m e > + 
+             < C o m p a n y D i s p l a y N a m e > C o m p a n y   D i s p l a y   N a m e < / C o m p a n y D i s p l a y N a m e > + 
+             < C o m p a n y I d > C o m p a n y   I D < / C o m p a n y I d > + 
+             < U s e r N a m e > U s e r   N a m e < / U s e r N a m e > + 
+             < D a t e A n d T i m e > D a t e   a n d   T i m e < / D a t e A n d T i m e > + 
+             < L a n g u a g e > L a n g u a g e < / L a n g u a g e > + 
+             < F o r m a t R e g i o n > F o r m a t   R e g i o n < / F o r m a t R e g i o n > + 
+             < D a t e T i m e V a l u e s > + 
+                 < Y e a r > Y e a r < / Y e a r > + 
+                 < M o n t h N u m b e r > M o n t h   N u m b e r < / M o n t h N u m b e r > + 
+                 < D a y N u m b e r > D a y   N u m b e r < / D a y N u m b e r > + 
+                 < H o u r > H o u r < / H o u r > + 
+                 < M i n u t e > M i n u t e < / M i n u t e > + 
+             < / D a t e T i m e V a l u e s > + 
+         < / R e p o r t R e q u e s t > + 
+         < C o m p a n y M e t a d a t a > + 
+             < C o m p a n y N a m e > C o m p a n y   N a m e < / C o m p a n y N a m e > + 
+             < C o m p a n y D i s p l a y N a m e > C o m p a n y   D i s p l a y   N a m e < / C o m p a n y D i s p l a y N a m e > + 
+             < C o m p a n y A d d r e s s L i n e s > + 
+                 < C o m p a n y A d d r e s s L i n e 1 > C o m p a n y   A d d r e s s   L i n e   1 < / C o m p a n y A d d r e s s L i n e 1 > + 
+                 < C o m p a n y A d d r e s s L i n e 2 > C o m p a n y   A d d r e s s   L i n e   2 < / C o m p a n y A d d r e s s L i n e 2 > + 
+                 < C o m p a n y A d d r e s s L i n e 3 > C o m p a n y   A d d r e s s   L i n e   3 < / C o m p a n y A d d r e s s L i n e 3 > + 
+                 < C o m p a n y A d d r e s s L i n e 4 > C o m p a n y   A d d r e s s   L i n e   4 < / C o m p a n y A d d r e s s L i n e 4 > + 
+                 < C o m p a n y A d d r e s s L i n e 5 > C o m p a n y   A d d r e s s   L i n e   5 < / C o m p a n y A d d r e s s L i n e 5 > + 
+                 < C o m p a n y A d d r e s s L i n e 6 > C o m p a n y   A d d r e s s   L i n e   6 < / C o m p a n y A d d r e s s L i n e 6 > + 
+                 < C o m p a n y A d d r e s s L i n e 7 > C o m p a n y   A d d r e s s   L i n e   7 < / C o m p a n y A d d r e s s L i n e 7 > + 
+                 < C o m p a n y A d d r e s s L i n e 8 > C o m p a n y   A d d r e s s   L i n e   8 < / C o m p a n y A d d r e s s L i n e 8 > + 
+             < / C o m p a n y A d d r e s s L i n e s > + 
+             < C o m p a n y P h o n e > C o m p a n y   P h o n e < / C o m p a n y P h o n e > + 
+             < C o m p a n y P h o n e C a p t i o n > C o m p a n y   P h o n e   C a p t i o n < / C o m p a n y P h o n e C a p t i o n > + 
+             < C o m p a n y F a x N o > C o m p a n y   F a x   N o . < / C o m p a n y F a x N o > + 
+             < C o m p a n y F a x N o C a p t i o n > C o m p a n y   F a x   N o .   C a p t i o n < / C o m p a n y F a x N o C a p t i o n > + 
+             < C o m p a n y E m a i l > C o m p a n y   E m a i l < / C o m p a n y E m a i l > + 
+             < C o m p a n y E m a i l C a p t i o n > C o m p a n y   E m a i l   C a p t i o n < / C o m p a n y E m a i l C a p t i o n > + 
+             < C o m p a n y H o m e P a g e > C o m p a n y   H o m e   P a g e < / C o m p a n y H o m e P a g e > + 
+             < C o m p a n y H o m e P a g e C a p t i o n > C o m p a n y   H o m e   P a g e   C a p t i o n < / C o m p a n y H o m e P a g e C a p t i o n > + 
+             < C o m p a n y L o g o > C o m p a n y   L o g o < / C o m p a n y L o g o > + 
+             < C o m p a n y V A T R e g i s t r a t i o n N o > C o m p a n y   V A T   R e g i s t r a t i o n   N o . < / C o m p a n y V A T R e g i s t r a t i o n N o > + 
+             < C o m p a n y V A T R e g i s t r a t i o n N o C a p t i o n > C o m p a n y   V A T   R e g i s t r a t i o n   N o .   C a p t i o n < / C o m p a n y V A T R e g i s t r a t i o n N o C a p t i o n > + 
+             < C o m p a n y R e g i s t r a t i o n N o > C o m p a n y   R e g i s t r a t i o n   N o . < / C o m p a n y R e g i s t r a t i o n N o > + 
+             < C o m p a n y R e g i s t r a t i o n N o C a p t i o n > C o m p a n y   R e g i s t r a t i o n   N o .   C a p t i o n < / C o m p a n y R e g i s t r a t i o n N o C a p t i o n > + 
+             < C o m p a n y B a n k N a m e > C o m p a n y   B a n k   N a m e < / C o m p a n y B a n k N a m e > + 
+             < C o m p a n y B a n k N a m e C a p t i o n > C o m p a n y   B a n k   N a m e   C a p t i o n < / C o m p a n y B a n k N a m e C a p t i o n > + 
+             < C o m p a n y B a n k A c c o u n t N o > C o m p a n y   B a n k   A c c o u n t   N o . < / C o m p a n y B a n k A c c o u n t N o > + 
+             < C o m p a n y B a n k A c c o u n t N o C a p t i o n > C o m p a n y   B a n k   A c c o u n t   N o .   C a p t i o n < / C o m p a n y B a n k A c c o u n t N o C a p t i o n > + 
+             < C o m p a n y B a n k B r a n c h N o > C o m p a n y   B a n k   B r a n c h   N o . < / C o m p a n y B a n k B r a n c h N o > + 
+             < C o m p a n y B a n k B r a n c h N o C a p t i o n > C o m p a n y   B a n k   B r a n c h   N o .   C a p t i o n < / C o m p a n y B a n k B r a n c h N o C a p t i o n > + 
+             < C o m p a n y I B A N > C o m p a n y   I B A N < / C o m p a n y I B A N > + 
+             < C o m p a n y I B A N C a p t i o n > C o m p a n y   I B A N   C a p t i o n < / C o m p a n y I B A N C a p t i o n > + 
+             < C o m p a n y B a n k S W I F T > C o m p a n y   B a n k   S W I F T < / C o m p a n y B a n k S W I F T > + 
+             < C o m p a n y B a n k S W I F T C a p t i o n > C o m p a n y   B a n k   S W I F T   C a p t i o n < / C o m p a n y B a n k S W I F T C a p t i o n > + 
+             < C o m p a n y G i r o N o > C o m p a n y   G i r o   N o . < / C o m p a n y G i r o N o > + 
+             < C o m p a n y G i r o N o C a p t i o n > C o m p a n y   G i r o   N o .   C a p t i o n < / C o m p a n y G i r o N o C a p t i o n > + 
+         < / C o m p a n y M e t a d a t a > + 
+     < / B C R e p o r t I n f o r m a t i o n > + 
+ < / N a v W o r d R e p o r t X m l P a r t > 
+</file>
+
+<file path=customXml/item3.xml><?xml version="1.0" encoding="utf-8"?>
 <ct:contentTypeSchema xmlns:ct="http://schemas.microsoft.com/office/2006/metadata/contentType" xmlns:ma="http://schemas.microsoft.com/office/2006/metadata/properties/metaAttributes" ct:_="" ma:_="" ma:contentTypeName="Document" ma:contentTypeID="0x0101001DCAE6B6EBFA5442B0B9E84E60AFF245" ma:contentTypeVersion="18" ma:contentTypeDescription="Create a new document." ma:contentTypeScope="" ma:versionID="69eec3b24558e1297a79cd42e69b0397">
   <xsd:schema xmlns:xsd="http://www.w3.org/2001/XMLSchema" xmlns:xs="http://www.w3.org/2001/XMLSchema" xmlns:p="http://schemas.microsoft.com/office/2006/metadata/properties" xmlns:ns1="http://schemas.microsoft.com/sharepoint/v3" xmlns:ns2="178f68d8-b893-4efd-8406-fab0f21873e4" xmlns:ns3="b83e059f-de16-406c-a902-3d56d4e79ec8" targetNamespace="http://schemas.microsoft.com/office/2006/metadata/properties" ma:root="true" ma:fieldsID="0f52a3acd42ec0bd0d267ba89c916a39" ns1:_="" ns2:_="" ns3:_="">
     <xsd:import namespace="http://schemas.microsoft.com/sharepoint/v3"/>
@@ -30912,166 +31068,20 @@
 </ct:contentTypeSchema>
 </file>
 
-<file path=customXml/item2.xml>��< ? x m l   v e r s i o n = " 1 . 0 "   e n c o d i n g = " u t f - 1 6 " ? > < N a v W o r d R e p o r t X m l P a r t   x m l n s = " u r n : m i c r o s o f t - d y n a m i c s - n a v / r e p o r t s / T e n a n t _ R e p o r t _ D e f a u l t s / 2 0 0 0 0 0 0 0 0 1 / " > - 
-     < B C R e p o r t I n f o r m a t i o n > - 
-         < R e p o r t M e t a d a t a > - 
-             < E x t e n s i o n I d > E x t e n s i o n   I D < / E x t e n s i o n I d > - 
-             < E x t e n s i o n N a m e > E x t e n s i o n   N a m e < / E x t e n s i o n N a m e > - 
-             < E x t e n s i o n P u b l i s h e r > E x t e n s i o n   P u b l i s h e r < / E x t e n s i o n P u b l i s h e r > - 
-             < E x t e n s i o n V e r s i o n > E x t e n s i o n   V e r s i o n < / E x t e n s i o n V e r s i o n > - 
-             < R e p o r t I d > R e p o r t   I D < / R e p o r t I d > - 
-             < R e p o r t N a m e > R e p o r t   N a m e < / R e p o r t N a m e > - 
-             < R e p o r t C a p t i o n > R e p o r t   C a p t i o n < / R e p o r t C a p t i o n > - 
-             < A b o u t T h i s R e p o r t T i t l e > A b o u t   T h i s   R e p o r t   T i t l e < / A b o u t T h i s R e p o r t T i t l e > - 
-             < A b o u t T h i s R e p o r t T e x t > A b o u t   T h i s   R e p o r t   T e x t < / A b o u t T h i s R e p o r t T e x t > - 
-             < R e p o r t H e l p L i n k > R e p o r t   H e l p   L i n k < / R e p o r t H e l p L i n k > - 
-         < / R e p o r t M e t a d a t a > - 
-         < R e p o r t R e q u e s t > - 
-             < T e n a n t E n t r a I d > T e n a n t   E n t r a   I d < / T e n a n t E n t r a I d > - 
-             < E n v i r o n m e n t N a m e > E n v i r o n m e n t   N a m e < / E n v i r o n m e n t N a m e > - 
-             < E n v i r o n m e n t T y p e > E n v i r o n m e n t   T y p e < / E n v i r o n m e n t T y p e > - 
-             < C o m p a n y N a m e > C o m p a n y   N a m e < / C o m p a n y N a m e > - 
-             < C o m p a n y D i s p l a y N a m e > C o m p a n y   D i s p l a y   N a m e < / C o m p a n y D i s p l a y N a m e > - 
-             < C o m p a n y I d > C o m p a n y   I D < / C o m p a n y I d > - 
-             < U s e r N a m e > U s e r   N a m e < / U s e r N a m e > - 
-             < D a t e A n d T i m e > D a t e   a n d   T i m e < / D a t e A n d T i m e > - 
-             < L a n g u a g e > L a n g u a g e < / L a n g u a g e > - 
-             < F o r m a t R e g i o n > F o r m a t   R e g i o n < / F o r m a t R e g i o n > - 
-             < D a t e T i m e V a l u e s > - 
-                 < Y e a r > Y e a r < / Y e a r > - 
-                 < M o n t h N u m b e r > M o n t h   N u m b e r < / M o n t h N u m b e r > - 
-                 < D a y N u m b e r > D a y   N u m b e r < / D a y N u m b e r > - 
-                 < H o u r > H o u r < / H o u r > - 
-                 < M i n u t e > M i n u t e < / M i n u t e > - 
-             < / D a t e T i m e V a l u e s > - 
-         < / R e p o r t R e q u e s t > - 
-         < C o m p a n y M e t a d a t a > - 
-             < C o m p a n y N a m e > C o m p a n y   N a m e < / C o m p a n y N a m e > - 
-             < C o m p a n y D i s p l a y N a m e > C o m p a n y   D i s p l a y   N a m e < / C o m p a n y D i s p l a y N a m e > - 
-             < C o m p a n y A d d r e s s L i n e s > - 
-                 < C o m p a n y A d d r e s s L i n e 1 > C o m p a n y   A d d r e s s   L i n e   1 < / C o m p a n y A d d r e s s L i n e 1 > - 
-                 < C o m p a n y A d d r e s s L i n e 2 > C o m p a n y   A d d r e s s   L i n e   2 < / C o m p a n y A d d r e s s L i n e 2 > - 
-                 < C o m p a n y A d d r e s s L i n e 3 > C o m p a n y   A d d r e s s   L i n e   3 < / C o m p a n y A d d r e s s L i n e 3 > - 
-                 < C o m p a n y A d d r e s s L i n e 4 > C o m p a n y   A d d r e s s   L i n e   4 < / C o m p a n y A d d r e s s L i n e 4 > - 
-                 < C o m p a n y A d d r e s s L i n e 5 > C o m p a n y   A d d r e s s   L i n e   5 < / C o m p a n y A d d r e s s L i n e 5 > - 
-                 < C o m p a n y A d d r e s s L i n e 6 > C o m p a n y   A d d r e s s   L i n e   6 < / C o m p a n y A d d r e s s L i n e 6 > - 
-                 < C o m p a n y A d d r e s s L i n e 7 > C o m p a n y   A d d r e s s   L i n e   7 < / C o m p a n y A d d r e s s L i n e 7 > - 
-                 < C o m p a n y A d d r e s s L i n e 8 > C o m p a n y   A d d r e s s   L i n e   8 < / C o m p a n y A d d r e s s L i n e 8 > - 
-             < / C o m p a n y A d d r e s s L i n e s > - 
-             < C o m p a n y P h o n e > C o m p a n y   P h o n e < / C o m p a n y P h o n e > - 
-             < C o m p a n y P h o n e C a p t i o n > C o m p a n y   P h o n e   C a p t i o n < / C o m p a n y P h o n e C a p t i o n > - 
-             < C o m p a n y F a x N o > C o m p a n y   F a x   N o . < / C o m p a n y F a x N o > - 
-             < C o m p a n y F a x N o C a p t i o n > C o m p a n y   F a x   N o .   C a p t i o n < / C o m p a n y F a x N o C a p t i o n > - 
-             < C o m p a n y E m a i l > C o m p a n y   E m a i l < / C o m p a n y E m a i l > - 
-             < C o m p a n y E m a i l C a p t i o n > C o m p a n y   E m a i l   C a p t i o n < / C o m p a n y E m a i l C a p t i o n > - 
-             < C o m p a n y H o m e P a g e > C o m p a n y   H o m e   P a g e < / C o m p a n y H o m e P a g e > - 
-             < C o m p a n y H o m e P a g e C a p t i o n > C o m p a n y   H o m e   P a g e   C a p t i o n < / C o m p a n y H o m e P a g e C a p t i o n > - 
-             < C o m p a n y L o g o > C o m p a n y   L o g o < / C o m p a n y L o g o > - 
-             < C o m p a n y V A T R e g i s t r a t i o n N o > C o m p a n y   V A T   R e g i s t r a t i o n   N o . < / C o m p a n y V A T R e g i s t r a t i o n N o > - 
-             < C o m p a n y V A T R e g i s t r a t i o n N o C a p t i o n > C o m p a n y   V A T   R e g i s t r a t i o n   N o .   C a p t i o n < / C o m p a n y V A T R e g i s t r a t i o n N o C a p t i o n > - 
-             < C o m p a n y R e g i s t r a t i o n N o > C o m p a n y   R e g i s t r a t i o n   N o . < / C o m p a n y R e g i s t r a t i o n N o > - 
-             < C o m p a n y R e g i s t r a t i o n N o C a p t i o n > C o m p a n y   R e g i s t r a t i o n   N o .   C a p t i o n < / C o m p a n y R e g i s t r a t i o n N o C a p t i o n > - 
-             < C o m p a n y B a n k N a m e > C o m p a n y   B a n k   N a m e < / C o m p a n y B a n k N a m e > - 
-             < C o m p a n y B a n k N a m e C a p t i o n > C o m p a n y   B a n k   N a m e   C a p t i o n < / C o m p a n y B a n k N a m e C a p t i o n > - 
-             < C o m p a n y B a n k A c c o u n t N o > C o m p a n y   B a n k   A c c o u n t   N o . < / C o m p a n y B a n k A c c o u n t N o > - 
-             < C o m p a n y B a n k A c c o u n t N o C a p t i o n > C o m p a n y   B a n k   A c c o u n t   N o .   C a p t i o n < / C o m p a n y B a n k A c c o u n t N o C a p t i o n > - 
-             < C o m p a n y B a n k B r a n c h N o > C o m p a n y   B a n k   B r a n c h   N o . < / C o m p a n y B a n k B r a n c h N o > - 
-             < C o m p a n y B a n k B r a n c h N o C a p t i o n > C o m p a n y   B a n k   B r a n c h   N o .   C a p t i o n < / C o m p a n y B a n k B r a n c h N o C a p t i o n > - 
-             < C o m p a n y I B A N > C o m p a n y   I B A N < / C o m p a n y I B A N > - 
-             < C o m p a n y I B A N C a p t i o n > C o m p a n y   I B A N   C a p t i o n < / C o m p a n y I B A N C a p t i o n > - 
-             < C o m p a n y B a n k S W I F T > C o m p a n y   B a n k   S W I F T < / C o m p a n y B a n k S W I F T > - 
-             < C o m p a n y B a n k S W I F T C a p t i o n > C o m p a n y   B a n k   S W I F T   C a p t i o n < / C o m p a n y B a n k S W I F T C a p t i o n > - 
-             < C o m p a n y G i r o N o > C o m p a n y   G i r o   N o . < / C o m p a n y G i r o N o > - 
-             < C o m p a n y G i r o N o C a p t i o n > C o m p a n y   G i r o   N o .   C a p t i o n < / C o m p a n y G i r o N o C a p t i o n > - 
-         < / C o m p a n y M e t a d a t a > - 
-     < / B C R e p o r t I n f o r m a t i o n > - 
- < / N a v W o r d R e p o r t X m l P a r t > 
-</file>
-
-<file path=customXml/item3.xml><?xml version="1.0" encoding="utf-8"?>
-<b:Sources xmlns:b="http://schemas.openxmlformats.org/officeDocument/2006/bibliography" xmlns="http://schemas.openxmlformats.org/officeDocument/2006/bibliography" SelectedStyle="\APASixthEditionOfficeOnline.xsl" StyleName="APA" Version="6"/>
-</file>
-
 <file path=customXml/item4.xml><?xml version="1.0" encoding="utf-8"?>
-<?mso-contentType ?>
-<FormTemplates xmlns="http://schemas.microsoft.com/sharepoint/v3/contenttype/forms">
-  <Display>DocumentLibraryForm</Display>
-  <Edit>DocumentLibraryForm</Edit>
-  <New>DocumentLibraryForm</New>
-</FormTemplates>
+<p:properties xmlns:p="http://schemas.microsoft.com/office/2006/metadata/properties" xmlns:xsi="http://www.w3.org/2001/XMLSchema-instance" xmlns:pc="http://schemas.microsoft.com/office/infopath/2007/PartnerControls">
+  <documentManagement>
+    <Package xmlns="178f68d8-b893-4efd-8406-fab0f21873e4" xsi:nil="true"/>
+    <lcf76f155ced4ddcb4097134ff3c332f xmlns="178f68d8-b893-4efd-8406-fab0f21873e4">
+      <Terms xmlns="http://schemas.microsoft.com/office/infopath/2007/PartnerControls"/>
+    </lcf76f155ced4ddcb4097134ff3c332f>
+    <_ip_UnifiedCompliancePolicyUIAction xmlns="http://schemas.microsoft.com/sharepoint/v3" xsi:nil="true"/>
+    <TaxCatchAll xmlns="b83e059f-de16-406c-a902-3d56d4e79ec8" xsi:nil="true"/>
+    <Audience xmlns="178f68d8-b893-4efd-8406-fab0f21873e4" xsi:nil="true"/>
+    <_ip_UnifiedCompliancePolicyProperties xmlns="http://schemas.microsoft.com/sharepoint/v3" xsi:nil="true"/>
+    <DocumentType xmlns="178f68d8-b893-4efd-8406-fab0f21873e4" xsi:nil="true"/>
+  </documentManagement>
+</p:properties>
 </file>
 
 <file path=customXml/item5.xml>��< ? x m l   v e r s i o n = " 1 . 0 "   e n c o d i n g = " u t f - 1 6 " ? > < N a v W o r d R e p o r t X m l P a r t   x m l n s = " u r n : m i c r o s o f t - d y n a m i c s - b u s i n e s s c e n t r a l / i n t e r n a l / e x t e n d e d / r e p o r t s / T e n a n t _ R e p o r t _ D e f a u l t s / 2 0 0 0 0 0 0 0 0 1 / " > @@ -31226,22 +31236,31 @@
 </file>
 
 <file path=customXml/item6.xml><?xml version="1.0" encoding="utf-8"?>
-<p:properties xmlns:p="http://schemas.microsoft.com/office/2006/metadata/properties" xmlns:xsi="http://www.w3.org/2001/XMLSchema-instance" xmlns:pc="http://schemas.microsoft.com/office/infopath/2007/PartnerControls">
-  <documentManagement>
-    <Package xmlns="178f68d8-b893-4efd-8406-fab0f21873e4" xsi:nil="true"/>
-    <lcf76f155ced4ddcb4097134ff3c332f xmlns="178f68d8-b893-4efd-8406-fab0f21873e4">
-      <Terms xmlns="http://schemas.microsoft.com/office/infopath/2007/PartnerControls"/>
-    </lcf76f155ced4ddcb4097134ff3c332f>
-    <_ip_UnifiedCompliancePolicyUIAction xmlns="http://schemas.microsoft.com/sharepoint/v3" xsi:nil="true"/>
-    <TaxCatchAll xmlns="b83e059f-de16-406c-a902-3d56d4e79ec8" xsi:nil="true"/>
-    <Audience xmlns="178f68d8-b893-4efd-8406-fab0f21873e4" xsi:nil="true"/>
-    <_ip_UnifiedCompliancePolicyProperties xmlns="http://schemas.microsoft.com/sharepoint/v3" xsi:nil="true"/>
-    <DocumentType xmlns="178f68d8-b893-4efd-8406-fab0f21873e4" xsi:nil="true"/>
-  </documentManagement>
-</p:properties>
+<?mso-contentType ?>
+<FormTemplates xmlns="http://schemas.microsoft.com/sharepoint/v3/contenttype/forms">
+  <Display>DocumentLibraryForm</Display>
+  <Edit>DocumentLibraryForm</Edit>
+  <New>DocumentLibraryForm</New>
+</FormTemplates>
 </file>
 
 <file path=customXml/itemProps1.xml><?xml version="1.0" encoding="utf-8"?>
+<ds:datastoreItem xmlns:ds="http://schemas.openxmlformats.org/officeDocument/2006/customXml" ds:itemID="{89DB96BF-8133-438A-AAD3-A3C21079AEB1}">
+  <ds:schemaRefs>
+    <ds:schemaRef ds:uri="http://schemas.openxmlformats.org/officeDocument/2006/bibliography"/>
+  </ds:schemaRefs>
+</ds:datastoreItem>
+</file>
+
+<file path=customXml/itemProps2.xml><?xml version="1.0" encoding="utf-8"?>
+<ds:datastoreItem xmlns:ds="http://schemas.openxmlformats.org/officeDocument/2006/customXml" ds:itemID="{6591F282-3185-4100-B552-A980004A2E03}">
+  <ds:schemaRefs>
+    <ds:schemaRef ds:uri="urn:microsoft-dynamics-nav/reports/Tenant_Report_Defaults/2000000001/"/>
+  </ds:schemaRefs>
+</ds:datastoreItem>
+</file>
+
+<file path=customXml/itemProps3.xml><?xml version="1.0" encoding="utf-8"?>
 <ds:datastoreItem xmlns:ds="http://schemas.openxmlformats.org/officeDocument/2006/customXml" ds:itemID="{094FA2FB-8AE1-4670-A9A5-41EBD8DC8FEA}">
   <ds:schemaRefs>
     <ds:schemaRef ds:uri="http://schemas.microsoft.com/office/2006/metadata/contentType"/>
@@ -31261,26 +31280,14 @@
 </ds:datastoreItem>
 </file>
 
-<file path=customXml/itemProps2.xml><?xml version="1.0" encoding="utf-8"?>
-<ds:datastoreItem xmlns:ds="http://schemas.openxmlformats.org/officeDocument/2006/customXml" ds:itemID="{6591F282-3185-4100-B552-A980004A2E03}">
+<file path=customXml/itemProps4.xml><?xml version="1.0" encoding="utf-8"?>
+<ds:datastoreItem xmlns:ds="http://schemas.openxmlformats.org/officeDocument/2006/customXml" ds:itemID="{C343F380-BC88-49B6-AE9F-BEF273956C6B}">
   <ds:schemaRefs>
-    <ds:schemaRef ds:uri="urn:microsoft-dynamics-nav/reports/Tenant_Report_Defaults/2000000001/"/>
-  </ds:schemaRefs>
-</ds:datastoreItem>
-</file>
-
-<file path=customXml/itemProps3.xml><?xml version="1.0" encoding="utf-8"?>
-<ds:datastoreItem xmlns:ds="http://schemas.openxmlformats.org/officeDocument/2006/customXml" ds:itemID="{89DB96BF-8133-438A-AAD3-A3C21079AEB1}">
-  <ds:schemaRefs>
-    <ds:schemaRef ds:uri="http://schemas.openxmlformats.org/officeDocument/2006/bibliography"/>
-  </ds:schemaRefs>
-</ds:datastoreItem>
-</file>
-
-<file path=customXml/itemProps4.xml><?xml version="1.0" encoding="utf-8"?>
-<ds:datastoreItem xmlns:ds="http://schemas.openxmlformats.org/officeDocument/2006/customXml" ds:itemID="{794A51A3-426A-4173-ACB3-2FC0F281483E}">
-  <ds:schemaRefs>
-    <ds:schemaRef ds:uri="http://schemas.microsoft.com/sharepoint/v3/contenttype/forms"/>
+    <ds:schemaRef ds:uri="http://schemas.microsoft.com/office/2006/metadata/properties"/>
+    <ds:schemaRef ds:uri="http://schemas.microsoft.com/office/infopath/2007/PartnerControls"/>
+    <ds:schemaRef ds:uri="178f68d8-b893-4efd-8406-fab0f21873e4"/>
+    <ds:schemaRef ds:uri="http://schemas.microsoft.com/sharepoint/v3"/>
+    <ds:schemaRef ds:uri="b83e059f-de16-406c-a902-3d56d4e79ec8"/>
   </ds:schemaRefs>
 </ds:datastoreItem>
 </file>
@@ -31294,13 +31301,9 @@
 </file>
 
 <file path=customXml/itemProps6.xml><?xml version="1.0" encoding="utf-8"?>
-<ds:datastoreItem xmlns:ds="http://schemas.openxmlformats.org/officeDocument/2006/customXml" ds:itemID="{C343F380-BC88-49B6-AE9F-BEF273956C6B}">
+<ds:datastoreItem xmlns:ds="http://schemas.openxmlformats.org/officeDocument/2006/customXml" ds:itemID="{794A51A3-426A-4173-ACB3-2FC0F281483E}">
   <ds:schemaRefs>
-    <ds:schemaRef ds:uri="http://schemas.microsoft.com/office/2006/metadata/properties"/>
-    <ds:schemaRef ds:uri="http://schemas.microsoft.com/office/infopath/2007/PartnerControls"/>
-    <ds:schemaRef ds:uri="178f68d8-b893-4efd-8406-fab0f21873e4"/>
-    <ds:schemaRef ds:uri="http://schemas.microsoft.com/sharepoint/v3"/>
-    <ds:schemaRef ds:uri="b83e059f-de16-406c-a902-3d56d4e79ec8"/>
+    <ds:schemaRef ds:uri="http://schemas.microsoft.com/sharepoint/v3/contenttype/forms"/>
   </ds:schemaRefs>
 </ds:datastoreItem>
 </file>

--- a/src/Layers/W1/BaseApp/Foundation/Reporting/ReportParts/HeaderFooterDesign/ExternalModern.docx
+++ b/src/Layers/W1/BaseApp/Foundation/Reporting/ReportParts/HeaderFooterDesign/ExternalModern.docx
@@ -36,13 +36,175 @@
         </w:rPr>
       </w:pPr>
     </w:p>
+    <w:p>
+      <w:pPr>
+        <w:rPr>
+          <w:lang w:val="da-DK"/>
+        </w:rPr>
+      </w:pPr>
+    </w:p>
+    <w:p>
+      <w:pPr>
+        <w:rPr>
+          <w:lang w:val="da-DK"/>
+        </w:rPr>
+      </w:pPr>
+    </w:p>
+    <w:p>
+      <w:pPr>
+        <w:rPr>
+          <w:lang w:val="da-DK"/>
+        </w:rPr>
+      </w:pPr>
+    </w:p>
+    <w:p>
+      <w:pPr>
+        <w:rPr>
+          <w:lang w:val="da-DK"/>
+        </w:rPr>
+      </w:pPr>
+    </w:p>
+    <w:p>
+      <w:pPr>
+        <w:rPr>
+          <w:lang w:val="da-DK"/>
+        </w:rPr>
+      </w:pPr>
+    </w:p>
+    <w:p>
+      <w:pPr>
+        <w:rPr>
+          <w:lang w:val="da-DK"/>
+        </w:rPr>
+      </w:pPr>
+    </w:p>
+    <w:p>
+      <w:pPr>
+        <w:rPr>
+          <w:lang w:val="da-DK"/>
+        </w:rPr>
+      </w:pPr>
+    </w:p>
+    <w:p>
+      <w:pPr>
+        <w:rPr>
+          <w:lang w:val="da-DK"/>
+        </w:rPr>
+      </w:pPr>
+    </w:p>
+    <w:p>
+      <w:pPr>
+        <w:rPr>
+          <w:lang w:val="da-DK"/>
+        </w:rPr>
+      </w:pPr>
+    </w:p>
+    <w:p>
+      <w:pPr>
+        <w:rPr>
+          <w:lang w:val="da-DK"/>
+        </w:rPr>
+      </w:pPr>
+    </w:p>
+    <w:p>
+      <w:pPr>
+        <w:ind w:firstLine="720"/>
+        <w:rPr>
+          <w:lang w:val="da-DK"/>
+        </w:rPr>
+      </w:pPr>
+    </w:p>
+    <w:p>
+      <w:pPr>
+        <w:rPr>
+          <w:lang w:val="da-DK"/>
+        </w:rPr>
+      </w:pPr>
+    </w:p>
+    <w:p>
+      <w:pPr>
+        <w:rPr>
+          <w:lang w:val="da-DK"/>
+        </w:rPr>
+      </w:pPr>
+    </w:p>
+    <w:p>
+      <w:pPr>
+        <w:rPr>
+          <w:lang w:val="da-DK"/>
+        </w:rPr>
+      </w:pPr>
+    </w:p>
+    <w:p>
+      <w:pPr>
+        <w:rPr>
+          <w:lang w:val="da-DK"/>
+        </w:rPr>
+      </w:pPr>
+    </w:p>
+    <w:p>
+      <w:pPr>
+        <w:rPr>
+          <w:lang w:val="da-DK"/>
+        </w:rPr>
+      </w:pPr>
+    </w:p>
+    <w:p>
+      <w:pPr>
+        <w:rPr>
+          <w:lang w:val="da-DK"/>
+        </w:rPr>
+      </w:pPr>
+    </w:p>
+    <w:p>
+      <w:pPr>
+        <w:rPr>
+          <w:lang w:val="da-DK"/>
+        </w:rPr>
+      </w:pPr>
+    </w:p>
+    <w:p>
+      <w:pPr>
+        <w:rPr>
+          <w:lang w:val="da-DK"/>
+        </w:rPr>
+      </w:pPr>
+    </w:p>
+    <w:p>
+      <w:pPr>
+        <w:rPr>
+          <w:lang w:val="da-DK"/>
+        </w:rPr>
+      </w:pPr>
+    </w:p>
+    <w:p>
+      <w:pPr>
+        <w:rPr>
+          <w:lang w:val="da-DK"/>
+        </w:rPr>
+      </w:pPr>
+    </w:p>
+    <w:p>
+      <w:pPr>
+        <w:rPr>
+          <w:lang w:val="da-DK"/>
+        </w:rPr>
+      </w:pPr>
+    </w:p>
+    <w:p>
+      <w:pPr>
+        <w:rPr>
+          <w:lang w:val="da-DK"/>
+        </w:rPr>
+      </w:pPr>
+    </w:p>
     <w:sectPr>
       <w:headerReference w:type="default" r:id="rId13"/>
       <w:footerReference w:type="default" r:id="rId14"/>
       <w:headerReference w:type="first" r:id="rId15"/>
       <w:footerReference w:type="first" r:id="rId16"/>
       <w:pgSz w:w="11907" w:h="16839" w:code="9"/>
-      <w:pgMar w:top="216" w:right="706" w:bottom="576" w:left="706" w:header="576" w:footer="144" w:gutter="0"/>
+      <w:pgMar w:top="576" w:right="706" w:bottom="576" w:left="706" w:header="288" w:footer="288" w:gutter="0"/>
       <w:cols w:space="708"/>
       <w:titlePg/>
       <w:docGrid w:linePitch="360"/>
@@ -243,6 +405,7 @@
         </w:tcPr>
         <w:p>
           <w:pPr>
+            <w:spacing w:line="240" w:lineRule="auto"/>
             <w:rPr>
               <w:rFonts w:cstheme="minorHAnsi"/>
               <w:sz w:val="16"/>
@@ -262,7 +425,7 @@
               <w:placeholder>
                 <w:docPart w:val="D6379D6E6219439E812EE9827DC83632"/>
               </w:placeholder>
-              <w:dataBinding w:prefixMappings="xmlns:ns0='urn:microsoft-dynamics-nav/reports/Tenant_Report_Defaults/2000000001/'" w:xpath="/ns0:NavWordReportXmlPart[1]/ns0:BCReportInformation[1]/ns0:CompanyMetadata[1]/ns0:CompanyHomePageCaption[1]" w:storeItemID="{6591F282-3185-4100-B552-A980004A2E03}"/>
+              <w:dataBinding w:prefixMappings="xmlns:ns0='urn:microsoft-dynamics-nav/reports/Tenant_Report_Defaults/2000000001/' " w:xpath="/ns0:NavWordReportXmlPart[1]/ns0:BCReportInformation[1]/ns0:CompanyMetadata[1]/ns0:CompanyHomePageCaption[1]" w:storeItemID="{6591F282-3185-4100-B552-A980004A2E03}"/>
               <w15:color w:val="808080"/>
               <w:text/>
             </w:sdtPr>
@@ -298,7 +461,7 @@
               <w:placeholder>
                 <w:docPart w:val="D6379D6E6219439E812EE9827DC83632"/>
               </w:placeholder>
-              <w:dataBinding w:prefixMappings="xmlns:ns0='urn:microsoft-dynamics-nav/reports/Tenant_Report_Defaults/2000000001/'" w:xpath="/ns0:NavWordReportXmlPart[1]/ns0:BCReportInformation[1]/ns0:CompanyMetadata[1]/ns0:CompanyHomePage[1]" w:storeItemID="{6591F282-3185-4100-B552-A980004A2E03}"/>
+              <w:dataBinding w:prefixMappings="xmlns:ns0='urn:microsoft-dynamics-nav/reports/Tenant_Report_Defaults/2000000001/' " w:xpath="/ns0:NavWordReportXmlPart[1]/ns0:BCReportInformation[1]/ns0:CompanyMetadata[1]/ns0:CompanyHomePage[1]" w:storeItemID="{6591F282-3185-4100-B552-A980004A2E03}"/>
               <w15:color w:val="808080"/>
               <w:text/>
             </w:sdtPr>
@@ -334,7 +497,7 @@
               <w:placeholder>
                 <w:docPart w:val="D6379D6E6219439E812EE9827DC83632"/>
               </w:placeholder>
-              <w:dataBinding w:prefixMappings="xmlns:ns0='urn:microsoft-dynamics-nav/reports/Tenant_Report_Defaults/2000000001/'" w:xpath="/ns0:NavWordReportXmlPart[1]/ns0:BCReportInformation[1]/ns0:CompanyMetadata[1]/ns0:CompanyPhoneCaption[1]" w:storeItemID="{6591F282-3185-4100-B552-A980004A2E03}"/>
+              <w:dataBinding w:prefixMappings="xmlns:ns0='urn:microsoft-dynamics-nav/reports/Tenant_Report_Defaults/2000000001/' " w:xpath="/ns0:NavWordReportXmlPart[1]/ns0:BCReportInformation[1]/ns0:CompanyMetadata[1]/ns0:CompanyPhoneCaption[1]" w:storeItemID="{6591F282-3185-4100-B552-A980004A2E03}"/>
               <w15:color w:val="808080"/>
               <w:text/>
             </w:sdtPr>
@@ -370,7 +533,7 @@
               <w:placeholder>
                 <w:docPart w:val="D6379D6E6219439E812EE9827DC83632"/>
               </w:placeholder>
-              <w:dataBinding w:prefixMappings="xmlns:ns0='urn:microsoft-dynamics-nav/reports/Tenant_Report_Defaults/2000000001/'" w:xpath="/ns0:NavWordReportXmlPart[1]/ns0:BCReportInformation[1]/ns0:CompanyMetadata[1]/ns0:CompanyPhone[1]" w:storeItemID="{6591F282-3185-4100-B552-A980004A2E03}"/>
+              <w:dataBinding w:prefixMappings="xmlns:ns0='urn:microsoft-dynamics-nav/reports/Tenant_Report_Defaults/2000000001/' " w:xpath="/ns0:NavWordReportXmlPart[1]/ns0:BCReportInformation[1]/ns0:CompanyMetadata[1]/ns0:CompanyPhone[1]" w:storeItemID="{6591F282-3185-4100-B552-A980004A2E03}"/>
               <w15:color w:val="808080"/>
               <w:text/>
             </w:sdtPr>
@@ -517,6 +680,7 @@
         </w:tcPr>
         <w:p>
           <w:pPr>
+            <w:spacing w:line="240" w:lineRule="auto"/>
             <w:rPr>
               <w:rFonts w:cstheme="minorHAnsi"/>
               <w:sz w:val="16"/>
@@ -536,7 +700,7 @@
               <w:placeholder>
                 <w:docPart w:val="D5D23BAC6D534008B5DBE00DFAAA1BB9"/>
               </w:placeholder>
-              <w:dataBinding w:prefixMappings="xmlns:ns0='urn:microsoft-dynamics-nav/reports/Tenant_Report_Defaults/2000000001/'" w:xpath="/ns0:NavWordReportXmlPart[1]/ns0:BCReportInformation[1]/ns0:CompanyMetadata[1]/ns0:CompanyEmailCaption[1]" w:storeItemID="{6591F282-3185-4100-B552-A980004A2E03}"/>
+              <w:dataBinding w:prefixMappings="xmlns:ns0='urn:microsoft-dynamics-nav/reports/Tenant_Report_Defaults/2000000001/' " w:xpath="/ns0:NavWordReportXmlPart[1]/ns0:BCReportInformation[1]/ns0:CompanyMetadata[1]/ns0:CompanyEmailCaption[1]" w:storeItemID="{6591F282-3185-4100-B552-A980004A2E03}"/>
               <w15:color w:val="808080"/>
               <w:text/>
             </w:sdtPr>
@@ -572,7 +736,7 @@
               <w:placeholder>
                 <w:docPart w:val="D5D23BAC6D534008B5DBE00DFAAA1BB9"/>
               </w:placeholder>
-              <w:dataBinding w:prefixMappings="xmlns:ns0='urn:microsoft-dynamics-nav/reports/Tenant_Report_Defaults/2000000001/'" w:xpath="/ns0:NavWordReportXmlPart[1]/ns0:BCReportInformation[1]/ns0:CompanyMetadata[1]/ns0:CompanyEmail[1]" w:storeItemID="{6591F282-3185-4100-B552-A980004A2E03}"/>
+              <w:dataBinding w:prefixMappings="xmlns:ns0='urn:microsoft-dynamics-nav/reports/Tenant_Report_Defaults/2000000001/' " w:xpath="/ns0:NavWordReportXmlPart[1]/ns0:BCReportInformation[1]/ns0:CompanyMetadata[1]/ns0:CompanyEmail[1]" w:storeItemID="{6591F282-3185-4100-B552-A980004A2E03}"/>
               <w15:color w:val="808080"/>
               <w:text/>
             </w:sdtPr>
@@ -608,7 +772,7 @@
               <w:placeholder>
                 <w:docPart w:val="06686A0925D745219A32479543DC0E24"/>
               </w:placeholder>
-              <w:dataBinding w:prefixMappings="xmlns:ns0='urn:microsoft-dynamics-nav/reports/Tenant_Report_Defaults/2000000001/'" w:xpath="/ns0:NavWordReportXmlPart[1]/ns0:BCReportInformation[1]/ns0:CompanyMetadata[1]/ns0:CompanyFaxNoCaption[1]" w:storeItemID="{6591F282-3185-4100-B552-A980004A2E03}"/>
+              <w:dataBinding w:prefixMappings="xmlns:ns0='urn:microsoft-dynamics-nav/reports/Tenant_Report_Defaults/2000000001/' " w:xpath="/ns0:NavWordReportXmlPart[1]/ns0:BCReportInformation[1]/ns0:CompanyMetadata[1]/ns0:CompanyFaxNoCaption[1]" w:storeItemID="{6591F282-3185-4100-B552-A980004A2E03}"/>
               <w15:color w:val="808080"/>
               <w:text/>
             </w:sdtPr>
@@ -644,7 +808,7 @@
               <w:placeholder>
                 <w:docPart w:val="418A735C7DCB4234B58B5D28743DEF18"/>
               </w:placeholder>
-              <w:dataBinding w:prefixMappings="xmlns:ns0='urn:microsoft-dynamics-nav/reports/Tenant_Report_Defaults/2000000001/'" w:xpath="/ns0:NavWordReportXmlPart[1]/ns0:BCReportInformation[1]/ns0:CompanyMetadata[1]/ns0:CompanyFaxNo[1]" w:storeItemID="{6591F282-3185-4100-B552-A980004A2E03}"/>
+              <w:dataBinding w:prefixMappings="xmlns:ns0='urn:microsoft-dynamics-nav/reports/Tenant_Report_Defaults/2000000001/' " w:xpath="/ns0:NavWordReportXmlPart[1]/ns0:BCReportInformation[1]/ns0:CompanyMetadata[1]/ns0:CompanyFaxNo[1]" w:storeItemID="{6591F282-3185-4100-B552-A980004A2E03}"/>
               <w15:color w:val="808080"/>
               <w:text/>
             </w:sdtPr>
@@ -691,6 +855,7 @@
         </w:tcPr>
         <w:p>
           <w:pPr>
+            <w:spacing w:line="240" w:lineRule="auto"/>
             <w:rPr>
               <w:rFonts w:cstheme="minorHAnsi"/>
               <w:sz w:val="16"/>
@@ -710,7 +875,7 @@
               <w:placeholder>
                 <w:docPart w:val="9958AF2F4FE246329788F5489FA77735"/>
               </w:placeholder>
-              <w:dataBinding w:prefixMappings="xmlns:ns0='urn:microsoft-dynamics-nav/reports/Tenant_Report_Defaults/2000000001/'" w:xpath="/ns0:NavWordReportXmlPart[1]/ns0:BCReportInformation[1]/ns0:CompanyMetadata[1]/ns0:CompanyVATRegistrationNoCaption[1]" w:storeItemID="{6591F282-3185-4100-B552-A980004A2E03}"/>
+              <w:dataBinding w:prefixMappings="xmlns:ns0='urn:microsoft-dynamics-nav/reports/Tenant_Report_Defaults/2000000001/' " w:xpath="/ns0:NavWordReportXmlPart[1]/ns0:BCReportInformation[1]/ns0:CompanyMetadata[1]/ns0:CompanyVATRegistrationNoCaption[1]" w:storeItemID="{6591F282-3185-4100-B552-A980004A2E03}"/>
               <w15:color w:val="808080"/>
               <w:text/>
             </w:sdtPr>
@@ -746,7 +911,7 @@
               <w:placeholder>
                 <w:docPart w:val="9958AF2F4FE246329788F5489FA77735"/>
               </w:placeholder>
-              <w:dataBinding w:prefixMappings="xmlns:ns0='urn:microsoft-dynamics-nav/reports/Tenant_Report_Defaults/2000000001/'" w:xpath="/ns0:NavWordReportXmlPart[1]/ns0:BCReportInformation[1]/ns0:CompanyMetadata[1]/ns0:CompanyVATRegistrationNo[1]" w:storeItemID="{6591F282-3185-4100-B552-A980004A2E03}"/>
+              <w:dataBinding w:prefixMappings="xmlns:ns0='urn:microsoft-dynamics-nav/reports/Tenant_Report_Defaults/2000000001/' " w:xpath="/ns0:NavWordReportXmlPart[1]/ns0:BCReportInformation[1]/ns0:CompanyMetadata[1]/ns0:CompanyVATRegistrationNo[1]" w:storeItemID="{6591F282-3185-4100-B552-A980004A2E03}"/>
               <w15:color w:val="808080"/>
               <w:text/>
             </w:sdtPr>
@@ -790,7 +955,7 @@
               <w:placeholder>
                 <w:docPart w:val="381D89A1AAEB4DFC825C7BCD4F1E0652"/>
               </w:placeholder>
-              <w:dataBinding w:prefixMappings="xmlns:ns0='urn:microsoft-dynamics-nav/reports/Tenant_Report_Defaults/2000000001/'" w:xpath="/ns0:NavWordReportXmlPart[1]/ns0:BCReportInformation[1]/ns0:CompanyMetadata[1]/ns0:CompanyGiroNoCaption[1]" w:storeItemID="{6591F282-3185-4100-B552-A980004A2E03}"/>
+              <w:dataBinding w:prefixMappings="xmlns:ns0='urn:microsoft-dynamics-nav/reports/Tenant_Report_Defaults/2000000001/' " w:xpath="/ns0:NavWordReportXmlPart[1]/ns0:BCReportInformation[1]/ns0:CompanyMetadata[1]/ns0:CompanyGiroNoCaption[1]" w:storeItemID="{6591F282-3185-4100-B552-A980004A2E03}"/>
               <w15:color w:val="808080"/>
               <w:text/>
             </w:sdtPr>
@@ -826,7 +991,7 @@
               <w:placeholder>
                 <w:docPart w:val="381D89A1AAEB4DFC825C7BCD4F1E0652"/>
               </w:placeholder>
-              <w:dataBinding w:prefixMappings="xmlns:ns0='urn:microsoft-dynamics-nav/reports/Tenant_Report_Defaults/2000000001/'" w:xpath="/ns0:NavWordReportXmlPart[1]/ns0:BCReportInformation[1]/ns0:CompanyMetadata[1]/ns0:CompanyGiroNo[1]" w:storeItemID="{6591F282-3185-4100-B552-A980004A2E03}"/>
+              <w:dataBinding w:prefixMappings="xmlns:ns0='urn:microsoft-dynamics-nav/reports/Tenant_Report_Defaults/2000000001/' " w:xpath="/ns0:NavWordReportXmlPart[1]/ns0:BCReportInformation[1]/ns0:CompanyMetadata[1]/ns0:CompanyGiroNo[1]" w:storeItemID="{6591F282-3185-4100-B552-A980004A2E03}"/>
               <w15:color w:val="808080"/>
               <w:text/>
             </w:sdtPr>
@@ -872,6 +1037,7 @@
         </w:tcPr>
         <w:p>
           <w:pPr>
+            <w:spacing w:line="240" w:lineRule="auto"/>
             <w:rPr>
               <w:rFonts w:cstheme="minorHAnsi"/>
               <w:sz w:val="16"/>
@@ -891,7 +1057,7 @@
               <w:placeholder>
                 <w:docPart w:val="9BB7606A5ECD401C92ECA5A9ED89BBCA"/>
               </w:placeholder>
-              <w:dataBinding w:prefixMappings="xmlns:ns0='urn:microsoft-dynamics-nav/reports/Tenant_Report_Defaults/2000000001/'" w:xpath="/ns0:NavWordReportXmlPart[1]/ns0:BCReportInformation[1]/ns0:CompanyMetadata[1]/ns0:CompanyBankName[1]" w:storeItemID="{6591F282-3185-4100-B552-A980004A2E03}"/>
+              <w:dataBinding w:prefixMappings="xmlns:ns0='urn:microsoft-dynamics-nav/reports/Tenant_Report_Defaults/2000000001/' " w:xpath="/ns0:NavWordReportXmlPart[1]/ns0:BCReportInformation[1]/ns0:CompanyMetadata[1]/ns0:CompanyBankName[1]" w:storeItemID="{6591F282-3185-4100-B552-A980004A2E03}"/>
               <w15:color w:val="808080"/>
               <w:text/>
             </w:sdtPr>
@@ -927,7 +1093,7 @@
               <w:placeholder>
                 <w:docPart w:val="C28645A9A254473A8ED8334D4C25D878"/>
               </w:placeholder>
-              <w:dataBinding w:prefixMappings="xmlns:ns0='urn:microsoft-dynamics-nav/reports/Tenant_Report_Defaults/2000000001/'" w:xpath="/ns0:NavWordReportXmlPart[1]/ns0:BCReportInformation[1]/ns0:CompanyMetadata[1]/ns0:CompanyBankBranchNo[1]" w:storeItemID="{6591F282-3185-4100-B552-A980004A2E03}"/>
+              <w:dataBinding w:prefixMappings="xmlns:ns0='urn:microsoft-dynamics-nav/reports/Tenant_Report_Defaults/2000000001/' " w:xpath="/ns0:NavWordReportXmlPart[1]/ns0:BCReportInformation[1]/ns0:CompanyMetadata[1]/ns0:CompanyBankBranchNo[1]" w:storeItemID="{6591F282-3185-4100-B552-A980004A2E03}"/>
               <w15:color w:val="808080"/>
               <w:text/>
             </w:sdtPr>
@@ -963,7 +1129,7 @@
               <w:placeholder>
                 <w:docPart w:val="E87C0CAEB19C4718881BD4D0493E18EB"/>
               </w:placeholder>
-              <w:dataBinding w:prefixMappings="xmlns:ns0='urn:microsoft-dynamics-nav/reports/Tenant_Report_Defaults/2000000001/'" w:xpath="/ns0:NavWordReportXmlPart[1]/ns0:BCReportInformation[1]/ns0:CompanyMetadata[1]/ns0:CompanyBankAccountNo[1]" w:storeItemID="{6591F282-3185-4100-B552-A980004A2E03}"/>
+              <w:dataBinding w:prefixMappings="xmlns:ns0='urn:microsoft-dynamics-nav/reports/Tenant_Report_Defaults/2000000001/' " w:xpath="/ns0:NavWordReportXmlPart[1]/ns0:BCReportInformation[1]/ns0:CompanyMetadata[1]/ns0:CompanyBankAccountNo[1]" w:storeItemID="{6591F282-3185-4100-B552-A980004A2E03}"/>
               <w15:color w:val="808080"/>
               <w:text/>
             </w:sdtPr>
@@ -1052,16 +1218,23 @@
     </w:tblGrid>
     <w:tr>
       <w:trPr>
-        <w:trHeight w:val="432"/>
+        <w:trHeight w:val="537"/>
       </w:trPr>
       <w:tc>
         <w:tcPr>
-          <w:tcW w:w="7015" w:type="dxa"/>
+          <w:tcW w:w="6932" w:type="dxa"/>
+          <w:vAlign w:val="bottom"/>
         </w:tcPr>
         <w:p>
+          <w:pPr>
+            <w:rPr>
+              <w:rFonts w:asciiTheme="majorHAnsi" w:hAnsiTheme="majorHAnsi" w:cstheme="majorHAnsi"/>
+            </w:rPr>
+          </w:pPr>
           <w:sdt>
             <w:sdtPr>
               <w:rPr>
+                <w:rFonts w:asciiTheme="majorHAnsi" w:hAnsiTheme="majorHAnsi" w:cstheme="majorHAnsi"/>
                 <w:sz w:val="16"/>
                 <w:szCs w:val="16"/>
               </w:rPr>
@@ -1071,13 +1244,14 @@
               <w:placeholder>
                 <w:docPart w:val="1FEE138237C145679D27309B52717B22"/>
               </w:placeholder>
-              <w:dataBinding w:prefixMappings="xmlns:ns0='urn:microsoft-dynamics-nav/reports/Tenant_Report_Defaults/2000000001/'" w:xpath="/ns0:NavWordReportXmlPart[1]/ns0:BCReportInformation[1]/ns0:ReportMetadata[1]/ns0:ReportCaption[1]" w:storeItemID="{6591F282-3185-4100-B552-A980004A2E03}"/>
+              <w:dataBinding w:prefixMappings="xmlns:ns0='urn:microsoft-dynamics-nav/reports/Tenant_Report_Defaults/2000000001/' " w:xpath="/ns0:NavWordReportXmlPart[1]/ns0:BCReportInformation[1]/ns0:ReportMetadata[1]/ns0:ReportCaption[1]" w:storeItemID="{6591F282-3185-4100-B552-A980004A2E03}"/>
               <w15:color w:val="808080"/>
               <w:text/>
             </w:sdtPr>
             <w:sdtContent>
               <w:r>
                 <w:rPr>
+                  <w:rFonts w:asciiTheme="majorHAnsi" w:hAnsiTheme="majorHAnsi" w:cstheme="majorHAnsi"/>
                   <w:sz w:val="16"/>
                   <w:szCs w:val="16"/>
                 </w:rPr>
@@ -1089,10 +1263,12 @@
       </w:tc>
       <w:tc>
         <w:tcPr>
-          <w:tcW w:w="3605" w:type="dxa"/>
+          <w:tcW w:w="3563" w:type="dxa"/>
+          <w:vAlign w:val="bottom"/>
         </w:tcPr>
         <w:p>
           <w:pPr>
+            <w:spacing w:after="100" w:afterAutospacing="1"/>
             <w:jc w:val="right"/>
             <w:rPr>
               <w:rFonts w:eastAsiaTheme="majorEastAsia"/>
@@ -1102,6 +1278,8 @@
             <w:sdtPr>
               <w:rPr>
                 <w:rFonts w:asciiTheme="majorHAnsi" w:hAnsiTheme="majorHAnsi" w:cstheme="majorHAnsi"/>
+                <w:sz w:val="16"/>
+                <w:szCs w:val="16"/>
               </w:rPr>
               <w:alias w:val="CompanyName"/>
               <w:tag w:val="#BC:InsertDataItem,BCReportInformation/ReportRequest/CompanyName"/>
@@ -1109,7 +1287,7 @@
               <w:placeholder>
                 <w:docPart w:val="1FEE138237C145679D27309B52717B22"/>
               </w:placeholder>
-              <w:dataBinding w:prefixMappings="xmlns:ns0='urn:microsoft-dynamics-nav/reports/Tenant_Report_Defaults/2000000001/'" w:xpath="/ns0:NavWordReportXmlPart[1]/ns0:BCReportInformation[1]/ns0:ReportRequest[1]/ns0:CompanyName[1]" w:storeItemID="{6591F282-3185-4100-B552-A980004A2E03}"/>
+              <w:dataBinding w:prefixMappings="xmlns:ns0='urn:microsoft-dynamics-nav/reports/Tenant_Report_Defaults/2000000001/' " w:xpath="/ns0:NavWordReportXmlPart[1]/ns0:BCReportInformation[1]/ns0:ReportRequest[1]/ns0:CompanyName[1]" w:storeItemID="{6591F282-3185-4100-B552-A980004A2E03}"/>
               <w15:color w:val="808080"/>
               <w:text/>
             </w:sdtPr>
@@ -1117,6 +1295,8 @@
               <w:r>
                 <w:rPr>
                   <w:rFonts w:asciiTheme="majorHAnsi" w:hAnsiTheme="majorHAnsi" w:cstheme="majorHAnsi"/>
+                  <w:sz w:val="16"/>
+                  <w:szCs w:val="16"/>
                 </w:rPr>
                 <w:t>Company Name</w:t>
               </w:r>
@@ -1159,11 +1339,12 @@
     </w:tblGrid>
     <w:tr>
       <w:trPr>
-        <w:trHeight w:val="804"/>
+        <w:trHeight w:val="288"/>
       </w:trPr>
       <w:tc>
         <w:tcPr>
-          <w:tcW w:w="6930" w:type="dxa"/>
+          <w:tcW w:w="6928" w:type="dxa"/>
+          <w:vAlign w:val="bottom"/>
         </w:tcPr>
         <w:sdt>
           <w:sdtPr>
@@ -1173,7 +1354,7 @@
             <w:placeholder>
               <w:docPart w:val="EED7127D55964A44AB61D89F364313EB"/>
             </w:placeholder>
-            <w:dataBinding w:prefixMappings="xmlns:ns0='urn:microsoft-dynamics-nav/reports/Tenant_Report_Defaults/2000000001/'" w:xpath="/ns0:NavWordReportXmlPart[1]/ns0:BCReportInformation[1]/ns0:ReportMetadata[1]/ns0:ReportCaption[1]" w:storeItemID="{6591F282-3185-4100-B552-A980004A2E03}"/>
+            <w:dataBinding w:prefixMappings="xmlns:ns0='urn:microsoft-dynamics-nav/reports/Tenant_Report_Defaults/2000000001/' " w:xpath="/ns0:NavWordReportXmlPart[1]/ns0:BCReportInformation[1]/ns0:ReportMetadata[1]/ns0:ReportCaption[1]" w:storeItemID="{6591F282-3185-4100-B552-A980004A2E03}"/>
             <w15:color w:val="808080"/>
             <w:text/>
           </w:sdtPr>
@@ -1181,6 +1362,7 @@
             <w:p>
               <w:pPr>
                 <w:pStyle w:val="Title"/>
+                <w:spacing w:after="0"/>
                 <w:rPr>
                   <w:sz w:val="72"/>
                   <w:szCs w:val="44"/>
@@ -1195,53 +1377,58 @@
       </w:tc>
       <w:tc>
         <w:tcPr>
-          <w:tcW w:w="3568" w:type="dxa"/>
+          <w:tcW w:w="3567" w:type="dxa"/>
+          <w:vAlign w:val="bottom"/>
         </w:tcPr>
-        <w:sdt>
-          <w:sdtPr>
+        <w:p>
+          <w:pPr>
+            <w:pStyle w:val="Title"/>
+            <w:spacing w:after="0"/>
+            <w:jc w:val="right"/>
             <w:rPr>
-              <w:rFonts w:asciiTheme="majorHAnsi" w:hAnsiTheme="majorHAnsi" w:cstheme="majorHAnsi"/>
+              <w:sz w:val="72"/>
+              <w:szCs w:val="44"/>
             </w:rPr>
-            <w:alias w:val="CompanyName"/>
-            <w:tag w:val="#BC:InsertDataItem,BCReportInformation/ReportRequest/CompanyName"/>
-            <w:id w:val="-1476142504"/>
-            <w:placeholder>
-              <w:docPart w:val="EED7127D55964A44AB61D89F364313EB"/>
-            </w:placeholder>
-            <w:dataBinding w:prefixMappings="xmlns:ns0='urn:microsoft-dynamics-nav/reports/Tenant_Report_Defaults/2000000001/'" w:xpath="/ns0:NavWordReportXmlPart[1]/ns0:BCReportInformation[1]/ns0:ReportRequest[1]/ns0:CompanyName[1]" w:storeItemID="{6591F282-3185-4100-B552-A980004A2E03}"/>
-            <w15:color w:val="808080"/>
-            <w:text/>
-          </w:sdtPr>
-          <w:sdtContent>
-            <w:p>
-              <w:pPr>
-                <w:jc w:val="right"/>
-                <w:rPr>
-                  <w:rFonts w:asciiTheme="majorHAnsi" w:hAnsiTheme="majorHAnsi" w:cstheme="majorHAnsi"/>
-                  <w:sz w:val="18"/>
-                  <w:szCs w:val="18"/>
-                </w:rPr>
-              </w:pPr>
+          </w:pPr>
+          <w:r>
+            <w:t xml:space="preserve"> </w:t>
+          </w:r>
+          <w:sdt>
+            <w:sdtPr>
+              <w:rPr>
+                <w:rFonts w:asciiTheme="majorHAnsi" w:hAnsiTheme="majorHAnsi" w:cstheme="majorHAnsi"/>
+                <w:caps w:val="0"/>
+                <w:smallCaps w:val="0"/>
+                <w:spacing w:val="0"/>
+                <w:kern w:val="0"/>
+                <w:sz w:val="16"/>
+                <w:szCs w:val="16"/>
+              </w:rPr>
+              <w:alias w:val="CompanyName"/>
+              <w:tag w:val="#BC:InsertDataItem,BCReportInformation/ReportRequest/CompanyName"/>
+              <w:id w:val="-1476142504"/>
+              <w:placeholder>
+                <w:docPart w:val="EED7127D55964A44AB61D89F364313EB"/>
+              </w:placeholder>
+              <w:dataBinding w:prefixMappings="xmlns:ns0='urn:microsoft-dynamics-nav/reports/Tenant_Report_Defaults/2000000001/' " w:xpath="/ns0:NavWordReportXmlPart[1]/ns0:BCReportInformation[1]/ns0:ReportRequest[1]/ns0:CompanyName[1]" w:storeItemID="{6591F282-3185-4100-B552-A980004A2E03}"/>
+              <w15:color w:val="808080"/>
+              <w:text/>
+            </w:sdtPr>
+            <w:sdtContent>
               <w:r>
                 <w:rPr>
                   <w:rFonts w:asciiTheme="majorHAnsi" w:hAnsiTheme="majorHAnsi" w:cstheme="majorHAnsi"/>
+                  <w:caps w:val="0"/>
+                  <w:smallCaps w:val="0"/>
+                  <w:spacing w:val="0"/>
+                  <w:kern w:val="0"/>
+                  <w:sz w:val="16"/>
+                  <w:szCs w:val="16"/>
                 </w:rPr>
                 <w:t>Company Name</w:t>
               </w:r>
-            </w:p>
-          </w:sdtContent>
-        </w:sdt>
-        <w:p>
-          <w:pPr>
-            <w:jc w:val="right"/>
-            <w:rPr>
-              <w:rFonts w:cstheme="minorHAnsi"/>
-              <w:b/>
-              <w:bCs/>
-              <w:sz w:val="18"/>
-              <w:szCs w:val="18"/>
-            </w:rPr>
-          </w:pPr>
+            </w:sdtContent>
+          </w:sdt>
         </w:p>
       </w:tc>
     </w:tr>
@@ -29634,12 +29821,14 @@
     <w:sig w:usb0="00000003" w:usb1="10000000" w:usb2="00000000" w:usb3="00000000" w:csb0="80000001" w:csb1="00000000"/>
   </w:font>
   <w:font w:name="Aptos">
+    <w:panose1 w:val="020B0004020202020204"/>
     <w:charset w:val="00"/>
     <w:family w:val="swiss"/>
     <w:pitch w:val="variable"/>
     <w:sig w:usb0="20000287" w:usb1="00000003" w:usb2="00000000" w:usb3="00000000" w:csb0="0000019F" w:csb1="00000000"/>
   </w:font>
   <w:font w:name="Aptos Display">
+    <w:panose1 w:val="020B0004020202020204"/>
     <w:charset w:val="00"/>
     <w:family w:val="swiss"/>
     <w:pitch w:val="variable"/>
@@ -29666,6 +29855,7 @@
   <w:rsids>
     <w:rsidRoot w:val="005E35BE"/>
     <w:rsid w:val="000339AB"/>
+    <w:rsid w:val="000617F1"/>
     <w:rsid w:val="00073078"/>
     <w:rsid w:val="0009355D"/>
     <w:rsid w:val="001024F7"/>
@@ -29699,13 +29889,16 @@
     <w:rsid w:val="004966EF"/>
     <w:rsid w:val="004B4560"/>
     <w:rsid w:val="004C44EA"/>
+    <w:rsid w:val="00500372"/>
     <w:rsid w:val="005073E4"/>
     <w:rsid w:val="00507E0A"/>
+    <w:rsid w:val="00521739"/>
     <w:rsid w:val="00591BD2"/>
     <w:rsid w:val="005E2FAF"/>
     <w:rsid w:val="005E35BE"/>
     <w:rsid w:val="005F2E92"/>
     <w:rsid w:val="0062513B"/>
+    <w:rsid w:val="00636EC5"/>
     <w:rsid w:val="006F7175"/>
     <w:rsid w:val="00710646"/>
     <w:rsid w:val="00781235"/>
@@ -30617,7 +30810,7 @@
   <wetp:taskpane dockstate="right" visibility="0" width="350" row="7">
     <wetp:webextensionref xmlns:r="http://schemas.openxmlformats.org/officeDocument/2006/relationships" r:id="rId1"/>
   </wetp:taskpane>
-  <wetp:taskpane dockstate="right" visibility="0" width="350" row="8">
+  <wetp:taskpane dockstate="right" visibility="0" width="741" row="9">
     <wetp:webextensionref xmlns:r="http://schemas.openxmlformats.org/officeDocument/2006/relationships" r:id="rId2"/>
   </wetp:taskpane>
 </wetp:taskpanes>
